--- a/FlexControlSystem/FlexControlSystem/doc/通信协议.docx
+++ b/FlexControlSystem/FlexControlSystem/doc/通信协议.docx
@@ -24,364 +24,7 @@
     </w:p>
     <w:tbl>
       <w:tblPr>
-        <w:tblStyle w:val="14"/>
-        <w:tblW w:w="8075" w:type="dxa"/>
-        <w:tblInd w:w="0" w:type="dxa"/>
-        <w:tblBorders>
-          <w:top w:val="single" w:color="auto" w:sz="4" w:space="0"/>
-          <w:left w:val="single" w:color="auto" w:sz="4" w:space="0"/>
-          <w:bottom w:val="single" w:color="auto" w:sz="4" w:space="0"/>
-          <w:right w:val="single" w:color="auto" w:sz="4" w:space="0"/>
-          <w:insideH w:val="single" w:color="auto" w:sz="4" w:space="0"/>
-          <w:insideV w:val="single" w:color="auto" w:sz="4" w:space="0"/>
-        </w:tblBorders>
-        <w:tblLayout w:type="fixed"/>
-        <w:tblCellMar>
-          <w:top w:w="0" w:type="dxa"/>
-          <w:left w:w="108" w:type="dxa"/>
-          <w:bottom w:w="0" w:type="dxa"/>
-          <w:right w:w="108" w:type="dxa"/>
-        </w:tblCellMar>
-      </w:tblPr>
-      <w:tblGrid>
-        <w:gridCol w:w="988"/>
-        <w:gridCol w:w="850"/>
-        <w:gridCol w:w="1276"/>
-        <w:gridCol w:w="1134"/>
-        <w:gridCol w:w="2410"/>
-        <w:gridCol w:w="1417"/>
-      </w:tblGrid>
-      <w:tr>
-        <w:tblPrEx>
-          <w:tblBorders>
-            <w:top w:val="single" w:color="auto" w:sz="4" w:space="0"/>
-            <w:left w:val="single" w:color="auto" w:sz="4" w:space="0"/>
-            <w:bottom w:val="single" w:color="auto" w:sz="4" w:space="0"/>
-            <w:right w:val="single" w:color="auto" w:sz="4" w:space="0"/>
-            <w:insideH w:val="single" w:color="auto" w:sz="4" w:space="0"/>
-            <w:insideV w:val="single" w:color="auto" w:sz="4" w:space="0"/>
-          </w:tblBorders>
-        </w:tblPrEx>
-        <w:tc>
-          <w:tcPr>
-            <w:tcW w:w="988" w:type="dxa"/>
-            <w:vAlign w:val="bottom"/>
-          </w:tcPr>
-          <w:p>
-            <w:pPr>
-              <w:jc w:val="center"/>
-              <w:rPr>
-                <w:rFonts w:hint="eastAsia"/>
-              </w:rPr>
-            </w:pPr>
-            <w:r>
-              <w:rPr>
-                <w:rFonts w:hint="eastAsia"/>
-              </w:rPr>
-              <w:t>帧头</w:t>
-            </w:r>
-          </w:p>
-        </w:tc>
-        <w:tc>
-          <w:tcPr>
-            <w:tcW w:w="850" w:type="dxa"/>
-            <w:vAlign w:val="bottom"/>
-          </w:tcPr>
-          <w:p>
-            <w:pPr>
-              <w:jc w:val="center"/>
-              <w:rPr>
-                <w:rFonts w:hint="eastAsia"/>
-              </w:rPr>
-            </w:pPr>
-            <w:r>
-              <w:rPr>
-                <w:rFonts w:hint="eastAsia"/>
-              </w:rPr>
-              <w:t>指令</w:t>
-            </w:r>
-          </w:p>
-        </w:tc>
-        <w:tc>
-          <w:tcPr>
-            <w:tcW w:w="1276" w:type="dxa"/>
-            <w:vAlign w:val="bottom"/>
-          </w:tcPr>
-          <w:p>
-            <w:pPr>
-              <w:jc w:val="center"/>
-              <w:rPr>
-                <w:rFonts w:hint="eastAsia"/>
-              </w:rPr>
-            </w:pPr>
-            <w:r>
-              <w:rPr>
-                <w:rFonts w:hint="eastAsia"/>
-              </w:rPr>
-              <w:t>数据长度</w:t>
-            </w:r>
-          </w:p>
-        </w:tc>
-        <w:tc>
-          <w:tcPr>
-            <w:tcW w:w="1134" w:type="dxa"/>
-          </w:tcPr>
-          <w:p>
-            <w:pPr>
-              <w:jc w:val="center"/>
-              <w:rPr>
-                <w:rFonts w:hint="eastAsia"/>
-              </w:rPr>
-            </w:pPr>
-            <w:r>
-              <w:rPr>
-                <w:rFonts w:hint="eastAsia"/>
-              </w:rPr>
-              <w:t>数据</w:t>
-            </w:r>
-          </w:p>
-        </w:tc>
-        <w:tc>
-          <w:tcPr>
-            <w:tcW w:w="2410" w:type="dxa"/>
-          </w:tcPr>
-          <w:p>
-            <w:pPr>
-              <w:jc w:val="center"/>
-              <w:rPr>
-                <w:rFonts w:hint="eastAsia"/>
-              </w:rPr>
-            </w:pPr>
-            <w:r>
-              <w:rPr>
-                <w:rFonts w:hint="eastAsia"/>
-              </w:rPr>
-              <w:t>校验</w:t>
-            </w:r>
-          </w:p>
-        </w:tc>
-        <w:tc>
-          <w:tcPr>
-            <w:tcW w:w="1417" w:type="dxa"/>
-            <w:vAlign w:val="bottom"/>
-          </w:tcPr>
-          <w:p>
-            <w:pPr>
-              <w:jc w:val="center"/>
-              <w:rPr>
-                <w:rFonts w:hint="eastAsia"/>
-              </w:rPr>
-            </w:pPr>
-            <w:r>
-              <w:rPr>
-                <w:rFonts w:hint="eastAsia"/>
-              </w:rPr>
-              <w:t>帧尾</w:t>
-            </w:r>
-          </w:p>
-        </w:tc>
-      </w:tr>
-      <w:tr>
-        <w:tblPrEx>
-          <w:tblBorders>
-            <w:top w:val="single" w:color="auto" w:sz="4" w:space="0"/>
-            <w:left w:val="single" w:color="auto" w:sz="4" w:space="0"/>
-            <w:bottom w:val="single" w:color="auto" w:sz="4" w:space="0"/>
-            <w:right w:val="single" w:color="auto" w:sz="4" w:space="0"/>
-            <w:insideH w:val="single" w:color="auto" w:sz="4" w:space="0"/>
-            <w:insideV w:val="single" w:color="auto" w:sz="4" w:space="0"/>
-          </w:tblBorders>
-          <w:tblCellMar>
-            <w:top w:w="0" w:type="dxa"/>
-            <w:left w:w="108" w:type="dxa"/>
-            <w:bottom w:w="0" w:type="dxa"/>
-            <w:right w:w="108" w:type="dxa"/>
-          </w:tblCellMar>
-        </w:tblPrEx>
-        <w:tc>
-          <w:tcPr>
-            <w:tcW w:w="988" w:type="dxa"/>
-            <w:vAlign w:val="center"/>
-          </w:tcPr>
-          <w:p>
-            <w:pPr>
-              <w:jc w:val="center"/>
-              <w:rPr>
-                <w:rFonts w:hint="eastAsia"/>
-              </w:rPr>
-            </w:pPr>
-            <w:r>
-              <w:rPr>
-                <w:rFonts w:hint="eastAsia"/>
-              </w:rPr>
-              <w:t>55 AA</w:t>
-            </w:r>
-          </w:p>
-        </w:tc>
-        <w:tc>
-          <w:tcPr>
-            <w:tcW w:w="850" w:type="dxa"/>
-            <w:vAlign w:val="center"/>
-          </w:tcPr>
-          <w:p>
-            <w:pPr>
-              <w:jc w:val="center"/>
-              <w:rPr>
-                <w:rFonts w:hint="eastAsia"/>
-              </w:rPr>
-            </w:pPr>
-            <w:r>
-              <w:rPr>
-                <w:rFonts w:hint="eastAsia"/>
-              </w:rPr>
-              <w:t>01</w:t>
-            </w:r>
-          </w:p>
-        </w:tc>
-        <w:tc>
-          <w:tcPr>
-            <w:tcW w:w="1276" w:type="dxa"/>
-            <w:vAlign w:val="center"/>
-          </w:tcPr>
-          <w:p>
-            <w:pPr>
-              <w:jc w:val="center"/>
-              <w:rPr>
-                <w:rFonts w:hint="eastAsia"/>
-              </w:rPr>
-            </w:pPr>
-            <w:r>
-              <w:rPr>
-                <w:rFonts w:hint="eastAsia"/>
-              </w:rPr>
-              <w:t>N</w:t>
-            </w:r>
-          </w:p>
-        </w:tc>
-        <w:tc>
-          <w:tcPr>
-            <w:tcW w:w="1134" w:type="dxa"/>
-            <w:vAlign w:val="center"/>
-          </w:tcPr>
-          <w:p>
-            <w:pPr>
-              <w:jc w:val="center"/>
-              <w:rPr>
-                <w:rFonts w:hint="eastAsia"/>
-              </w:rPr>
-            </w:pPr>
-            <w:r>
-              <w:rPr>
-                <w:rFonts w:hint="eastAsia"/>
-              </w:rPr>
-              <w:t>N byte</w:t>
-            </w:r>
-          </w:p>
-        </w:tc>
-        <w:tc>
-          <w:tcPr>
-            <w:tcW w:w="2410" w:type="dxa"/>
-            <w:vAlign w:val="center"/>
-          </w:tcPr>
-          <w:p>
-            <w:pPr>
-              <w:jc w:val="center"/>
-              <w:rPr>
-                <w:rFonts w:hint="eastAsia"/>
-              </w:rPr>
-            </w:pPr>
-            <w:r>
-              <w:rPr>
-                <w:rFonts w:hint="eastAsia"/>
-              </w:rPr>
-              <w:t>2byte</w:t>
-            </w:r>
-          </w:p>
-        </w:tc>
-        <w:tc>
-          <w:tcPr>
-            <w:tcW w:w="1417" w:type="dxa"/>
-            <w:vAlign w:val="center"/>
-          </w:tcPr>
-          <w:p>
-            <w:pPr>
-              <w:jc w:val="center"/>
-              <w:rPr>
-                <w:rFonts w:hint="eastAsia"/>
-              </w:rPr>
-            </w:pPr>
-            <w:r>
-              <w:rPr>
-                <w:rFonts w:hint="eastAsia"/>
-              </w:rPr>
-              <w:t>AA 55</w:t>
-            </w:r>
-          </w:p>
-        </w:tc>
-      </w:tr>
-    </w:tbl>
-    <w:p>
-      <w:pPr>
-        <w:rPr>
-          <w:rFonts w:hint="eastAsia"/>
-        </w:rPr>
-      </w:pPr>
-      <w:r>
-        <w:rPr>
-          <w:rFonts w:hint="eastAsia"/>
-        </w:rPr>
-        <w:t>说明：</w:t>
-      </w:r>
-    </w:p>
-    <w:p>
-      <w:pPr>
-        <w:rPr>
-          <w:rFonts w:hint="eastAsia"/>
-        </w:rPr>
-      </w:pPr>
-      <w:r>
-        <w:rPr>
-          <w:rFonts w:hint="eastAsia"/>
-        </w:rPr>
-        <w:t>1、数据长度为0时，数据为None，不存在数据，此时校验为0。</w:t>
-      </w:r>
-    </w:p>
-    <w:p>
-      <w:pPr>
-        <w:rPr>
-          <w:rFonts w:hint="eastAsia"/>
-        </w:rPr>
-      </w:pPr>
-      <w:r>
-        <w:rPr>
-          <w:rFonts w:hint="eastAsia"/>
-        </w:rPr>
-        <w:t>2、校验的计算方法：所有数据累加后取反加1</w:t>
-      </w:r>
-    </w:p>
-    <w:p>
-      <w:pPr>
-        <w:rPr>
-          <w:rFonts w:hint="eastAsia"/>
-        </w:rPr>
-      </w:pPr>
-    </w:p>
-    <w:p>
-      <w:pPr>
-        <w:rPr>
-          <w:rFonts w:hint="eastAsia"/>
-        </w:rPr>
-      </w:pPr>
-      <w:r>
-        <w:rPr>
-          <w:rFonts w:hint="eastAsia"/>
-        </w:rPr>
-        <w:t>心跳：上位机下发</w:t>
-      </w:r>
-    </w:p>
-    <w:tbl>
-      <w:tblPr>
-        <w:tblStyle w:val="14"/>
+        <w:tblStyle w:val="16"/>
         <w:tblW w:w="8075" w:type="dxa"/>
         <w:tblInd w:w="0" w:type="dxa"/>
         <w:tblBorders>
@@ -437,7 +80,6 @@
                 <w:rFonts w:hint="eastAsia"/>
               </w:rPr>
             </w:pPr>
-            <w:bookmarkStart w:id="0" w:name="_Hlk239674520"/>
             <w:r>
               <w:rPr>
                 <w:rFonts w:hint="eastAsia"/>
@@ -591,14 +233,16 @@
             <w:pPr>
               <w:jc w:val="center"/>
               <w:rPr>
-                <w:rFonts w:hint="eastAsia"/>
-              </w:rPr>
-            </w:pPr>
-            <w:r>
-              <w:rPr>
-                <w:rFonts w:hint="eastAsia"/>
-              </w:rPr>
-              <w:t>01</w:t>
+                <w:rFonts w:hint="default" w:eastAsiaTheme="minorEastAsia"/>
+                <w:lang w:val="en-US" w:eastAsia="zh-CN"/>
+              </w:rPr>
+            </w:pPr>
+            <w:r>
+              <w:rPr>
+                <w:rFonts w:hint="eastAsia"/>
+                <w:lang w:val="en-US" w:eastAsia="zh-CN"/>
+              </w:rPr>
+              <w:t>1 byte</w:t>
             </w:r>
           </w:p>
         </w:tc>
@@ -618,7 +262,7 @@
               <w:rPr>
                 <w:rFonts w:hint="eastAsia"/>
               </w:rPr>
-              <w:t>00</w:t>
+              <w:t>N</w:t>
             </w:r>
           </w:p>
         </w:tc>
@@ -638,7 +282,7 @@
               <w:rPr>
                 <w:rFonts w:hint="eastAsia"/>
               </w:rPr>
-              <w:t>None</w:t>
+              <w:t>N byte</w:t>
             </w:r>
           </w:p>
         </w:tc>
@@ -658,7 +302,7 @@
               <w:rPr>
                 <w:rFonts w:hint="eastAsia"/>
               </w:rPr>
-              <w:t>00 00</w:t>
+              <w:t>2byte</w:t>
             </w:r>
           </w:p>
         </w:tc>
@@ -683,7 +327,6 @@
           </w:p>
         </w:tc>
       </w:tr>
-      <w:bookmarkEnd w:id="0"/>
     </w:tbl>
     <w:p>
       <w:pPr>
@@ -691,25 +334,75 @@
           <w:rFonts w:hint="eastAsia"/>
         </w:rPr>
       </w:pPr>
-    </w:p>
-    <w:p>
-      <w:pPr>
-        <w:rPr>
-          <w:rFonts w:hint="eastAsia"/>
-        </w:rPr>
-      </w:pPr>
-    </w:p>
-    <w:p>
-      <w:r>
-        <w:rPr>
-          <w:rFonts w:hint="eastAsia"/>
-        </w:rPr>
-        <w:t>运动：上位机下发</w:t>
+      <w:r>
+        <w:rPr>
+          <w:rFonts w:hint="eastAsia"/>
+        </w:rPr>
+        <w:t>说明：</w:t>
+      </w:r>
+    </w:p>
+    <w:p>
+      <w:pPr>
+        <w:rPr>
+          <w:rFonts w:hint="eastAsia"/>
+        </w:rPr>
+      </w:pPr>
+      <w:r>
+        <w:rPr>
+          <w:rFonts w:hint="eastAsia"/>
+        </w:rPr>
+        <w:t>1、数据长度为0时，数据为None，不存在数据，此时校验为0。</w:t>
+      </w:r>
+    </w:p>
+    <w:p>
+      <w:pPr>
+        <w:rPr>
+          <w:rFonts w:hint="eastAsia"/>
+        </w:rPr>
+      </w:pPr>
+      <w:r>
+        <w:rPr>
+          <w:rFonts w:hint="eastAsia"/>
+        </w:rPr>
+        <w:t>2、校验的计算方法：所有数据累加后取反加1</w:t>
+      </w:r>
+    </w:p>
+    <w:p>
+      <w:pPr>
+        <w:rPr>
+          <w:rFonts w:hint="eastAsia"/>
+        </w:rPr>
+      </w:pPr>
+    </w:p>
+    <w:p>
+      <w:pPr>
+        <w:rPr>
+          <w:rFonts w:hint="eastAsia"/>
+        </w:rPr>
+      </w:pPr>
+      <w:r>
+        <w:rPr>
+          <w:rFonts w:hint="eastAsia"/>
+        </w:rPr>
+        <w:t>心跳：</w:t>
+      </w:r>
+    </w:p>
+    <w:p>
+      <w:pPr>
+        <w:rPr>
+          <w:rFonts w:hint="eastAsia"/>
+        </w:rPr>
+      </w:pPr>
+      <w:r>
+        <w:rPr>
+          <w:rFonts w:hint="eastAsia"/>
+        </w:rPr>
+        <w:t>上位机下发</w:t>
       </w:r>
     </w:p>
     <w:tbl>
       <w:tblPr>
-        <w:tblStyle w:val="14"/>
+        <w:tblStyle w:val="16"/>
         <w:tblW w:w="8075" w:type="dxa"/>
         <w:tblInd w:w="0" w:type="dxa"/>
         <w:tblBorders>
@@ -746,12 +439,6 @@
             <w:insideH w:val="single" w:color="auto" w:sz="4" w:space="0"/>
             <w:insideV w:val="single" w:color="auto" w:sz="4" w:space="0"/>
           </w:tblBorders>
-          <w:tblCellMar>
-            <w:top w:w="0" w:type="dxa"/>
-            <w:left w:w="108" w:type="dxa"/>
-            <w:bottom w:w="0" w:type="dxa"/>
-            <w:right w:w="108" w:type="dxa"/>
-          </w:tblCellMar>
         </w:tblPrEx>
         <w:tc>
           <w:tcPr>
@@ -765,6 +452,7 @@
                 <w:rFonts w:hint="eastAsia"/>
               </w:rPr>
             </w:pPr>
+            <w:bookmarkStart w:id="0" w:name="_Hlk239674520"/>
             <w:r>
               <w:rPr>
                 <w:rFonts w:hint="eastAsia"/>
@@ -925,7 +613,7 @@
               <w:rPr>
                 <w:rFonts w:hint="eastAsia"/>
               </w:rPr>
-              <w:t>03</w:t>
+              <w:t>01</w:t>
             </w:r>
           </w:p>
         </w:tc>
@@ -1010,18 +698,741 @@
           </w:p>
         </w:tc>
       </w:tr>
+      <w:bookmarkEnd w:id="0"/>
     </w:tbl>
     <w:p>
       <w:pPr>
         <w:rPr>
           <w:rFonts w:hint="eastAsia"/>
-        </w:rPr>
-      </w:pPr>
-    </w:p>
-    <w:p>
-      <w:pPr>
-        <w:rPr>
-          <w:rFonts w:hint="eastAsia"/>
+          <w:lang w:val="en-US" w:eastAsia="zh-CN"/>
+        </w:rPr>
+      </w:pPr>
+      <w:r>
+        <w:rPr>
+          <w:rFonts w:hint="eastAsia"/>
+          <w:lang w:val="en-US" w:eastAsia="zh-CN"/>
+        </w:rPr>
+        <w:t>下位机上传</w:t>
+      </w:r>
+    </w:p>
+    <w:tbl>
+      <w:tblPr>
+        <w:tblStyle w:val="16"/>
+        <w:tblW w:w="8075" w:type="dxa"/>
+        <w:tblInd w:w="0" w:type="dxa"/>
+        <w:tblBorders>
+          <w:top w:val="single" w:color="auto" w:sz="4" w:space="0"/>
+          <w:left w:val="single" w:color="auto" w:sz="4" w:space="0"/>
+          <w:bottom w:val="single" w:color="auto" w:sz="4" w:space="0"/>
+          <w:right w:val="single" w:color="auto" w:sz="4" w:space="0"/>
+          <w:insideH w:val="single" w:color="auto" w:sz="4" w:space="0"/>
+          <w:insideV w:val="single" w:color="auto" w:sz="4" w:space="0"/>
+        </w:tblBorders>
+        <w:tblLayout w:type="fixed"/>
+        <w:tblCellMar>
+          <w:top w:w="0" w:type="dxa"/>
+          <w:left w:w="108" w:type="dxa"/>
+          <w:bottom w:w="0" w:type="dxa"/>
+          <w:right w:w="108" w:type="dxa"/>
+        </w:tblCellMar>
+      </w:tblPr>
+      <w:tblGrid>
+        <w:gridCol w:w="988"/>
+        <w:gridCol w:w="850"/>
+        <w:gridCol w:w="1276"/>
+        <w:gridCol w:w="1134"/>
+        <w:gridCol w:w="2410"/>
+        <w:gridCol w:w="1417"/>
+      </w:tblGrid>
+      <w:tr>
+        <w:tblPrEx>
+          <w:tblBorders>
+            <w:top w:val="single" w:color="auto" w:sz="4" w:space="0"/>
+            <w:left w:val="single" w:color="auto" w:sz="4" w:space="0"/>
+            <w:bottom w:val="single" w:color="auto" w:sz="4" w:space="0"/>
+            <w:right w:val="single" w:color="auto" w:sz="4" w:space="0"/>
+            <w:insideH w:val="single" w:color="auto" w:sz="4" w:space="0"/>
+            <w:insideV w:val="single" w:color="auto" w:sz="4" w:space="0"/>
+          </w:tblBorders>
+        </w:tblPrEx>
+        <w:tc>
+          <w:tcPr>
+            <w:tcW w:w="988" w:type="dxa"/>
+            <w:vAlign w:val="bottom"/>
+          </w:tcPr>
+          <w:p>
+            <w:pPr>
+              <w:jc w:val="center"/>
+              <w:rPr>
+                <w:rFonts w:hint="eastAsia"/>
+              </w:rPr>
+            </w:pPr>
+            <w:r>
+              <w:rPr>
+                <w:rFonts w:hint="eastAsia"/>
+              </w:rPr>
+              <w:t>帧头</w:t>
+            </w:r>
+          </w:p>
+        </w:tc>
+        <w:tc>
+          <w:tcPr>
+            <w:tcW w:w="850" w:type="dxa"/>
+            <w:vAlign w:val="bottom"/>
+          </w:tcPr>
+          <w:p>
+            <w:pPr>
+              <w:jc w:val="center"/>
+              <w:rPr>
+                <w:rFonts w:hint="eastAsia"/>
+              </w:rPr>
+            </w:pPr>
+            <w:r>
+              <w:rPr>
+                <w:rFonts w:hint="eastAsia"/>
+              </w:rPr>
+              <w:t>指令</w:t>
+            </w:r>
+          </w:p>
+        </w:tc>
+        <w:tc>
+          <w:tcPr>
+            <w:tcW w:w="1276" w:type="dxa"/>
+            <w:vAlign w:val="bottom"/>
+          </w:tcPr>
+          <w:p>
+            <w:pPr>
+              <w:jc w:val="center"/>
+              <w:rPr>
+                <w:rFonts w:hint="eastAsia"/>
+              </w:rPr>
+            </w:pPr>
+            <w:r>
+              <w:rPr>
+                <w:rFonts w:hint="eastAsia"/>
+              </w:rPr>
+              <w:t>数据长度</w:t>
+            </w:r>
+          </w:p>
+        </w:tc>
+        <w:tc>
+          <w:tcPr>
+            <w:tcW w:w="1134" w:type="dxa"/>
+          </w:tcPr>
+          <w:p>
+            <w:pPr>
+              <w:jc w:val="center"/>
+              <w:rPr>
+                <w:rFonts w:hint="eastAsia"/>
+              </w:rPr>
+            </w:pPr>
+            <w:r>
+              <w:rPr>
+                <w:rFonts w:hint="eastAsia"/>
+              </w:rPr>
+              <w:t>数据</w:t>
+            </w:r>
+          </w:p>
+        </w:tc>
+        <w:tc>
+          <w:tcPr>
+            <w:tcW w:w="2410" w:type="dxa"/>
+          </w:tcPr>
+          <w:p>
+            <w:pPr>
+              <w:jc w:val="center"/>
+              <w:rPr>
+                <w:rFonts w:hint="eastAsia"/>
+              </w:rPr>
+            </w:pPr>
+            <w:r>
+              <w:rPr>
+                <w:rFonts w:hint="eastAsia"/>
+              </w:rPr>
+              <w:t>校验</w:t>
+            </w:r>
+          </w:p>
+        </w:tc>
+        <w:tc>
+          <w:tcPr>
+            <w:tcW w:w="1417" w:type="dxa"/>
+            <w:vAlign w:val="bottom"/>
+          </w:tcPr>
+          <w:p>
+            <w:pPr>
+              <w:jc w:val="center"/>
+              <w:rPr>
+                <w:rFonts w:hint="eastAsia"/>
+              </w:rPr>
+            </w:pPr>
+            <w:r>
+              <w:rPr>
+                <w:rFonts w:hint="eastAsia"/>
+              </w:rPr>
+              <w:t>帧尾</w:t>
+            </w:r>
+          </w:p>
+        </w:tc>
+      </w:tr>
+      <w:tr>
+        <w:tblPrEx>
+          <w:tblBorders>
+            <w:top w:val="single" w:color="auto" w:sz="4" w:space="0"/>
+            <w:left w:val="single" w:color="auto" w:sz="4" w:space="0"/>
+            <w:bottom w:val="single" w:color="auto" w:sz="4" w:space="0"/>
+            <w:right w:val="single" w:color="auto" w:sz="4" w:space="0"/>
+            <w:insideH w:val="single" w:color="auto" w:sz="4" w:space="0"/>
+            <w:insideV w:val="single" w:color="auto" w:sz="4" w:space="0"/>
+          </w:tblBorders>
+          <w:tblCellMar>
+            <w:top w:w="0" w:type="dxa"/>
+            <w:left w:w="108" w:type="dxa"/>
+            <w:bottom w:w="0" w:type="dxa"/>
+            <w:right w:w="108" w:type="dxa"/>
+          </w:tblCellMar>
+        </w:tblPrEx>
+        <w:tc>
+          <w:tcPr>
+            <w:tcW w:w="988" w:type="dxa"/>
+            <w:vAlign w:val="center"/>
+          </w:tcPr>
+          <w:p>
+            <w:pPr>
+              <w:jc w:val="center"/>
+              <w:rPr>
+                <w:rFonts w:hint="eastAsia"/>
+              </w:rPr>
+            </w:pPr>
+            <w:r>
+              <w:rPr>
+                <w:rFonts w:hint="eastAsia"/>
+              </w:rPr>
+              <w:t>55 AA</w:t>
+            </w:r>
+          </w:p>
+        </w:tc>
+        <w:tc>
+          <w:tcPr>
+            <w:tcW w:w="850" w:type="dxa"/>
+            <w:vAlign w:val="center"/>
+          </w:tcPr>
+          <w:p>
+            <w:pPr>
+              <w:jc w:val="center"/>
+              <w:rPr>
+                <w:rFonts w:hint="eastAsia" w:eastAsiaTheme="minorEastAsia"/>
+                <w:lang w:eastAsia="zh-CN"/>
+              </w:rPr>
+            </w:pPr>
+            <w:r>
+              <w:rPr>
+                <w:rFonts w:hint="eastAsia"/>
+              </w:rPr>
+              <w:t>0</w:t>
+            </w:r>
+            <w:r>
+              <w:rPr>
+                <w:rFonts w:hint="eastAsia"/>
+                <w:lang w:val="en-US" w:eastAsia="zh-CN"/>
+              </w:rPr>
+              <w:t>2</w:t>
+            </w:r>
+          </w:p>
+        </w:tc>
+        <w:tc>
+          <w:tcPr>
+            <w:tcW w:w="1276" w:type="dxa"/>
+            <w:vAlign w:val="center"/>
+          </w:tcPr>
+          <w:p>
+            <w:pPr>
+              <w:jc w:val="center"/>
+              <w:rPr>
+                <w:rFonts w:hint="eastAsia"/>
+              </w:rPr>
+            </w:pPr>
+            <w:r>
+              <w:rPr>
+                <w:rFonts w:hint="eastAsia"/>
+              </w:rPr>
+              <w:t>00</w:t>
+            </w:r>
+          </w:p>
+        </w:tc>
+        <w:tc>
+          <w:tcPr>
+            <w:tcW w:w="1134" w:type="dxa"/>
+            <w:vAlign w:val="center"/>
+          </w:tcPr>
+          <w:p>
+            <w:pPr>
+              <w:jc w:val="center"/>
+              <w:rPr>
+                <w:rFonts w:hint="eastAsia"/>
+              </w:rPr>
+            </w:pPr>
+            <w:r>
+              <w:rPr>
+                <w:rFonts w:hint="eastAsia"/>
+              </w:rPr>
+              <w:t>None</w:t>
+            </w:r>
+          </w:p>
+        </w:tc>
+        <w:tc>
+          <w:tcPr>
+            <w:tcW w:w="2410" w:type="dxa"/>
+            <w:vAlign w:val="center"/>
+          </w:tcPr>
+          <w:p>
+            <w:pPr>
+              <w:jc w:val="center"/>
+              <w:rPr>
+                <w:rFonts w:hint="eastAsia"/>
+              </w:rPr>
+            </w:pPr>
+            <w:r>
+              <w:rPr>
+                <w:rFonts w:hint="eastAsia"/>
+              </w:rPr>
+              <w:t>00 00</w:t>
+            </w:r>
+          </w:p>
+        </w:tc>
+        <w:tc>
+          <w:tcPr>
+            <w:tcW w:w="1417" w:type="dxa"/>
+            <w:vAlign w:val="center"/>
+          </w:tcPr>
+          <w:p>
+            <w:pPr>
+              <w:jc w:val="center"/>
+              <w:rPr>
+                <w:rFonts w:hint="eastAsia"/>
+              </w:rPr>
+            </w:pPr>
+            <w:r>
+              <w:rPr>
+                <w:rFonts w:hint="eastAsia"/>
+              </w:rPr>
+              <w:t>AA 55</w:t>
+            </w:r>
+          </w:p>
+        </w:tc>
+      </w:tr>
+    </w:tbl>
+    <w:p>
+      <w:pPr>
+        <w:rPr>
+          <w:rFonts w:hint="default"/>
+          <w:lang w:val="en-US" w:eastAsia="zh-CN"/>
+        </w:rPr>
+      </w:pPr>
+    </w:p>
+    <w:p>
+      <w:pPr>
+        <w:rPr>
+          <w:rFonts w:hint="eastAsia"/>
+        </w:rPr>
+      </w:pPr>
+    </w:p>
+    <w:p>
+      <w:pPr>
+        <w:rPr>
+          <w:rFonts w:hint="eastAsia"/>
+        </w:rPr>
+      </w:pPr>
+      <w:r>
+        <w:rPr>
+          <w:rFonts w:hint="eastAsia"/>
+        </w:rPr>
+        <w:t>运动：</w:t>
+      </w:r>
+    </w:p>
+    <w:p>
+      <w:r>
+        <w:rPr>
+          <w:rFonts w:hint="eastAsia"/>
+        </w:rPr>
+        <w:t>上位机下发</w:t>
+      </w:r>
+    </w:p>
+    <w:tbl>
+      <w:tblPr>
+        <w:tblStyle w:val="16"/>
+        <w:tblW w:w="8075" w:type="dxa"/>
+        <w:tblInd w:w="0" w:type="dxa"/>
+        <w:tblBorders>
+          <w:top w:val="single" w:color="auto" w:sz="4" w:space="0"/>
+          <w:left w:val="single" w:color="auto" w:sz="4" w:space="0"/>
+          <w:bottom w:val="single" w:color="auto" w:sz="4" w:space="0"/>
+          <w:right w:val="single" w:color="auto" w:sz="4" w:space="0"/>
+          <w:insideH w:val="single" w:color="auto" w:sz="4" w:space="0"/>
+          <w:insideV w:val="single" w:color="auto" w:sz="4" w:space="0"/>
+        </w:tblBorders>
+        <w:tblLayout w:type="fixed"/>
+        <w:tblCellMar>
+          <w:top w:w="0" w:type="dxa"/>
+          <w:left w:w="108" w:type="dxa"/>
+          <w:bottom w:w="0" w:type="dxa"/>
+          <w:right w:w="108" w:type="dxa"/>
+        </w:tblCellMar>
+      </w:tblPr>
+      <w:tblGrid>
+        <w:gridCol w:w="857"/>
+        <w:gridCol w:w="691"/>
+        <w:gridCol w:w="1134"/>
+        <w:gridCol w:w="3425"/>
+        <w:gridCol w:w="950"/>
+        <w:gridCol w:w="1018"/>
+      </w:tblGrid>
+      <w:tr>
+        <w:tblPrEx>
+          <w:tblBorders>
+            <w:top w:val="single" w:color="auto" w:sz="4" w:space="0"/>
+            <w:left w:val="single" w:color="auto" w:sz="4" w:space="0"/>
+            <w:bottom w:val="single" w:color="auto" w:sz="4" w:space="0"/>
+            <w:right w:val="single" w:color="auto" w:sz="4" w:space="0"/>
+            <w:insideH w:val="single" w:color="auto" w:sz="4" w:space="0"/>
+            <w:insideV w:val="single" w:color="auto" w:sz="4" w:space="0"/>
+          </w:tblBorders>
+          <w:tblCellMar>
+            <w:top w:w="0" w:type="dxa"/>
+            <w:left w:w="108" w:type="dxa"/>
+            <w:bottom w:w="0" w:type="dxa"/>
+            <w:right w:w="108" w:type="dxa"/>
+          </w:tblCellMar>
+        </w:tblPrEx>
+        <w:tc>
+          <w:tcPr>
+            <w:tcW w:w="857" w:type="dxa"/>
+            <w:vAlign w:val="bottom"/>
+          </w:tcPr>
+          <w:p>
+            <w:pPr>
+              <w:jc w:val="center"/>
+              <w:rPr>
+                <w:rFonts w:hint="eastAsia"/>
+              </w:rPr>
+            </w:pPr>
+            <w:r>
+              <w:rPr>
+                <w:rFonts w:hint="eastAsia"/>
+              </w:rPr>
+              <w:t>帧头</w:t>
+            </w:r>
+          </w:p>
+        </w:tc>
+        <w:tc>
+          <w:tcPr>
+            <w:tcW w:w="691" w:type="dxa"/>
+            <w:vAlign w:val="bottom"/>
+          </w:tcPr>
+          <w:p>
+            <w:pPr>
+              <w:jc w:val="center"/>
+              <w:rPr>
+                <w:rFonts w:hint="eastAsia"/>
+              </w:rPr>
+            </w:pPr>
+            <w:r>
+              <w:rPr>
+                <w:rFonts w:hint="eastAsia"/>
+              </w:rPr>
+              <w:t>指令</w:t>
+            </w:r>
+          </w:p>
+        </w:tc>
+        <w:tc>
+          <w:tcPr>
+            <w:tcW w:w="1134" w:type="dxa"/>
+            <w:vAlign w:val="bottom"/>
+          </w:tcPr>
+          <w:p>
+            <w:pPr>
+              <w:jc w:val="center"/>
+              <w:rPr>
+                <w:rFonts w:hint="eastAsia"/>
+              </w:rPr>
+            </w:pPr>
+            <w:r>
+              <w:rPr>
+                <w:rFonts w:hint="eastAsia"/>
+              </w:rPr>
+              <w:t>数据长度</w:t>
+            </w:r>
+          </w:p>
+        </w:tc>
+        <w:tc>
+          <w:tcPr>
+            <w:tcW w:w="3425" w:type="dxa"/>
+          </w:tcPr>
+          <w:p>
+            <w:pPr>
+              <w:jc w:val="center"/>
+              <w:rPr>
+                <w:rFonts w:hint="eastAsia"/>
+              </w:rPr>
+            </w:pPr>
+            <w:r>
+              <w:rPr>
+                <w:rFonts w:hint="eastAsia"/>
+              </w:rPr>
+              <w:t>数据</w:t>
+            </w:r>
+          </w:p>
+        </w:tc>
+        <w:tc>
+          <w:tcPr>
+            <w:tcW w:w="950" w:type="dxa"/>
+          </w:tcPr>
+          <w:p>
+            <w:pPr>
+              <w:jc w:val="center"/>
+              <w:rPr>
+                <w:rFonts w:hint="eastAsia"/>
+              </w:rPr>
+            </w:pPr>
+            <w:r>
+              <w:rPr>
+                <w:rFonts w:hint="eastAsia"/>
+              </w:rPr>
+              <w:t>校验</w:t>
+            </w:r>
+          </w:p>
+        </w:tc>
+        <w:tc>
+          <w:tcPr>
+            <w:tcW w:w="1018" w:type="dxa"/>
+            <w:vAlign w:val="bottom"/>
+          </w:tcPr>
+          <w:p>
+            <w:pPr>
+              <w:jc w:val="center"/>
+              <w:rPr>
+                <w:rFonts w:hint="eastAsia"/>
+              </w:rPr>
+            </w:pPr>
+            <w:r>
+              <w:rPr>
+                <w:rFonts w:hint="eastAsia"/>
+              </w:rPr>
+              <w:t>帧尾</w:t>
+            </w:r>
+          </w:p>
+        </w:tc>
+      </w:tr>
+      <w:tr>
+        <w:tblPrEx>
+          <w:tblBorders>
+            <w:top w:val="single" w:color="auto" w:sz="4" w:space="0"/>
+            <w:left w:val="single" w:color="auto" w:sz="4" w:space="0"/>
+            <w:bottom w:val="single" w:color="auto" w:sz="4" w:space="0"/>
+            <w:right w:val="single" w:color="auto" w:sz="4" w:space="0"/>
+            <w:insideH w:val="single" w:color="auto" w:sz="4" w:space="0"/>
+            <w:insideV w:val="single" w:color="auto" w:sz="4" w:space="0"/>
+          </w:tblBorders>
+          <w:tblCellMar>
+            <w:top w:w="0" w:type="dxa"/>
+            <w:left w:w="108" w:type="dxa"/>
+            <w:bottom w:w="0" w:type="dxa"/>
+            <w:right w:w="108" w:type="dxa"/>
+          </w:tblCellMar>
+        </w:tblPrEx>
+        <w:tc>
+          <w:tcPr>
+            <w:tcW w:w="857" w:type="dxa"/>
+            <w:vAlign w:val="center"/>
+          </w:tcPr>
+          <w:p>
+            <w:pPr>
+              <w:jc w:val="center"/>
+              <w:rPr>
+                <w:rFonts w:hint="eastAsia"/>
+              </w:rPr>
+            </w:pPr>
+            <w:r>
+              <w:rPr>
+                <w:rFonts w:hint="eastAsia"/>
+              </w:rPr>
+              <w:t>55 AA</w:t>
+            </w:r>
+          </w:p>
+        </w:tc>
+        <w:tc>
+          <w:tcPr>
+            <w:tcW w:w="691" w:type="dxa"/>
+            <w:vAlign w:val="center"/>
+          </w:tcPr>
+          <w:p>
+            <w:pPr>
+              <w:jc w:val="center"/>
+              <w:rPr>
+                <w:rFonts w:hint="eastAsia"/>
+              </w:rPr>
+            </w:pPr>
+            <w:r>
+              <w:rPr>
+                <w:rFonts w:hint="eastAsia"/>
+              </w:rPr>
+              <w:t>03</w:t>
+            </w:r>
+          </w:p>
+        </w:tc>
+        <w:tc>
+          <w:tcPr>
+            <w:tcW w:w="1134" w:type="dxa"/>
+            <w:vAlign w:val="center"/>
+          </w:tcPr>
+          <w:p>
+            <w:pPr>
+              <w:jc w:val="center"/>
+              <w:rPr>
+                <w:rFonts w:hint="default" w:eastAsiaTheme="minorEastAsia"/>
+                <w:lang w:val="en-US" w:eastAsia="zh-CN"/>
+              </w:rPr>
+            </w:pPr>
+            <w:r>
+              <w:rPr>
+                <w:rFonts w:hint="eastAsia"/>
+                <w:lang w:val="en-US" w:eastAsia="zh-CN"/>
+              </w:rPr>
+              <w:t>7</w:t>
+            </w:r>
+          </w:p>
+        </w:tc>
+        <w:tc>
+          <w:tcPr>
+            <w:tcW w:w="3425" w:type="dxa"/>
+            <w:vAlign w:val="center"/>
+          </w:tcPr>
+          <w:p>
+            <w:pPr>
+              <w:jc w:val="center"/>
+              <w:rPr>
+                <w:rFonts w:hint="eastAsia"/>
+                <w:lang w:val="en-US" w:eastAsia="zh-CN"/>
+              </w:rPr>
+            </w:pPr>
+            <w:r>
+              <w:rPr>
+                <w:rFonts w:hint="eastAsia"/>
+                <w:lang w:val="en-US" w:eastAsia="zh-CN"/>
+              </w:rPr>
+              <w:t>1 byte：运动索引</w:t>
+            </w:r>
+          </w:p>
+          <w:p>
+            <w:pPr>
+              <w:jc w:val="center"/>
+              <w:rPr>
+                <w:rFonts w:hint="eastAsia"/>
+                <w:lang w:val="en-US" w:eastAsia="zh-CN"/>
+              </w:rPr>
+            </w:pPr>
+            <w:r>
+              <w:rPr>
+                <w:rFonts w:hint="eastAsia"/>
+                <w:lang w:val="en-US" w:eastAsia="zh-CN"/>
+              </w:rPr>
+              <w:t>2~3 byte：电压×10</w:t>
+            </w:r>
+          </w:p>
+          <w:p>
+            <w:pPr>
+              <w:jc w:val="center"/>
+              <w:rPr>
+                <w:rFonts w:hint="eastAsia"/>
+                <w:lang w:val="en-US" w:eastAsia="zh-CN"/>
+              </w:rPr>
+            </w:pPr>
+            <w:r>
+              <w:rPr>
+                <w:rFonts w:hint="eastAsia"/>
+                <w:lang w:val="en-US" w:eastAsia="zh-CN"/>
+              </w:rPr>
+              <w:t>4~5 byte：频率×10</w:t>
+            </w:r>
+          </w:p>
+          <w:p>
+            <w:pPr>
+              <w:jc w:val="center"/>
+              <w:rPr>
+                <w:rFonts w:hint="default"/>
+                <w:lang w:val="en-US" w:eastAsia="zh-CN"/>
+              </w:rPr>
+            </w:pPr>
+            <w:r>
+              <w:rPr>
+                <w:rFonts w:hint="eastAsia"/>
+                <w:lang w:val="en-US" w:eastAsia="zh-CN"/>
+              </w:rPr>
+              <w:t>6~7 byte：时间s ×10</w:t>
+            </w:r>
+          </w:p>
+        </w:tc>
+        <w:tc>
+          <w:tcPr>
+            <w:tcW w:w="950" w:type="dxa"/>
+            <w:vAlign w:val="center"/>
+          </w:tcPr>
+          <w:p>
+            <w:pPr>
+              <w:jc w:val="center"/>
+              <w:rPr>
+                <w:rFonts w:hint="eastAsia"/>
+              </w:rPr>
+            </w:pPr>
+            <w:r>
+              <w:rPr>
+                <w:rFonts w:hint="eastAsia"/>
+              </w:rPr>
+              <w:t>00 00</w:t>
+            </w:r>
+          </w:p>
+        </w:tc>
+        <w:tc>
+          <w:tcPr>
+            <w:tcW w:w="1018" w:type="dxa"/>
+            <w:vAlign w:val="center"/>
+          </w:tcPr>
+          <w:p>
+            <w:pPr>
+              <w:jc w:val="center"/>
+              <w:rPr>
+                <w:rFonts w:hint="eastAsia"/>
+              </w:rPr>
+            </w:pPr>
+            <w:r>
+              <w:rPr>
+                <w:rFonts w:hint="eastAsia"/>
+              </w:rPr>
+              <w:t>AA 55</w:t>
+            </w:r>
+          </w:p>
+        </w:tc>
+      </w:tr>
+    </w:tbl>
+    <w:p>
+      <w:pPr>
+        <w:rPr>
+          <w:rFonts w:hint="default" w:eastAsiaTheme="minorEastAsia"/>
+          <w:lang w:val="en-US" w:eastAsia="zh-CN"/>
+        </w:rPr>
+      </w:pPr>
+      <w:r>
+        <w:rPr>
+          <w:rFonts w:hint="eastAsia"/>
+          <w:lang w:val="en-US" w:eastAsia="zh-CN"/>
+        </w:rPr>
+        <w:t>运动索引：</w:t>
+      </w:r>
+    </w:p>
+    <w:p>
+      <w:pPr>
+        <w:rPr>
+          <w:rFonts w:hint="eastAsia"/>
+          <w:lang w:val="en-US" w:eastAsia="zh-CN"/>
         </w:rPr>
       </w:pPr>
       <w:r>
@@ -1030,76 +1441,84 @@
         </w:rPr>
         <w:t>上：</w:t>
       </w:r>
-    </w:p>
-    <w:p>
-      <w:pPr>
-        <w:rPr>
-          <w:rFonts w:hint="eastAsia"/>
-        </w:rPr>
-      </w:pPr>
+      <w:r>
+        <w:rPr>
+          <w:rFonts w:hint="eastAsia"/>
+          <w:lang w:val="en-US" w:eastAsia="zh-CN"/>
+        </w:rPr>
+        <w:t>0x1；</w:t>
+      </w:r>
       <w:r>
         <w:rPr>
           <w:rFonts w:hint="eastAsia"/>
         </w:rPr>
         <w:t>下：</w:t>
       </w:r>
-    </w:p>
-    <w:p>
-      <w:pPr>
-        <w:rPr>
-          <w:rFonts w:hint="eastAsia"/>
-        </w:rPr>
-      </w:pPr>
+      <w:r>
+        <w:rPr>
+          <w:rFonts w:hint="eastAsia"/>
+          <w:lang w:val="en-US" w:eastAsia="zh-CN"/>
+        </w:rPr>
+        <w:t>0x2；</w:t>
+      </w:r>
       <w:r>
         <w:rPr>
           <w:rFonts w:hint="eastAsia"/>
         </w:rPr>
         <w:t>左：</w:t>
       </w:r>
-    </w:p>
-    <w:p>
-      <w:pPr>
-        <w:rPr>
-          <w:rFonts w:hint="eastAsia"/>
-        </w:rPr>
-      </w:pPr>
+      <w:r>
+        <w:rPr>
+          <w:rFonts w:hint="eastAsia"/>
+          <w:lang w:val="en-US" w:eastAsia="zh-CN"/>
+        </w:rPr>
+        <w:t>0x3；</w:t>
+      </w:r>
       <w:r>
         <w:rPr>
           <w:rFonts w:hint="eastAsia"/>
         </w:rPr>
         <w:t>右：</w:t>
       </w:r>
-    </w:p>
-    <w:p>
-      <w:pPr>
-        <w:rPr>
-          <w:rFonts w:hint="eastAsia"/>
-        </w:rPr>
-      </w:pPr>
+      <w:r>
+        <w:rPr>
+          <w:rFonts w:hint="eastAsia"/>
+          <w:lang w:val="en-US" w:eastAsia="zh-CN"/>
+        </w:rPr>
+        <w:t>0x4；</w:t>
+      </w:r>
       <w:r>
         <w:rPr>
           <w:rFonts w:hint="eastAsia"/>
         </w:rPr>
         <w:t>聚拢：</w:t>
       </w:r>
-    </w:p>
-    <w:p>
-      <w:pPr>
-        <w:rPr>
-          <w:rFonts w:hint="eastAsia"/>
-        </w:rPr>
-      </w:pPr>
+      <w:r>
+        <w:rPr>
+          <w:rFonts w:hint="eastAsia"/>
+          <w:lang w:val="en-US" w:eastAsia="zh-CN"/>
+        </w:rPr>
+        <w:t>0x5；</w:t>
+      </w:r>
       <w:r>
         <w:rPr>
           <w:rFonts w:hint="eastAsia"/>
         </w:rPr>
         <w:t>水平居中：</w:t>
       </w:r>
-    </w:p>
-    <w:p>
-      <w:pPr>
-        <w:rPr>
-          <w:rFonts w:hint="eastAsia"/>
+      <w:r>
+        <w:rPr>
+          <w:rFonts w:hint="eastAsia"/>
+          <w:lang w:val="en-US" w:eastAsia="zh-CN"/>
+        </w:rPr>
+        <w:t>0x6；</w:t>
+      </w:r>
+    </w:p>
+    <w:p>
+      <w:pPr>
+        <w:rPr>
+          <w:rFonts w:hint="eastAsia"/>
+          <w:lang w:val="en-US" w:eastAsia="zh-CN"/>
         </w:rPr>
       </w:pPr>
       <w:r>
@@ -1108,32 +1527,396 @@
         </w:rPr>
         <w:t>垂直居中：</w:t>
       </w:r>
-    </w:p>
-    <w:p>
-      <w:pPr>
-        <w:rPr>
-          <w:rFonts w:hint="eastAsia"/>
-        </w:rPr>
-      </w:pPr>
+      <w:r>
+        <w:rPr>
+          <w:rFonts w:hint="eastAsia"/>
+          <w:lang w:val="en-US" w:eastAsia="zh-CN"/>
+        </w:rPr>
+        <w:t>0x7；</w:t>
+      </w:r>
       <w:r>
         <w:rPr>
           <w:rFonts w:hint="eastAsia"/>
         </w:rPr>
         <w:t>振散：</w:t>
       </w:r>
-    </w:p>
-    <w:p>
-      <w:pPr>
-        <w:rPr>
-          <w:rFonts w:hint="eastAsia"/>
-        </w:rPr>
-      </w:pPr>
+      <w:r>
+        <w:rPr>
+          <w:rFonts w:hint="eastAsia"/>
+          <w:lang w:val="en-US" w:eastAsia="zh-CN"/>
+        </w:rPr>
+        <w:t>0x8；</w:t>
+      </w:r>
       <w:r>
         <w:rPr>
           <w:rFonts w:hint="eastAsia"/>
         </w:rPr>
         <w:t>翻面：</w:t>
       </w:r>
+      <w:r>
+        <w:rPr>
+          <w:rFonts w:hint="eastAsia"/>
+          <w:lang w:val="en-US" w:eastAsia="zh-CN"/>
+        </w:rPr>
+        <w:t>0x9</w:t>
+      </w:r>
+    </w:p>
+    <w:p>
+      <w:pPr>
+        <w:rPr>
+          <w:rFonts w:hint="default"/>
+          <w:lang w:val="en-US" w:eastAsia="zh-CN"/>
+        </w:rPr>
+      </w:pPr>
+      <w:r>
+        <w:rPr>
+          <w:rFonts w:hint="eastAsia"/>
+          <w:lang w:val="en-US" w:eastAsia="zh-CN"/>
+        </w:rPr>
+        <w:t>下位机反馈</w:t>
+      </w:r>
+    </w:p>
+    <w:tbl>
+      <w:tblPr>
+        <w:tblStyle w:val="16"/>
+        <w:tblW w:w="8075" w:type="dxa"/>
+        <w:tblInd w:w="0" w:type="dxa"/>
+        <w:tblBorders>
+          <w:top w:val="single" w:color="auto" w:sz="4" w:space="0"/>
+          <w:left w:val="single" w:color="auto" w:sz="4" w:space="0"/>
+          <w:bottom w:val="single" w:color="auto" w:sz="4" w:space="0"/>
+          <w:right w:val="single" w:color="auto" w:sz="4" w:space="0"/>
+          <w:insideH w:val="single" w:color="auto" w:sz="4" w:space="0"/>
+          <w:insideV w:val="single" w:color="auto" w:sz="4" w:space="0"/>
+        </w:tblBorders>
+        <w:tblLayout w:type="fixed"/>
+        <w:tblCellMar>
+          <w:top w:w="0" w:type="dxa"/>
+          <w:left w:w="108" w:type="dxa"/>
+          <w:bottom w:w="0" w:type="dxa"/>
+          <w:right w:w="108" w:type="dxa"/>
+        </w:tblCellMar>
+      </w:tblPr>
+      <w:tblGrid>
+        <w:gridCol w:w="857"/>
+        <w:gridCol w:w="691"/>
+        <w:gridCol w:w="1134"/>
+        <w:gridCol w:w="3425"/>
+        <w:gridCol w:w="950"/>
+        <w:gridCol w:w="1018"/>
+      </w:tblGrid>
+      <w:tr>
+        <w:tblPrEx>
+          <w:tblBorders>
+            <w:top w:val="single" w:color="auto" w:sz="4" w:space="0"/>
+            <w:left w:val="single" w:color="auto" w:sz="4" w:space="0"/>
+            <w:bottom w:val="single" w:color="auto" w:sz="4" w:space="0"/>
+            <w:right w:val="single" w:color="auto" w:sz="4" w:space="0"/>
+            <w:insideH w:val="single" w:color="auto" w:sz="4" w:space="0"/>
+            <w:insideV w:val="single" w:color="auto" w:sz="4" w:space="0"/>
+          </w:tblBorders>
+          <w:tblCellMar>
+            <w:top w:w="0" w:type="dxa"/>
+            <w:left w:w="108" w:type="dxa"/>
+            <w:bottom w:w="0" w:type="dxa"/>
+            <w:right w:w="108" w:type="dxa"/>
+          </w:tblCellMar>
+        </w:tblPrEx>
+        <w:tc>
+          <w:tcPr>
+            <w:tcW w:w="857" w:type="dxa"/>
+            <w:vAlign w:val="bottom"/>
+          </w:tcPr>
+          <w:p>
+            <w:pPr>
+              <w:jc w:val="center"/>
+              <w:rPr>
+                <w:rFonts w:hint="eastAsia"/>
+              </w:rPr>
+            </w:pPr>
+            <w:r>
+              <w:rPr>
+                <w:rFonts w:hint="eastAsia"/>
+              </w:rPr>
+              <w:t>帧头</w:t>
+            </w:r>
+          </w:p>
+        </w:tc>
+        <w:tc>
+          <w:tcPr>
+            <w:tcW w:w="691" w:type="dxa"/>
+            <w:vAlign w:val="bottom"/>
+          </w:tcPr>
+          <w:p>
+            <w:pPr>
+              <w:jc w:val="center"/>
+              <w:rPr>
+                <w:rFonts w:hint="eastAsia"/>
+              </w:rPr>
+            </w:pPr>
+            <w:r>
+              <w:rPr>
+                <w:rFonts w:hint="eastAsia"/>
+              </w:rPr>
+              <w:t>指令</w:t>
+            </w:r>
+          </w:p>
+        </w:tc>
+        <w:tc>
+          <w:tcPr>
+            <w:tcW w:w="1134" w:type="dxa"/>
+            <w:vAlign w:val="bottom"/>
+          </w:tcPr>
+          <w:p>
+            <w:pPr>
+              <w:jc w:val="center"/>
+              <w:rPr>
+                <w:rFonts w:hint="eastAsia"/>
+              </w:rPr>
+            </w:pPr>
+            <w:r>
+              <w:rPr>
+                <w:rFonts w:hint="eastAsia"/>
+              </w:rPr>
+              <w:t>数据长度</w:t>
+            </w:r>
+          </w:p>
+        </w:tc>
+        <w:tc>
+          <w:tcPr>
+            <w:tcW w:w="3425" w:type="dxa"/>
+          </w:tcPr>
+          <w:p>
+            <w:pPr>
+              <w:jc w:val="center"/>
+              <w:rPr>
+                <w:rFonts w:hint="eastAsia"/>
+              </w:rPr>
+            </w:pPr>
+            <w:r>
+              <w:rPr>
+                <w:rFonts w:hint="eastAsia"/>
+              </w:rPr>
+              <w:t>数据</w:t>
+            </w:r>
+          </w:p>
+        </w:tc>
+        <w:tc>
+          <w:tcPr>
+            <w:tcW w:w="950" w:type="dxa"/>
+          </w:tcPr>
+          <w:p>
+            <w:pPr>
+              <w:jc w:val="center"/>
+              <w:rPr>
+                <w:rFonts w:hint="eastAsia"/>
+              </w:rPr>
+            </w:pPr>
+            <w:r>
+              <w:rPr>
+                <w:rFonts w:hint="eastAsia"/>
+              </w:rPr>
+              <w:t>校验</w:t>
+            </w:r>
+          </w:p>
+        </w:tc>
+        <w:tc>
+          <w:tcPr>
+            <w:tcW w:w="1018" w:type="dxa"/>
+            <w:vAlign w:val="bottom"/>
+          </w:tcPr>
+          <w:p>
+            <w:pPr>
+              <w:jc w:val="center"/>
+              <w:rPr>
+                <w:rFonts w:hint="eastAsia"/>
+              </w:rPr>
+            </w:pPr>
+            <w:r>
+              <w:rPr>
+                <w:rFonts w:hint="eastAsia"/>
+              </w:rPr>
+              <w:t>帧尾</w:t>
+            </w:r>
+          </w:p>
+        </w:tc>
+      </w:tr>
+      <w:tr>
+        <w:tblPrEx>
+          <w:tblBorders>
+            <w:top w:val="single" w:color="auto" w:sz="4" w:space="0"/>
+            <w:left w:val="single" w:color="auto" w:sz="4" w:space="0"/>
+            <w:bottom w:val="single" w:color="auto" w:sz="4" w:space="0"/>
+            <w:right w:val="single" w:color="auto" w:sz="4" w:space="0"/>
+            <w:insideH w:val="single" w:color="auto" w:sz="4" w:space="0"/>
+            <w:insideV w:val="single" w:color="auto" w:sz="4" w:space="0"/>
+          </w:tblBorders>
+          <w:tblCellMar>
+            <w:top w:w="0" w:type="dxa"/>
+            <w:left w:w="108" w:type="dxa"/>
+            <w:bottom w:w="0" w:type="dxa"/>
+            <w:right w:w="108" w:type="dxa"/>
+          </w:tblCellMar>
+        </w:tblPrEx>
+        <w:tc>
+          <w:tcPr>
+            <w:tcW w:w="857" w:type="dxa"/>
+            <w:vAlign w:val="center"/>
+          </w:tcPr>
+          <w:p>
+            <w:pPr>
+              <w:jc w:val="center"/>
+              <w:rPr>
+                <w:rFonts w:hint="eastAsia"/>
+              </w:rPr>
+            </w:pPr>
+            <w:r>
+              <w:rPr>
+                <w:rFonts w:hint="eastAsia"/>
+              </w:rPr>
+              <w:t>55 AA</w:t>
+            </w:r>
+          </w:p>
+        </w:tc>
+        <w:tc>
+          <w:tcPr>
+            <w:tcW w:w="691" w:type="dxa"/>
+            <w:vAlign w:val="center"/>
+          </w:tcPr>
+          <w:p>
+            <w:pPr>
+              <w:jc w:val="center"/>
+              <w:rPr>
+                <w:rFonts w:hint="eastAsia"/>
+              </w:rPr>
+            </w:pPr>
+            <w:r>
+              <w:rPr>
+                <w:rFonts w:hint="eastAsia"/>
+              </w:rPr>
+              <w:t>03</w:t>
+            </w:r>
+          </w:p>
+        </w:tc>
+        <w:tc>
+          <w:tcPr>
+            <w:tcW w:w="1134" w:type="dxa"/>
+            <w:vAlign w:val="center"/>
+          </w:tcPr>
+          <w:p>
+            <w:pPr>
+              <w:jc w:val="center"/>
+              <w:rPr>
+                <w:rFonts w:hint="default" w:eastAsiaTheme="minorEastAsia"/>
+                <w:lang w:val="en-US" w:eastAsia="zh-CN"/>
+              </w:rPr>
+            </w:pPr>
+            <w:r>
+              <w:rPr>
+                <w:rFonts w:hint="eastAsia"/>
+                <w:lang w:val="en-US" w:eastAsia="zh-CN"/>
+              </w:rPr>
+              <w:t>2</w:t>
+            </w:r>
+          </w:p>
+        </w:tc>
+        <w:tc>
+          <w:tcPr>
+            <w:tcW w:w="3425" w:type="dxa"/>
+            <w:vAlign w:val="center"/>
+          </w:tcPr>
+          <w:p>
+            <w:pPr>
+              <w:jc w:val="center"/>
+              <w:rPr>
+                <w:rFonts w:hint="eastAsia"/>
+                <w:lang w:val="en-US" w:eastAsia="zh-CN"/>
+              </w:rPr>
+            </w:pPr>
+            <w:r>
+              <w:rPr>
+                <w:rFonts w:hint="eastAsia"/>
+                <w:lang w:val="en-US" w:eastAsia="zh-CN"/>
+              </w:rPr>
+              <w:t>1 byte：运动索引</w:t>
+            </w:r>
+          </w:p>
+          <w:p>
+            <w:pPr>
+              <w:jc w:val="center"/>
+              <w:rPr>
+                <w:rFonts w:hint="default"/>
+                <w:lang w:val="en-US" w:eastAsia="zh-CN"/>
+              </w:rPr>
+            </w:pPr>
+            <w:r>
+              <w:rPr>
+                <w:rFonts w:hint="eastAsia"/>
+                <w:lang w:val="en-US" w:eastAsia="zh-CN"/>
+              </w:rPr>
+              <w:t>2 byte：0x1</w:t>
+            </w:r>
+          </w:p>
+        </w:tc>
+        <w:tc>
+          <w:tcPr>
+            <w:tcW w:w="950" w:type="dxa"/>
+            <w:vAlign w:val="center"/>
+          </w:tcPr>
+          <w:p>
+            <w:pPr>
+              <w:jc w:val="center"/>
+              <w:rPr>
+                <w:rFonts w:hint="eastAsia"/>
+              </w:rPr>
+            </w:pPr>
+            <w:r>
+              <w:rPr>
+                <w:rFonts w:hint="eastAsia"/>
+              </w:rPr>
+              <w:t>00 00</w:t>
+            </w:r>
+          </w:p>
+        </w:tc>
+        <w:tc>
+          <w:tcPr>
+            <w:tcW w:w="1018" w:type="dxa"/>
+            <w:vAlign w:val="center"/>
+          </w:tcPr>
+          <w:p>
+            <w:pPr>
+              <w:jc w:val="center"/>
+              <w:rPr>
+                <w:rFonts w:hint="eastAsia"/>
+              </w:rPr>
+            </w:pPr>
+            <w:r>
+              <w:rPr>
+                <w:rFonts w:hint="eastAsia"/>
+              </w:rPr>
+              <w:t>AA 55</w:t>
+            </w:r>
+          </w:p>
+        </w:tc>
+      </w:tr>
+    </w:tbl>
+    <w:p>
+      <w:pPr>
+        <w:rPr>
+          <w:rFonts w:hint="eastAsia"/>
+          <w:lang w:val="en-US" w:eastAsia="zh-CN"/>
+        </w:rPr>
+      </w:pPr>
+      <w:bookmarkStart w:id="4" w:name="_GoBack"/>
+      <w:bookmarkEnd w:id="4"/>
+    </w:p>
+    <w:p>
+      <w:pPr>
+        <w:rPr>
+          <w:rFonts w:hint="default"/>
+          <w:lang w:val="en-US" w:eastAsia="zh-CN"/>
+        </w:rPr>
+      </w:pPr>
     </w:p>
     <w:p>
       <w:pPr>
@@ -1560,20 +2343,72 @@
     <w:p>
       <w:pPr>
         <w:rPr>
+          <w:rFonts w:hint="eastAsia"/>
+          <w:lang w:val="en-US" w:eastAsia="zh-CN"/>
+        </w:rPr>
+      </w:pPr>
+      <w:r>
+        <w:rPr>
+          <w:rFonts w:hint="eastAsia"/>
+          <w:lang w:val="en-US" w:eastAsia="zh-CN"/>
+        </w:rPr>
+        <w:t>发送模式</w:t>
+      </w:r>
+    </w:p>
+    <w:p>
+      <w:pPr>
+        <w:rPr>
+          <w:rFonts w:hint="eastAsia"/>
+          <w:lang w:val="en-US" w:eastAsia="zh-CN"/>
+        </w:rPr>
+      </w:pPr>
+    </w:p>
+    <w:p>
+      <w:pPr>
+        <w:rPr>
+          <w:rFonts w:hint="eastAsia"/>
+          <w:lang w:val="en-US" w:eastAsia="zh-CN"/>
+        </w:rPr>
+      </w:pPr>
+    </w:p>
+    <w:p>
+      <w:pPr>
+        <w:rPr>
+          <w:rFonts w:hint="eastAsia"/>
+          <w:lang w:val="en-US" w:eastAsia="zh-CN"/>
+        </w:rPr>
+      </w:pPr>
+    </w:p>
+    <w:p>
+      <w:pPr>
+        <w:rPr>
+          <w:rFonts w:hint="eastAsia"/>
+          <w:lang w:val="en-US" w:eastAsia="zh-CN"/>
+        </w:rPr>
+      </w:pPr>
+      <w:r>
+        <w:rPr>
+          <w:rFonts w:hint="eastAsia"/>
+          <w:lang w:val="en-US" w:eastAsia="zh-CN"/>
+        </w:rPr>
+        <w:t>发送运动</w:t>
+      </w:r>
+    </w:p>
+    <w:p>
+      <w:pPr>
+        <w:rPr>
           <w:rFonts w:hint="default"/>
           <w:lang w:val="en-US" w:eastAsia="zh-CN"/>
         </w:rPr>
       </w:pPr>
-      <w:bookmarkStart w:id="4" w:name="_GoBack"/>
-      <w:r>
-        <w:rPr>
-          <w:rFonts w:hint="eastAsia"/>
-          <w:lang w:val="en-US" w:eastAsia="zh-CN"/>
-        </w:rPr>
-        <w:t>发送模式</w:t>
-      </w:r>
-    </w:p>
-    <w:bookmarkEnd w:id="4"/>
+      <w:r>
+        <w:rPr>
+          <w:rFonts w:hint="eastAsia"/>
+          <w:lang w:val="en-US" w:eastAsia="zh-CN"/>
+        </w:rPr>
+        <w:t>停止</w:t>
+      </w:r>
+    </w:p>
     <w:sectPr>
       <w:pgSz w:w="11906" w:h="16838"/>
       <w:pgMar w:top="1440" w:right="1800" w:bottom="1440" w:left="1800" w:header="851" w:footer="992" w:gutter="0"/>
@@ -1639,7 +2474,7 @@
   <w:docDefaults>
     <w:rPrDefault>
       <w:rPr>
-        <w:rFonts w:asciiTheme="minorHAnsi" w:hAnsiTheme="minorHAnsi" w:eastAsiaTheme="minorEastAsia" w:cstheme="minorBidi"/>
+        <w:rFonts w:ascii="Times New Roman" w:hAnsi="Times New Roman" w:eastAsia="宋体" w:cs="Times New Roman"/>
       </w:rPr>
     </w:rPrDefault>
     <w:pPrDefault/>
@@ -1741,7 +2576,7 @@
     <w:lsdException w:uiPriority="99" w:name="HTML Acronym"/>
     <w:lsdException w:uiPriority="99" w:name="HTML Address"/>
     <w:lsdException w:uiPriority="99" w:name="HTML Cite"/>
-    <w:lsdException w:uiPriority="99" w:name="HTML Code"/>
+    <w:lsdException w:qFormat="1" w:uiPriority="99" w:name="HTML Code"/>
     <w:lsdException w:uiPriority="99" w:name="HTML Definition"/>
     <w:lsdException w:uiPriority="99" w:name="HTML Keyboard"/>
     <w:lsdException w:uiPriority="99" w:name="HTML Preformatted"/>
@@ -1918,7 +2753,7 @@
     <w:name w:val="heading 1"/>
     <w:basedOn w:val="1"/>
     <w:next w:val="1"/>
-    <w:link w:val="16"/>
+    <w:link w:val="19"/>
     <w:qFormat/>
     <w:uiPriority w:val="9"/>
     <w:pPr>
@@ -1938,7 +2773,7 @@
     <w:name w:val="heading 2"/>
     <w:basedOn w:val="1"/>
     <w:next w:val="1"/>
-    <w:link w:val="17"/>
+    <w:link w:val="20"/>
     <w:semiHidden/>
     <w:unhideWhenUsed/>
     <w:qFormat/>
@@ -1960,7 +2795,7 @@
     <w:name w:val="heading 3"/>
     <w:basedOn w:val="1"/>
     <w:next w:val="1"/>
-    <w:link w:val="18"/>
+    <w:link w:val="21"/>
     <w:semiHidden/>
     <w:unhideWhenUsed/>
     <w:qFormat/>
@@ -1982,7 +2817,7 @@
     <w:name w:val="heading 4"/>
     <w:basedOn w:val="1"/>
     <w:next w:val="1"/>
-    <w:link w:val="19"/>
+    <w:link w:val="22"/>
     <w:semiHidden/>
     <w:unhideWhenUsed/>
     <w:qFormat/>
@@ -2004,7 +2839,7 @@
     <w:name w:val="heading 5"/>
     <w:basedOn w:val="1"/>
     <w:next w:val="1"/>
-    <w:link w:val="20"/>
+    <w:link w:val="23"/>
     <w:semiHidden/>
     <w:unhideWhenUsed/>
     <w:qFormat/>
@@ -2025,7 +2860,7 @@
     <w:name w:val="heading 6"/>
     <w:basedOn w:val="1"/>
     <w:next w:val="1"/>
-    <w:link w:val="21"/>
+    <w:link w:val="24"/>
     <w:semiHidden/>
     <w:unhideWhenUsed/>
     <w:qFormat/>
@@ -2047,7 +2882,7 @@
     <w:name w:val="heading 7"/>
     <w:basedOn w:val="1"/>
     <w:next w:val="1"/>
-    <w:link w:val="22"/>
+    <w:link w:val="25"/>
     <w:semiHidden/>
     <w:unhideWhenUsed/>
     <w:qFormat/>
@@ -2077,7 +2912,7 @@
     <w:name w:val="heading 8"/>
     <w:basedOn w:val="1"/>
     <w:next w:val="1"/>
-    <w:link w:val="23"/>
+    <w:link w:val="26"/>
     <w:semiHidden/>
     <w:unhideWhenUsed/>
     <w:qFormat/>
@@ -2105,7 +2940,7 @@
     <w:name w:val="heading 9"/>
     <w:basedOn w:val="1"/>
     <w:next w:val="1"/>
-    <w:link w:val="24"/>
+    <w:link w:val="27"/>
     <w:semiHidden/>
     <w:unhideWhenUsed/>
     <w:qFormat/>
@@ -2129,14 +2964,14 @@
       </w14:textFill>
     </w:rPr>
   </w:style>
-  <w:style w:type="character" w:default="1" w:styleId="15">
+  <w:style w:type="character" w:default="1" w:styleId="17">
     <w:name w:val="Default Paragraph Font"/>
     <w:semiHidden/>
     <w:unhideWhenUsed/>
     <w:qFormat/>
     <w:uiPriority w:val="1"/>
   </w:style>
-  <w:style w:type="table" w:default="1" w:styleId="13">
+  <w:style w:type="table" w:default="1" w:styleId="15">
     <w:name w:val="Normal Table"/>
     <w:semiHidden/>
     <w:unhideWhenUsed/>
@@ -2155,7 +2990,7 @@
     <w:name w:val="Subtitle"/>
     <w:basedOn w:val="1"/>
     <w:next w:val="1"/>
-    <w:link w:val="26"/>
+    <w:link w:val="29"/>
     <w:qFormat/>
     <w:uiPriority w:val="11"/>
     <w:pPr>
@@ -2178,10 +3013,55 @@
     </w:rPr>
   </w:style>
   <w:style w:type="paragraph" w:styleId="12">
+    <w:name w:val="HTML Preformatted"/>
+    <w:basedOn w:val="1"/>
+    <w:semiHidden/>
+    <w:unhideWhenUsed/>
+    <w:uiPriority w:val="99"/>
+    <w:pPr>
+      <w:tabs>
+        <w:tab w:val="left" w:pos="916"/>
+        <w:tab w:val="left" w:pos="1832"/>
+        <w:tab w:val="left" w:pos="2748"/>
+        <w:tab w:val="left" w:pos="3664"/>
+        <w:tab w:val="left" w:pos="4580"/>
+        <w:tab w:val="left" w:pos="5496"/>
+        <w:tab w:val="left" w:pos="6412"/>
+        <w:tab w:val="left" w:pos="7328"/>
+        <w:tab w:val="left" w:pos="8244"/>
+        <w:tab w:val="left" w:pos="9160"/>
+        <w:tab w:val="left" w:pos="10076"/>
+        <w:tab w:val="left" w:pos="10992"/>
+        <w:tab w:val="left" w:pos="11908"/>
+        <w:tab w:val="left" w:pos="12824"/>
+        <w:tab w:val="left" w:pos="13740"/>
+        <w:tab w:val="left" w:pos="14656"/>
+      </w:tabs>
+      <w:jc w:val="left"/>
+    </w:pPr>
+    <w:rPr>
+      <w:rFonts w:hint="eastAsia" w:ascii="宋体" w:hAnsi="宋体" w:eastAsia="宋体" w:cs="宋体"/>
+      <w:kern w:val="0"/>
+      <w:sz w:val="24"/>
+      <w:szCs w:val="24"/>
+      <w:lang w:val="en-US" w:eastAsia="zh-CN" w:bidi="ar"/>
+    </w:rPr>
+  </w:style>
+  <w:style w:type="paragraph" w:styleId="13">
+    <w:name w:val="Normal (Web)"/>
+    <w:basedOn w:val="1"/>
+    <w:semiHidden/>
+    <w:unhideWhenUsed/>
+    <w:uiPriority w:val="99"/>
+    <w:rPr>
+      <w:sz w:val="24"/>
+    </w:rPr>
+  </w:style>
+  <w:style w:type="paragraph" w:styleId="14">
     <w:name w:val="Title"/>
     <w:basedOn w:val="1"/>
     <w:next w:val="1"/>
-    <w:link w:val="25"/>
+    <w:link w:val="28"/>
     <w:qFormat/>
     <w:uiPriority w:val="10"/>
     <w:pPr>
@@ -2197,9 +3077,9 @@
       <w:szCs w:val="56"/>
     </w:rPr>
   </w:style>
-  <w:style w:type="table" w:styleId="14">
+  <w:style w:type="table" w:styleId="16">
     <w:name w:val="Table Grid"/>
-    <w:basedOn w:val="13"/>
+    <w:basedOn w:val="15"/>
     <w:qFormat/>
     <w:uiPriority w:val="39"/>
     <w:pPr>
@@ -2217,9 +3097,21 @@
       </w:tblBorders>
     </w:tblPr>
   </w:style>
-  <w:style w:type="character" w:customStyle="1" w:styleId="16">
+  <w:style w:type="character" w:styleId="18">
+    <w:name w:val="HTML Code"/>
+    <w:basedOn w:val="17"/>
+    <w:semiHidden/>
+    <w:unhideWhenUsed/>
+    <w:qFormat/>
+    <w:uiPriority w:val="99"/>
+    <w:rPr>
+      <w:rFonts w:ascii="Courier New" w:hAnsi="Courier New"/>
+      <w:sz w:val="20"/>
+    </w:rPr>
+  </w:style>
+  <w:style w:type="character" w:customStyle="1" w:styleId="19">
     <w:name w:val="标题 1 字符"/>
-    <w:basedOn w:val="15"/>
+    <w:basedOn w:val="17"/>
     <w:link w:val="2"/>
     <w:qFormat/>
     <w:uiPriority w:val="9"/>
@@ -2230,9 +3122,9 @@
       <w:szCs w:val="48"/>
     </w:rPr>
   </w:style>
-  <w:style w:type="character" w:customStyle="1" w:styleId="17">
+  <w:style w:type="character" w:customStyle="1" w:styleId="20">
     <w:name w:val="标题 2 字符"/>
-    <w:basedOn w:val="15"/>
+    <w:basedOn w:val="17"/>
     <w:link w:val="3"/>
     <w:semiHidden/>
     <w:qFormat/>
@@ -2244,9 +3136,9 @@
       <w:szCs w:val="40"/>
     </w:rPr>
   </w:style>
-  <w:style w:type="character" w:customStyle="1" w:styleId="18">
+  <w:style w:type="character" w:customStyle="1" w:styleId="21">
     <w:name w:val="标题 3 字符"/>
-    <w:basedOn w:val="15"/>
+    <w:basedOn w:val="17"/>
     <w:link w:val="4"/>
     <w:semiHidden/>
     <w:qFormat/>
@@ -2258,9 +3150,9 @@
       <w:szCs w:val="32"/>
     </w:rPr>
   </w:style>
-  <w:style w:type="character" w:customStyle="1" w:styleId="19">
+  <w:style w:type="character" w:customStyle="1" w:styleId="22">
     <w:name w:val="标题 4 字符"/>
-    <w:basedOn w:val="15"/>
+    <w:basedOn w:val="17"/>
     <w:link w:val="5"/>
     <w:semiHidden/>
     <w:qFormat/>
@@ -2272,9 +3164,9 @@
       <w:szCs w:val="28"/>
     </w:rPr>
   </w:style>
-  <w:style w:type="character" w:customStyle="1" w:styleId="20">
+  <w:style w:type="character" w:customStyle="1" w:styleId="23">
     <w:name w:val="标题 5 字符"/>
-    <w:basedOn w:val="15"/>
+    <w:basedOn w:val="17"/>
     <w:link w:val="6"/>
     <w:semiHidden/>
     <w:qFormat/>
@@ -2285,9 +3177,9 @@
       <w:sz w:val="24"/>
     </w:rPr>
   </w:style>
-  <w:style w:type="character" w:customStyle="1" w:styleId="21">
+  <w:style w:type="character" w:customStyle="1" w:styleId="24">
     <w:name w:val="标题 6 字符"/>
-    <w:basedOn w:val="15"/>
+    <w:basedOn w:val="17"/>
     <w:link w:val="7"/>
     <w:semiHidden/>
     <w:qFormat/>
@@ -2299,11 +3191,12 @@
       <w:color w:val="104862" w:themeColor="accent1" w:themeShade="BF"/>
     </w:rPr>
   </w:style>
-  <w:style w:type="character" w:customStyle="1" w:styleId="22">
+  <w:style w:type="character" w:customStyle="1" w:styleId="25">
     <w:name w:val="标题 7 字符"/>
-    <w:basedOn w:val="15"/>
+    <w:basedOn w:val="17"/>
     <w:link w:val="8"/>
     <w:semiHidden/>
+    <w:qFormat/>
     <w:uiPriority w:val="9"/>
     <w:rPr>
       <w:rFonts w:cstheme="majorBidi"/>
@@ -2320,9 +3213,9 @@
       </w14:textFill>
     </w:rPr>
   </w:style>
-  <w:style w:type="character" w:customStyle="1" w:styleId="23">
+  <w:style w:type="character" w:customStyle="1" w:styleId="26">
     <w:name w:val="标题 8 字符"/>
-    <w:basedOn w:val="15"/>
+    <w:basedOn w:val="17"/>
     <w:link w:val="9"/>
     <w:semiHidden/>
     <w:qFormat/>
@@ -2340,9 +3233,9 @@
       </w14:textFill>
     </w:rPr>
   </w:style>
-  <w:style w:type="character" w:customStyle="1" w:styleId="24">
+  <w:style w:type="character" w:customStyle="1" w:styleId="27">
     <w:name w:val="标题 9 字符"/>
-    <w:basedOn w:val="15"/>
+    <w:basedOn w:val="17"/>
     <w:link w:val="10"/>
     <w:semiHidden/>
     <w:qFormat/>
@@ -2360,10 +3253,11 @@
       </w14:textFill>
     </w:rPr>
   </w:style>
-  <w:style w:type="character" w:customStyle="1" w:styleId="25">
+  <w:style w:type="character" w:customStyle="1" w:styleId="28">
     <w:name w:val="标题 字符"/>
-    <w:basedOn w:val="15"/>
-    <w:link w:val="12"/>
+    <w:basedOn w:val="17"/>
+    <w:link w:val="14"/>
+    <w:qFormat/>
     <w:uiPriority w:val="10"/>
     <w:rPr>
       <w:rFonts w:asciiTheme="majorHAnsi" w:hAnsiTheme="majorHAnsi" w:eastAsiaTheme="majorEastAsia" w:cstheme="majorBidi"/>
@@ -2373,10 +3267,11 @@
       <w:szCs w:val="56"/>
     </w:rPr>
   </w:style>
-  <w:style w:type="character" w:customStyle="1" w:styleId="26">
+  <w:style w:type="character" w:customStyle="1" w:styleId="29">
     <w:name w:val="副标题 字符"/>
-    <w:basedOn w:val="15"/>
+    <w:basedOn w:val="17"/>
     <w:link w:val="11"/>
+    <w:qFormat/>
     <w:uiPriority w:val="11"/>
     <w:rPr>
       <w:rFonts w:asciiTheme="majorHAnsi" w:hAnsiTheme="majorHAnsi" w:eastAsiaTheme="majorEastAsia" w:cstheme="majorBidi"/>
@@ -2394,11 +3289,11 @@
       </w14:textFill>
     </w:rPr>
   </w:style>
-  <w:style w:type="paragraph" w:styleId="27">
+  <w:style w:type="paragraph" w:styleId="30">
     <w:name w:val="Quote"/>
     <w:basedOn w:val="1"/>
     <w:next w:val="1"/>
-    <w:link w:val="28"/>
+    <w:link w:val="31"/>
     <w:qFormat/>
     <w:uiPriority w:val="29"/>
     <w:pPr>
@@ -2419,10 +3314,10 @@
       </w14:textFill>
     </w:rPr>
   </w:style>
-  <w:style w:type="character" w:customStyle="1" w:styleId="28">
+  <w:style w:type="character" w:customStyle="1" w:styleId="31">
     <w:name w:val="引用 字符"/>
-    <w:basedOn w:val="15"/>
-    <w:link w:val="27"/>
+    <w:basedOn w:val="17"/>
+    <w:link w:val="30"/>
     <w:qFormat/>
     <w:uiPriority w:val="29"/>
     <w:rPr>
@@ -2439,7 +3334,7 @@
       </w14:textFill>
     </w:rPr>
   </w:style>
-  <w:style w:type="paragraph" w:styleId="29">
+  <w:style w:type="paragraph" w:styleId="32">
     <w:name w:val="List Paragraph"/>
     <w:basedOn w:val="1"/>
     <w:qFormat/>
@@ -2449,9 +3344,9 @@
       <w:contextualSpacing/>
     </w:pPr>
   </w:style>
-  <w:style w:type="character" w:customStyle="1" w:styleId="30">
+  <w:style w:type="character" w:customStyle="1" w:styleId="33">
     <w:name w:val="明显强调1"/>
-    <w:basedOn w:val="15"/>
+    <w:basedOn w:val="17"/>
     <w:qFormat/>
     <w:uiPriority w:val="21"/>
     <w:rPr>
@@ -2460,11 +3355,11 @@
       <w:color w:val="104862" w:themeColor="accent1" w:themeShade="BF"/>
     </w:rPr>
   </w:style>
-  <w:style w:type="paragraph" w:styleId="31">
+  <w:style w:type="paragraph" w:styleId="34">
     <w:name w:val="Intense Quote"/>
     <w:basedOn w:val="1"/>
     <w:next w:val="1"/>
-    <w:link w:val="32"/>
+    <w:link w:val="35"/>
     <w:qFormat/>
     <w:uiPriority w:val="30"/>
     <w:pPr>
@@ -2482,10 +3377,11 @@
       <w:color w:val="104862" w:themeColor="accent1" w:themeShade="BF"/>
     </w:rPr>
   </w:style>
-  <w:style w:type="character" w:customStyle="1" w:styleId="32">
+  <w:style w:type="character" w:customStyle="1" w:styleId="35">
     <w:name w:val="明显引用 字符"/>
-    <w:basedOn w:val="15"/>
-    <w:link w:val="31"/>
+    <w:basedOn w:val="17"/>
+    <w:link w:val="34"/>
+    <w:qFormat/>
     <w:uiPriority w:val="30"/>
     <w:rPr>
       <w:i/>
@@ -2493,9 +3389,9 @@
       <w:color w:val="104862" w:themeColor="accent1" w:themeShade="BF"/>
     </w:rPr>
   </w:style>
-  <w:style w:type="character" w:customStyle="1" w:styleId="33">
+  <w:style w:type="character" w:customStyle="1" w:styleId="36">
     <w:name w:val="明显参考1"/>
-    <w:basedOn w:val="15"/>
+    <w:basedOn w:val="17"/>
     <w:qFormat/>
     <w:uiPriority w:val="32"/>
     <w:rPr>

--- a/FlexControlSystem/FlexControlSystem/doc/通信协议.docx
+++ b/FlexControlSystem/FlexControlSystem/doc/通信协议.docx
@@ -439,6 +439,12 @@
             <w:insideH w:val="single" w:color="auto" w:sz="4" w:space="0"/>
             <w:insideV w:val="single" w:color="auto" w:sz="4" w:space="0"/>
           </w:tblBorders>
+          <w:tblCellMar>
+            <w:top w:w="0" w:type="dxa"/>
+            <w:left w:w="108" w:type="dxa"/>
+            <w:bottom w:w="0" w:type="dxa"/>
+            <w:right w:w="108" w:type="dxa"/>
+          </w:tblCellMar>
         </w:tblPrEx>
         <w:tc>
           <w:tcPr>
@@ -754,6 +760,12 @@
             <w:insideH w:val="single" w:color="auto" w:sz="4" w:space="0"/>
             <w:insideV w:val="single" w:color="auto" w:sz="4" w:space="0"/>
           </w:tblBorders>
+          <w:tblCellMar>
+            <w:top w:w="0" w:type="dxa"/>
+            <w:left w:w="108" w:type="dxa"/>
+            <w:bottom w:w="0" w:type="dxa"/>
+            <w:right w:w="108" w:type="dxa"/>
+          </w:tblCellMar>
         </w:tblPrEx>
         <w:tc>
           <w:tcPr>
@@ -1380,15 +1392,19 @@
             <w:pPr>
               <w:jc w:val="center"/>
               <w:rPr>
-                <w:rFonts w:hint="eastAsia"/>
-              </w:rPr>
-            </w:pPr>
-            <w:r>
-              <w:rPr>
-                <w:rFonts w:hint="eastAsia"/>
-              </w:rPr>
-              <w:t>00 00</w:t>
-            </w:r>
+                <w:rFonts w:hint="default" w:eastAsiaTheme="minorEastAsia"/>
+                <w:lang w:val="en-US" w:eastAsia="zh-CN"/>
+              </w:rPr>
+            </w:pPr>
+            <w:r>
+              <w:rPr>
+                <w:rFonts w:hint="eastAsia"/>
+                <w:lang w:val="en-US" w:eastAsia="zh-CN"/>
+              </w:rPr>
+              <w:t>2 byte</w:t>
+            </w:r>
+            <w:bookmarkStart w:id="4" w:name="_GoBack"/>
+            <w:bookmarkEnd w:id="4"/>
           </w:p>
         </w:tc>
         <w:tc>
@@ -1787,14 +1803,22 @@
             <w:pPr>
               <w:jc w:val="center"/>
               <w:rPr>
-                <w:rFonts w:hint="eastAsia"/>
-              </w:rPr>
-            </w:pPr>
-            <w:r>
-              <w:rPr>
-                <w:rFonts w:hint="eastAsia"/>
-              </w:rPr>
-              <w:t>03</w:t>
+                <w:rFonts w:hint="eastAsia" w:eastAsiaTheme="minorEastAsia"/>
+                <w:lang w:eastAsia="zh-CN"/>
+              </w:rPr>
+            </w:pPr>
+            <w:r>
+              <w:rPr>
+                <w:rFonts w:hint="eastAsia"/>
+              </w:rPr>
+              <w:t>0</w:t>
+            </w:r>
+            <w:r>
+              <w:rPr>
+                <w:rFonts w:hint="eastAsia"/>
+                <w:lang w:val="en-US" w:eastAsia="zh-CN"/>
+              </w:rPr>
+              <w:t>4</w:t>
             </w:r>
           </w:p>
         </w:tc>
@@ -1907,8 +1931,6 @@
           <w:lang w:val="en-US" w:eastAsia="zh-CN"/>
         </w:rPr>
       </w:pPr>
-      <w:bookmarkStart w:id="4" w:name="_GoBack"/>
-      <w:bookmarkEnd w:id="4"/>
     </w:p>
     <w:p>
       <w:pPr>
@@ -2572,14 +2594,14 @@
     <w:lsdException w:uiPriority="99" w:name="Document Map"/>
     <w:lsdException w:uiPriority="99" w:name="Plain Text"/>
     <w:lsdException w:uiPriority="99" w:name="E-mail Signature"/>
-    <w:lsdException w:uiPriority="99" w:name="Normal (Web)"/>
+    <w:lsdException w:qFormat="1" w:uiPriority="99" w:name="Normal (Web)"/>
     <w:lsdException w:uiPriority="99" w:name="HTML Acronym"/>
     <w:lsdException w:uiPriority="99" w:name="HTML Address"/>
     <w:lsdException w:uiPriority="99" w:name="HTML Cite"/>
     <w:lsdException w:qFormat="1" w:uiPriority="99" w:name="HTML Code"/>
     <w:lsdException w:uiPriority="99" w:name="HTML Definition"/>
     <w:lsdException w:uiPriority="99" w:name="HTML Keyboard"/>
-    <w:lsdException w:uiPriority="99" w:name="HTML Preformatted"/>
+    <w:lsdException w:qFormat="1" w:uiPriority="99" w:name="HTML Preformatted"/>
     <w:lsdException w:uiPriority="99" w:name="HTML Sample"/>
     <w:lsdException w:uiPriority="99" w:name="HTML Typewriter"/>
     <w:lsdException w:uiPriority="99" w:name="HTML Variable"/>
@@ -3017,6 +3039,7 @@
     <w:basedOn w:val="1"/>
     <w:semiHidden/>
     <w:unhideWhenUsed/>
+    <w:qFormat/>
     <w:uiPriority w:val="99"/>
     <w:pPr>
       <w:tabs>
@@ -3052,6 +3075,7 @@
     <w:basedOn w:val="1"/>
     <w:semiHidden/>
     <w:unhideWhenUsed/>
+    <w:qFormat/>
     <w:uiPriority w:val="99"/>
     <w:rPr>
       <w:sz w:val="24"/>

--- a/FlexControlSystem/FlexControlSystem/doc/通信协议.docx
+++ b/FlexControlSystem/FlexControlSystem/doc/通信协议.docx
@@ -672,14 +672,29 @@
             <w:pPr>
               <w:jc w:val="center"/>
               <w:rPr>
-                <w:rFonts w:hint="eastAsia"/>
-              </w:rPr>
-            </w:pPr>
-            <w:r>
-              <w:rPr>
-                <w:rFonts w:hint="eastAsia"/>
-              </w:rPr>
-              <w:t>00 00</w:t>
+                <w:rFonts w:hint="default" w:eastAsiaTheme="minorEastAsia"/>
+                <w:lang w:val="en-US" w:eastAsia="zh-CN"/>
+              </w:rPr>
+            </w:pPr>
+            <w:r>
+              <w:rPr>
+                <w:rFonts w:hint="eastAsia"/>
+                <w:lang w:val="en-US" w:eastAsia="zh-CN"/>
+              </w:rPr>
+              <w:t>FF</w:t>
+            </w:r>
+            <w:r>
+              <w:rPr>
+                <w:rFonts w:hint="eastAsia"/>
+              </w:rPr>
+              <w:t xml:space="preserve"> </w:t>
+            </w:r>
+            <w:r>
+              <w:rPr>
+                <w:rFonts w:hint="eastAsia"/>
+                <w:lang w:val="en-US" w:eastAsia="zh-CN"/>
+              </w:rPr>
+              <w:t>FF</w:t>
             </w:r>
           </w:p>
         </w:tc>
@@ -1000,14 +1015,29 @@
             <w:pPr>
               <w:jc w:val="center"/>
               <w:rPr>
-                <w:rFonts w:hint="eastAsia"/>
-              </w:rPr>
-            </w:pPr>
-            <w:r>
-              <w:rPr>
-                <w:rFonts w:hint="eastAsia"/>
-              </w:rPr>
-              <w:t>00 00</w:t>
+                <w:rFonts w:hint="default" w:eastAsiaTheme="minorEastAsia"/>
+                <w:lang w:val="en-US" w:eastAsia="zh-CN"/>
+              </w:rPr>
+            </w:pPr>
+            <w:r>
+              <w:rPr>
+                <w:rFonts w:hint="eastAsia"/>
+                <w:lang w:val="en-US" w:eastAsia="zh-CN"/>
+              </w:rPr>
+              <w:t>FF</w:t>
+            </w:r>
+            <w:r>
+              <w:rPr>
+                <w:rFonts w:hint="eastAsia"/>
+              </w:rPr>
+              <w:t xml:space="preserve"> </w:t>
+            </w:r>
+            <w:r>
+              <w:rPr>
+                <w:rFonts w:hint="eastAsia"/>
+                <w:lang w:val="en-US" w:eastAsia="zh-CN"/>
+              </w:rPr>
+              <w:t>FE</w:t>
             </w:r>
           </w:p>
         </w:tc>
@@ -1040,6 +1070,8 @@
           <w:lang w:val="en-US" w:eastAsia="zh-CN"/>
         </w:rPr>
       </w:pPr>
+      <w:bookmarkStart w:id="4" w:name="_GoBack"/>
+      <w:bookmarkEnd w:id="4"/>
     </w:p>
     <w:p>
       <w:pPr>
@@ -1403,8 +1435,6 @@
               </w:rPr>
               <w:t>2 byte</w:t>
             </w:r>
-            <w:bookmarkStart w:id="4" w:name="_GoBack"/>
-            <w:bookmarkEnd w:id="4"/>
           </w:p>
         </w:tc>
         <w:tc>

--- a/FlexControlSystem/FlexControlSystem/doc/通信协议.docx
+++ b/FlexControlSystem/FlexControlSystem/doc/通信协议.docx
@@ -1070,8 +1070,6 @@
           <w:lang w:val="en-US" w:eastAsia="zh-CN"/>
         </w:rPr>
       </w:pPr>
-      <w:bookmarkStart w:id="4" w:name="_GoBack"/>
-      <w:bookmarkEnd w:id="4"/>
     </w:p>
     <w:p>
       <w:pPr>
@@ -1954,6 +1952,696 @@
         </w:tc>
       </w:tr>
     </w:tbl>
+    <w:p>
+      <w:pPr>
+        <w:rPr>
+          <w:rFonts w:hint="eastAsia"/>
+          <w:lang w:val="en-US" w:eastAsia="zh-CN"/>
+        </w:rPr>
+      </w:pPr>
+    </w:p>
+    <w:p>
+      <w:pPr>
+        <w:rPr>
+          <w:rFonts w:hint="eastAsia"/>
+          <w:lang w:val="en-US" w:eastAsia="zh-CN"/>
+        </w:rPr>
+      </w:pPr>
+      <w:r>
+        <w:rPr>
+          <w:rFonts w:hint="eastAsia"/>
+          <w:lang w:val="en-US" w:eastAsia="zh-CN"/>
+        </w:rPr>
+        <w:t>停止运动：</w:t>
+      </w:r>
+    </w:p>
+    <w:p>
+      <w:r>
+        <w:rPr>
+          <w:rFonts w:hint="eastAsia"/>
+        </w:rPr>
+        <w:t>上位机下发</w:t>
+      </w:r>
+    </w:p>
+    <w:tbl>
+      <w:tblPr>
+        <w:tblStyle w:val="16"/>
+        <w:tblW w:w="8075" w:type="dxa"/>
+        <w:tblInd w:w="0" w:type="dxa"/>
+        <w:tblBorders>
+          <w:top w:val="single" w:color="auto" w:sz="4" w:space="0"/>
+          <w:left w:val="single" w:color="auto" w:sz="4" w:space="0"/>
+          <w:bottom w:val="single" w:color="auto" w:sz="4" w:space="0"/>
+          <w:right w:val="single" w:color="auto" w:sz="4" w:space="0"/>
+          <w:insideH w:val="single" w:color="auto" w:sz="4" w:space="0"/>
+          <w:insideV w:val="single" w:color="auto" w:sz="4" w:space="0"/>
+        </w:tblBorders>
+        <w:tblLayout w:type="fixed"/>
+        <w:tblCellMar>
+          <w:top w:w="0" w:type="dxa"/>
+          <w:left w:w="108" w:type="dxa"/>
+          <w:bottom w:w="0" w:type="dxa"/>
+          <w:right w:w="108" w:type="dxa"/>
+        </w:tblCellMar>
+      </w:tblPr>
+      <w:tblGrid>
+        <w:gridCol w:w="857"/>
+        <w:gridCol w:w="691"/>
+        <w:gridCol w:w="1134"/>
+        <w:gridCol w:w="3425"/>
+        <w:gridCol w:w="950"/>
+        <w:gridCol w:w="1018"/>
+      </w:tblGrid>
+      <w:tr>
+        <w:tblPrEx>
+          <w:tblBorders>
+            <w:top w:val="single" w:color="auto" w:sz="4" w:space="0"/>
+            <w:left w:val="single" w:color="auto" w:sz="4" w:space="0"/>
+            <w:bottom w:val="single" w:color="auto" w:sz="4" w:space="0"/>
+            <w:right w:val="single" w:color="auto" w:sz="4" w:space="0"/>
+            <w:insideH w:val="single" w:color="auto" w:sz="4" w:space="0"/>
+            <w:insideV w:val="single" w:color="auto" w:sz="4" w:space="0"/>
+          </w:tblBorders>
+          <w:tblCellMar>
+            <w:top w:w="0" w:type="dxa"/>
+            <w:left w:w="108" w:type="dxa"/>
+            <w:bottom w:w="0" w:type="dxa"/>
+            <w:right w:w="108" w:type="dxa"/>
+          </w:tblCellMar>
+        </w:tblPrEx>
+        <w:tc>
+          <w:tcPr>
+            <w:tcW w:w="857" w:type="dxa"/>
+            <w:vAlign w:val="bottom"/>
+          </w:tcPr>
+          <w:p>
+            <w:pPr>
+              <w:jc w:val="center"/>
+              <w:rPr>
+                <w:rFonts w:hint="eastAsia"/>
+              </w:rPr>
+            </w:pPr>
+            <w:r>
+              <w:rPr>
+                <w:rFonts w:hint="eastAsia"/>
+              </w:rPr>
+              <w:t>帧头</w:t>
+            </w:r>
+          </w:p>
+        </w:tc>
+        <w:tc>
+          <w:tcPr>
+            <w:tcW w:w="691" w:type="dxa"/>
+            <w:vAlign w:val="bottom"/>
+          </w:tcPr>
+          <w:p>
+            <w:pPr>
+              <w:jc w:val="center"/>
+              <w:rPr>
+                <w:rFonts w:hint="eastAsia"/>
+              </w:rPr>
+            </w:pPr>
+            <w:r>
+              <w:rPr>
+                <w:rFonts w:hint="eastAsia"/>
+              </w:rPr>
+              <w:t>指令</w:t>
+            </w:r>
+          </w:p>
+        </w:tc>
+        <w:tc>
+          <w:tcPr>
+            <w:tcW w:w="1134" w:type="dxa"/>
+            <w:vAlign w:val="bottom"/>
+          </w:tcPr>
+          <w:p>
+            <w:pPr>
+              <w:jc w:val="center"/>
+              <w:rPr>
+                <w:rFonts w:hint="eastAsia"/>
+              </w:rPr>
+            </w:pPr>
+            <w:r>
+              <w:rPr>
+                <w:rFonts w:hint="eastAsia"/>
+              </w:rPr>
+              <w:t>数据长度</w:t>
+            </w:r>
+          </w:p>
+        </w:tc>
+        <w:tc>
+          <w:tcPr>
+            <w:tcW w:w="3425" w:type="dxa"/>
+          </w:tcPr>
+          <w:p>
+            <w:pPr>
+              <w:jc w:val="center"/>
+              <w:rPr>
+                <w:rFonts w:hint="eastAsia"/>
+              </w:rPr>
+            </w:pPr>
+            <w:r>
+              <w:rPr>
+                <w:rFonts w:hint="eastAsia"/>
+              </w:rPr>
+              <w:t>数据</w:t>
+            </w:r>
+          </w:p>
+        </w:tc>
+        <w:tc>
+          <w:tcPr>
+            <w:tcW w:w="950" w:type="dxa"/>
+          </w:tcPr>
+          <w:p>
+            <w:pPr>
+              <w:jc w:val="center"/>
+              <w:rPr>
+                <w:rFonts w:hint="eastAsia"/>
+              </w:rPr>
+            </w:pPr>
+            <w:r>
+              <w:rPr>
+                <w:rFonts w:hint="eastAsia"/>
+              </w:rPr>
+              <w:t>校验</w:t>
+            </w:r>
+          </w:p>
+        </w:tc>
+        <w:tc>
+          <w:tcPr>
+            <w:tcW w:w="1018" w:type="dxa"/>
+            <w:vAlign w:val="bottom"/>
+          </w:tcPr>
+          <w:p>
+            <w:pPr>
+              <w:jc w:val="center"/>
+              <w:rPr>
+                <w:rFonts w:hint="eastAsia"/>
+              </w:rPr>
+            </w:pPr>
+            <w:r>
+              <w:rPr>
+                <w:rFonts w:hint="eastAsia"/>
+              </w:rPr>
+              <w:t>帧尾</w:t>
+            </w:r>
+          </w:p>
+        </w:tc>
+      </w:tr>
+      <w:tr>
+        <w:tblPrEx>
+          <w:tblBorders>
+            <w:top w:val="single" w:color="auto" w:sz="4" w:space="0"/>
+            <w:left w:val="single" w:color="auto" w:sz="4" w:space="0"/>
+            <w:bottom w:val="single" w:color="auto" w:sz="4" w:space="0"/>
+            <w:right w:val="single" w:color="auto" w:sz="4" w:space="0"/>
+            <w:insideH w:val="single" w:color="auto" w:sz="4" w:space="0"/>
+            <w:insideV w:val="single" w:color="auto" w:sz="4" w:space="0"/>
+          </w:tblBorders>
+          <w:tblCellMar>
+            <w:top w:w="0" w:type="dxa"/>
+            <w:left w:w="108" w:type="dxa"/>
+            <w:bottom w:w="0" w:type="dxa"/>
+            <w:right w:w="108" w:type="dxa"/>
+          </w:tblCellMar>
+        </w:tblPrEx>
+        <w:tc>
+          <w:tcPr>
+            <w:tcW w:w="857" w:type="dxa"/>
+            <w:vAlign w:val="center"/>
+          </w:tcPr>
+          <w:p>
+            <w:pPr>
+              <w:jc w:val="center"/>
+              <w:rPr>
+                <w:rFonts w:hint="eastAsia"/>
+              </w:rPr>
+            </w:pPr>
+            <w:r>
+              <w:rPr>
+                <w:rFonts w:hint="eastAsia"/>
+              </w:rPr>
+              <w:t>55 AA</w:t>
+            </w:r>
+          </w:p>
+        </w:tc>
+        <w:tc>
+          <w:tcPr>
+            <w:tcW w:w="691" w:type="dxa"/>
+            <w:vAlign w:val="center"/>
+          </w:tcPr>
+          <w:p>
+            <w:pPr>
+              <w:jc w:val="center"/>
+              <w:rPr>
+                <w:rFonts w:hint="eastAsia" w:eastAsiaTheme="minorEastAsia"/>
+                <w:lang w:eastAsia="zh-CN"/>
+              </w:rPr>
+            </w:pPr>
+            <w:r>
+              <w:rPr>
+                <w:rFonts w:hint="eastAsia"/>
+              </w:rPr>
+              <w:t>0</w:t>
+            </w:r>
+            <w:r>
+              <w:rPr>
+                <w:rFonts w:hint="eastAsia"/>
+                <w:lang w:val="en-US" w:eastAsia="zh-CN"/>
+              </w:rPr>
+              <w:t>5</w:t>
+            </w:r>
+          </w:p>
+        </w:tc>
+        <w:tc>
+          <w:tcPr>
+            <w:tcW w:w="1134" w:type="dxa"/>
+            <w:vAlign w:val="center"/>
+          </w:tcPr>
+          <w:p>
+            <w:pPr>
+              <w:jc w:val="center"/>
+              <w:rPr>
+                <w:rFonts w:hint="default" w:eastAsiaTheme="minorEastAsia"/>
+                <w:lang w:val="en-US" w:eastAsia="zh-CN"/>
+              </w:rPr>
+            </w:pPr>
+            <w:r>
+              <w:rPr>
+                <w:rFonts w:hint="eastAsia"/>
+                <w:lang w:val="en-US" w:eastAsia="zh-CN"/>
+              </w:rPr>
+              <w:t>0</w:t>
+            </w:r>
+          </w:p>
+        </w:tc>
+        <w:tc>
+          <w:tcPr>
+            <w:tcW w:w="3425" w:type="dxa"/>
+            <w:vAlign w:val="center"/>
+          </w:tcPr>
+          <w:p>
+            <w:pPr>
+              <w:jc w:val="center"/>
+              <w:rPr>
+                <w:rFonts w:hint="default"/>
+                <w:lang w:val="en-US" w:eastAsia="zh-CN"/>
+              </w:rPr>
+            </w:pPr>
+            <w:r>
+              <w:rPr>
+                <w:rFonts w:hint="eastAsia"/>
+                <w:lang w:val="en-US" w:eastAsia="zh-CN"/>
+              </w:rPr>
+              <w:t>None</w:t>
+            </w:r>
+          </w:p>
+        </w:tc>
+        <w:tc>
+          <w:tcPr>
+            <w:tcW w:w="950" w:type="dxa"/>
+            <w:vAlign w:val="center"/>
+          </w:tcPr>
+          <w:p>
+            <w:pPr>
+              <w:jc w:val="center"/>
+              <w:rPr>
+                <w:rFonts w:hint="default" w:eastAsiaTheme="minorEastAsia"/>
+                <w:lang w:val="en-US" w:eastAsia="zh-CN"/>
+              </w:rPr>
+            </w:pPr>
+            <w:r>
+              <w:rPr>
+                <w:rFonts w:hint="eastAsia"/>
+                <w:lang w:val="en-US" w:eastAsia="zh-CN"/>
+              </w:rPr>
+              <w:t>2 byte</w:t>
+            </w:r>
+          </w:p>
+        </w:tc>
+        <w:tc>
+          <w:tcPr>
+            <w:tcW w:w="1018" w:type="dxa"/>
+            <w:vAlign w:val="center"/>
+          </w:tcPr>
+          <w:p>
+            <w:pPr>
+              <w:jc w:val="center"/>
+              <w:rPr>
+                <w:rFonts w:hint="eastAsia"/>
+              </w:rPr>
+            </w:pPr>
+            <w:r>
+              <w:rPr>
+                <w:rFonts w:hint="eastAsia"/>
+              </w:rPr>
+              <w:t>AA 55</w:t>
+            </w:r>
+          </w:p>
+        </w:tc>
+      </w:tr>
+    </w:tbl>
+    <w:p>
+      <w:pPr>
+        <w:rPr>
+          <w:rFonts w:hint="default"/>
+          <w:lang w:val="en-US" w:eastAsia="zh-CN"/>
+        </w:rPr>
+      </w:pPr>
+      <w:r>
+        <w:rPr>
+          <w:rFonts w:hint="eastAsia"/>
+          <w:lang w:val="en-US" w:eastAsia="zh-CN"/>
+        </w:rPr>
+        <w:t>下位机反馈</w:t>
+      </w:r>
+    </w:p>
+    <w:tbl>
+      <w:tblPr>
+        <w:tblStyle w:val="16"/>
+        <w:tblW w:w="8075" w:type="dxa"/>
+        <w:tblInd w:w="0" w:type="dxa"/>
+        <w:tblBorders>
+          <w:top w:val="single" w:color="auto" w:sz="4" w:space="0"/>
+          <w:left w:val="single" w:color="auto" w:sz="4" w:space="0"/>
+          <w:bottom w:val="single" w:color="auto" w:sz="4" w:space="0"/>
+          <w:right w:val="single" w:color="auto" w:sz="4" w:space="0"/>
+          <w:insideH w:val="single" w:color="auto" w:sz="4" w:space="0"/>
+          <w:insideV w:val="single" w:color="auto" w:sz="4" w:space="0"/>
+        </w:tblBorders>
+        <w:tblLayout w:type="fixed"/>
+        <w:tblCellMar>
+          <w:top w:w="0" w:type="dxa"/>
+          <w:left w:w="108" w:type="dxa"/>
+          <w:bottom w:w="0" w:type="dxa"/>
+          <w:right w:w="108" w:type="dxa"/>
+        </w:tblCellMar>
+      </w:tblPr>
+      <w:tblGrid>
+        <w:gridCol w:w="857"/>
+        <w:gridCol w:w="691"/>
+        <w:gridCol w:w="1134"/>
+        <w:gridCol w:w="3425"/>
+        <w:gridCol w:w="950"/>
+        <w:gridCol w:w="1018"/>
+      </w:tblGrid>
+      <w:tr>
+        <w:tblPrEx>
+          <w:tblBorders>
+            <w:top w:val="single" w:color="auto" w:sz="4" w:space="0"/>
+            <w:left w:val="single" w:color="auto" w:sz="4" w:space="0"/>
+            <w:bottom w:val="single" w:color="auto" w:sz="4" w:space="0"/>
+            <w:right w:val="single" w:color="auto" w:sz="4" w:space="0"/>
+            <w:insideH w:val="single" w:color="auto" w:sz="4" w:space="0"/>
+            <w:insideV w:val="single" w:color="auto" w:sz="4" w:space="0"/>
+          </w:tblBorders>
+          <w:tblCellMar>
+            <w:top w:w="0" w:type="dxa"/>
+            <w:left w:w="108" w:type="dxa"/>
+            <w:bottom w:w="0" w:type="dxa"/>
+            <w:right w:w="108" w:type="dxa"/>
+          </w:tblCellMar>
+        </w:tblPrEx>
+        <w:tc>
+          <w:tcPr>
+            <w:tcW w:w="857" w:type="dxa"/>
+            <w:vAlign w:val="bottom"/>
+          </w:tcPr>
+          <w:p>
+            <w:pPr>
+              <w:jc w:val="center"/>
+              <w:rPr>
+                <w:rFonts w:hint="eastAsia"/>
+              </w:rPr>
+            </w:pPr>
+            <w:r>
+              <w:rPr>
+                <w:rFonts w:hint="eastAsia"/>
+              </w:rPr>
+              <w:t>帧头</w:t>
+            </w:r>
+          </w:p>
+        </w:tc>
+        <w:tc>
+          <w:tcPr>
+            <w:tcW w:w="691" w:type="dxa"/>
+            <w:vAlign w:val="bottom"/>
+          </w:tcPr>
+          <w:p>
+            <w:pPr>
+              <w:jc w:val="center"/>
+              <w:rPr>
+                <w:rFonts w:hint="eastAsia"/>
+              </w:rPr>
+            </w:pPr>
+            <w:r>
+              <w:rPr>
+                <w:rFonts w:hint="eastAsia"/>
+              </w:rPr>
+              <w:t>指令</w:t>
+            </w:r>
+          </w:p>
+        </w:tc>
+        <w:tc>
+          <w:tcPr>
+            <w:tcW w:w="1134" w:type="dxa"/>
+            <w:vAlign w:val="bottom"/>
+          </w:tcPr>
+          <w:p>
+            <w:pPr>
+              <w:jc w:val="center"/>
+              <w:rPr>
+                <w:rFonts w:hint="eastAsia"/>
+              </w:rPr>
+            </w:pPr>
+            <w:r>
+              <w:rPr>
+                <w:rFonts w:hint="eastAsia"/>
+              </w:rPr>
+              <w:t>数据长度</w:t>
+            </w:r>
+          </w:p>
+        </w:tc>
+        <w:tc>
+          <w:tcPr>
+            <w:tcW w:w="3425" w:type="dxa"/>
+          </w:tcPr>
+          <w:p>
+            <w:pPr>
+              <w:jc w:val="center"/>
+              <w:rPr>
+                <w:rFonts w:hint="eastAsia"/>
+              </w:rPr>
+            </w:pPr>
+            <w:r>
+              <w:rPr>
+                <w:rFonts w:hint="eastAsia"/>
+              </w:rPr>
+              <w:t>数据</w:t>
+            </w:r>
+          </w:p>
+        </w:tc>
+        <w:tc>
+          <w:tcPr>
+            <w:tcW w:w="950" w:type="dxa"/>
+          </w:tcPr>
+          <w:p>
+            <w:pPr>
+              <w:jc w:val="center"/>
+              <w:rPr>
+                <w:rFonts w:hint="eastAsia"/>
+              </w:rPr>
+            </w:pPr>
+            <w:r>
+              <w:rPr>
+                <w:rFonts w:hint="eastAsia"/>
+              </w:rPr>
+              <w:t>校验</w:t>
+            </w:r>
+          </w:p>
+        </w:tc>
+        <w:tc>
+          <w:tcPr>
+            <w:tcW w:w="1018" w:type="dxa"/>
+            <w:vAlign w:val="bottom"/>
+          </w:tcPr>
+          <w:p>
+            <w:pPr>
+              <w:jc w:val="center"/>
+              <w:rPr>
+                <w:rFonts w:hint="eastAsia"/>
+              </w:rPr>
+            </w:pPr>
+            <w:r>
+              <w:rPr>
+                <w:rFonts w:hint="eastAsia"/>
+              </w:rPr>
+              <w:t>帧尾</w:t>
+            </w:r>
+          </w:p>
+        </w:tc>
+      </w:tr>
+      <w:tr>
+        <w:tblPrEx>
+          <w:tblBorders>
+            <w:top w:val="single" w:color="auto" w:sz="4" w:space="0"/>
+            <w:left w:val="single" w:color="auto" w:sz="4" w:space="0"/>
+            <w:bottom w:val="single" w:color="auto" w:sz="4" w:space="0"/>
+            <w:right w:val="single" w:color="auto" w:sz="4" w:space="0"/>
+            <w:insideH w:val="single" w:color="auto" w:sz="4" w:space="0"/>
+            <w:insideV w:val="single" w:color="auto" w:sz="4" w:space="0"/>
+          </w:tblBorders>
+          <w:tblCellMar>
+            <w:top w:w="0" w:type="dxa"/>
+            <w:left w:w="108" w:type="dxa"/>
+            <w:bottom w:w="0" w:type="dxa"/>
+            <w:right w:w="108" w:type="dxa"/>
+          </w:tblCellMar>
+        </w:tblPrEx>
+        <w:tc>
+          <w:tcPr>
+            <w:tcW w:w="857" w:type="dxa"/>
+            <w:vAlign w:val="center"/>
+          </w:tcPr>
+          <w:p>
+            <w:pPr>
+              <w:jc w:val="center"/>
+              <w:rPr>
+                <w:rFonts w:hint="eastAsia"/>
+              </w:rPr>
+            </w:pPr>
+            <w:r>
+              <w:rPr>
+                <w:rFonts w:hint="eastAsia"/>
+              </w:rPr>
+              <w:t>55 AA</w:t>
+            </w:r>
+          </w:p>
+        </w:tc>
+        <w:tc>
+          <w:tcPr>
+            <w:tcW w:w="691" w:type="dxa"/>
+            <w:vAlign w:val="center"/>
+          </w:tcPr>
+          <w:p>
+            <w:pPr>
+              <w:jc w:val="center"/>
+              <w:rPr>
+                <w:rFonts w:hint="eastAsia" w:eastAsiaTheme="minorEastAsia"/>
+                <w:lang w:eastAsia="zh-CN"/>
+              </w:rPr>
+            </w:pPr>
+            <w:r>
+              <w:rPr>
+                <w:rFonts w:hint="eastAsia"/>
+              </w:rPr>
+              <w:t>0</w:t>
+            </w:r>
+            <w:r>
+              <w:rPr>
+                <w:rFonts w:hint="eastAsia"/>
+                <w:lang w:val="en-US" w:eastAsia="zh-CN"/>
+              </w:rPr>
+              <w:t>6</w:t>
+            </w:r>
+          </w:p>
+        </w:tc>
+        <w:tc>
+          <w:tcPr>
+            <w:tcW w:w="1134" w:type="dxa"/>
+            <w:vAlign w:val="center"/>
+          </w:tcPr>
+          <w:p>
+            <w:pPr>
+              <w:jc w:val="center"/>
+              <w:rPr>
+                <w:rFonts w:hint="default" w:eastAsiaTheme="minorEastAsia"/>
+                <w:lang w:val="en-US" w:eastAsia="zh-CN"/>
+              </w:rPr>
+            </w:pPr>
+            <w:r>
+              <w:rPr>
+                <w:rFonts w:hint="eastAsia"/>
+                <w:lang w:val="en-US" w:eastAsia="zh-CN"/>
+              </w:rPr>
+              <w:t>0</w:t>
+            </w:r>
+          </w:p>
+        </w:tc>
+        <w:tc>
+          <w:tcPr>
+            <w:tcW w:w="3425" w:type="dxa"/>
+            <w:vAlign w:val="center"/>
+          </w:tcPr>
+          <w:p>
+            <w:pPr>
+              <w:jc w:val="center"/>
+              <w:rPr>
+                <w:rFonts w:hint="default"/>
+                <w:lang w:val="en-US" w:eastAsia="zh-CN"/>
+              </w:rPr>
+            </w:pPr>
+            <w:r>
+              <w:rPr>
+                <w:rFonts w:hint="eastAsia"/>
+                <w:lang w:val="en-US" w:eastAsia="zh-CN"/>
+              </w:rPr>
+              <w:t>None</w:t>
+            </w:r>
+            <w:bookmarkStart w:id="4" w:name="_GoBack"/>
+            <w:bookmarkEnd w:id="4"/>
+          </w:p>
+        </w:tc>
+        <w:tc>
+          <w:tcPr>
+            <w:tcW w:w="950" w:type="dxa"/>
+            <w:vAlign w:val="center"/>
+          </w:tcPr>
+          <w:p>
+            <w:pPr>
+              <w:jc w:val="center"/>
+              <w:rPr>
+                <w:rFonts w:hint="eastAsia"/>
+              </w:rPr>
+            </w:pPr>
+            <w:r>
+              <w:rPr>
+                <w:rFonts w:hint="eastAsia"/>
+              </w:rPr>
+              <w:t>00 00</w:t>
+            </w:r>
+          </w:p>
+        </w:tc>
+        <w:tc>
+          <w:tcPr>
+            <w:tcW w:w="1018" w:type="dxa"/>
+            <w:vAlign w:val="center"/>
+          </w:tcPr>
+          <w:p>
+            <w:pPr>
+              <w:jc w:val="center"/>
+              <w:rPr>
+                <w:rFonts w:hint="eastAsia"/>
+              </w:rPr>
+            </w:pPr>
+            <w:r>
+              <w:rPr>
+                <w:rFonts w:hint="eastAsia"/>
+              </w:rPr>
+              <w:t>AA 55</w:t>
+            </w:r>
+          </w:p>
+        </w:tc>
+      </w:tr>
+    </w:tbl>
+    <w:p>
+      <w:pPr>
+        <w:rPr>
+          <w:rFonts w:hint="eastAsia"/>
+          <w:lang w:val="en-US" w:eastAsia="zh-CN"/>
+        </w:rPr>
+      </w:pPr>
+    </w:p>
     <w:p>
       <w:pPr>
         <w:rPr>

--- a/FlexControlSystem/FlexControlSystem/doc/通信协议.docx
+++ b/FlexControlSystem/FlexControlSystem/doc/通信协议.docx
@@ -1339,7 +1339,7 @@
                 <w:rFonts w:hint="eastAsia"/>
                 <w:lang w:val="en-US" w:eastAsia="zh-CN"/>
               </w:rPr>
-              <w:t>7</w:t>
+              <w:t>11</w:t>
             </w:r>
           </w:p>
         </w:tc>
@@ -1400,6 +1400,38 @@
             <w:pPr>
               <w:jc w:val="center"/>
               <w:rPr>
+                <w:rFonts w:hint="eastAsia"/>
+                <w:lang w:val="en-US" w:eastAsia="zh-CN"/>
+              </w:rPr>
+            </w:pPr>
+            <w:r>
+              <w:rPr>
+                <w:rFonts w:hint="eastAsia"/>
+                <w:lang w:val="en-US" w:eastAsia="zh-CN"/>
+              </w:rPr>
+              <w:t>6~7 byte：时间s ×10</w:t>
+            </w:r>
+          </w:p>
+          <w:p>
+            <w:pPr>
+              <w:jc w:val="center"/>
+              <w:rPr>
+                <w:rFonts w:hint="eastAsia"/>
+                <w:lang w:val="en-US" w:eastAsia="zh-CN"/>
+              </w:rPr>
+            </w:pPr>
+            <w:r>
+              <w:rPr>
+                <w:rFonts w:hint="eastAsia"/>
+                <w:lang w:val="en-US" w:eastAsia="zh-CN"/>
+              </w:rPr>
+              <w:t>8~9 byte：角度偏移</w:t>
+            </w:r>
+          </w:p>
+          <w:p>
+            <w:pPr>
+              <w:jc w:val="center"/>
+              <w:rPr>
                 <w:rFonts w:hint="default"/>
                 <w:lang w:val="en-US" w:eastAsia="zh-CN"/>
               </w:rPr>
@@ -1409,7 +1441,7 @@
                 <w:rFonts w:hint="eastAsia"/>
                 <w:lang w:val="en-US" w:eastAsia="zh-CN"/>
               </w:rPr>
-              <w:t>6~7 byte：时间s ×10</w:t>
+              <w:t>10~11 byte：速度系数</w:t>
             </w:r>
           </w:p>
         </w:tc>
@@ -2305,12 +2337,16 @@
       <w:pPr>
         <w:rPr>
           <w:rFonts w:hint="default"/>
-          <w:lang w:val="en-US" w:eastAsia="zh-CN"/>
-        </w:rPr>
-      </w:pPr>
-      <w:r>
-        <w:rPr>
-          <w:rFonts w:hint="eastAsia"/>
+          <w:strike w:val="0"/>
+          <w:dstrike w:val="0"/>
+          <w:lang w:val="en-US" w:eastAsia="zh-CN"/>
+        </w:rPr>
+      </w:pPr>
+      <w:r>
+        <w:rPr>
+          <w:rFonts w:hint="eastAsia"/>
+          <w:strike w:val="0"/>
+          <w:dstrike w:val="0"/>
           <w:lang w:val="en-US" w:eastAsia="zh-CN"/>
         </w:rPr>
         <w:t>下位机反馈</w:t>
@@ -2372,11 +2408,15 @@
               <w:jc w:val="center"/>
               <w:rPr>
                 <w:rFonts w:hint="eastAsia"/>
-              </w:rPr>
-            </w:pPr>
-            <w:r>
-              <w:rPr>
-                <w:rFonts w:hint="eastAsia"/>
+                <w:strike w:val="0"/>
+                <w:dstrike w:val="0"/>
+              </w:rPr>
+            </w:pPr>
+            <w:r>
+              <w:rPr>
+                <w:rFonts w:hint="eastAsia"/>
+                <w:strike w:val="0"/>
+                <w:dstrike w:val="0"/>
               </w:rPr>
               <w:t>帧头</w:t>
             </w:r>
@@ -2392,11 +2432,15 @@
               <w:jc w:val="center"/>
               <w:rPr>
                 <w:rFonts w:hint="eastAsia"/>
-              </w:rPr>
-            </w:pPr>
-            <w:r>
-              <w:rPr>
-                <w:rFonts w:hint="eastAsia"/>
+                <w:strike w:val="0"/>
+                <w:dstrike w:val="0"/>
+              </w:rPr>
+            </w:pPr>
+            <w:r>
+              <w:rPr>
+                <w:rFonts w:hint="eastAsia"/>
+                <w:strike w:val="0"/>
+                <w:dstrike w:val="0"/>
               </w:rPr>
               <w:t>指令</w:t>
             </w:r>
@@ -2412,11 +2456,15 @@
               <w:jc w:val="center"/>
               <w:rPr>
                 <w:rFonts w:hint="eastAsia"/>
-              </w:rPr>
-            </w:pPr>
-            <w:r>
-              <w:rPr>
-                <w:rFonts w:hint="eastAsia"/>
+                <w:strike w:val="0"/>
+                <w:dstrike w:val="0"/>
+              </w:rPr>
+            </w:pPr>
+            <w:r>
+              <w:rPr>
+                <w:rFonts w:hint="eastAsia"/>
+                <w:strike w:val="0"/>
+                <w:dstrike w:val="0"/>
               </w:rPr>
               <w:t>数据长度</w:t>
             </w:r>
@@ -2431,11 +2479,15 @@
               <w:jc w:val="center"/>
               <w:rPr>
                 <w:rFonts w:hint="eastAsia"/>
-              </w:rPr>
-            </w:pPr>
-            <w:r>
-              <w:rPr>
-                <w:rFonts w:hint="eastAsia"/>
+                <w:strike w:val="0"/>
+                <w:dstrike w:val="0"/>
+              </w:rPr>
+            </w:pPr>
+            <w:r>
+              <w:rPr>
+                <w:rFonts w:hint="eastAsia"/>
+                <w:strike w:val="0"/>
+                <w:dstrike w:val="0"/>
               </w:rPr>
               <w:t>数据</w:t>
             </w:r>
@@ -2450,11 +2502,15 @@
               <w:jc w:val="center"/>
               <w:rPr>
                 <w:rFonts w:hint="eastAsia"/>
-              </w:rPr>
-            </w:pPr>
-            <w:r>
-              <w:rPr>
-                <w:rFonts w:hint="eastAsia"/>
+                <w:strike w:val="0"/>
+                <w:dstrike w:val="0"/>
+              </w:rPr>
+            </w:pPr>
+            <w:r>
+              <w:rPr>
+                <w:rFonts w:hint="eastAsia"/>
+                <w:strike w:val="0"/>
+                <w:dstrike w:val="0"/>
               </w:rPr>
               <w:t>校验</w:t>
             </w:r>
@@ -2470,11 +2526,15 @@
               <w:jc w:val="center"/>
               <w:rPr>
                 <w:rFonts w:hint="eastAsia"/>
-              </w:rPr>
-            </w:pPr>
-            <w:r>
-              <w:rPr>
-                <w:rFonts w:hint="eastAsia"/>
+                <w:strike w:val="0"/>
+                <w:dstrike w:val="0"/>
+              </w:rPr>
+            </w:pPr>
+            <w:r>
+              <w:rPr>
+                <w:rFonts w:hint="eastAsia"/>
+                <w:strike w:val="0"/>
+                <w:dstrike w:val="0"/>
               </w:rPr>
               <w:t>帧尾</w:t>
             </w:r>
@@ -2508,11 +2568,15 @@
               <w:jc w:val="center"/>
               <w:rPr>
                 <w:rFonts w:hint="eastAsia"/>
-              </w:rPr>
-            </w:pPr>
-            <w:r>
-              <w:rPr>
-                <w:rFonts w:hint="eastAsia"/>
+                <w:strike w:val="0"/>
+                <w:dstrike w:val="0"/>
+              </w:rPr>
+            </w:pPr>
+            <w:r>
+              <w:rPr>
+                <w:rFonts w:hint="eastAsia"/>
+                <w:strike w:val="0"/>
+                <w:dstrike w:val="0"/>
               </w:rPr>
               <w:t>55 AA</w:t>
             </w:r>
@@ -2528,18 +2592,24 @@
               <w:jc w:val="center"/>
               <w:rPr>
                 <w:rFonts w:hint="eastAsia" w:eastAsiaTheme="minorEastAsia"/>
+                <w:strike w:val="0"/>
+                <w:dstrike w:val="0"/>
                 <w:lang w:eastAsia="zh-CN"/>
               </w:rPr>
             </w:pPr>
             <w:r>
               <w:rPr>
                 <w:rFonts w:hint="eastAsia"/>
+                <w:strike w:val="0"/>
+                <w:dstrike w:val="0"/>
               </w:rPr>
               <w:t>0</w:t>
             </w:r>
             <w:r>
               <w:rPr>
                 <w:rFonts w:hint="eastAsia"/>
+                <w:strike w:val="0"/>
+                <w:dstrike w:val="0"/>
                 <w:lang w:val="en-US" w:eastAsia="zh-CN"/>
               </w:rPr>
               <w:t>6</w:t>
@@ -2556,12 +2626,16 @@
               <w:jc w:val="center"/>
               <w:rPr>
                 <w:rFonts w:hint="default" w:eastAsiaTheme="minorEastAsia"/>
+                <w:strike w:val="0"/>
+                <w:dstrike w:val="0"/>
                 <w:lang w:val="en-US" w:eastAsia="zh-CN"/>
               </w:rPr>
             </w:pPr>
             <w:r>
               <w:rPr>
                 <w:rFonts w:hint="eastAsia"/>
+                <w:strike w:val="0"/>
+                <w:dstrike w:val="0"/>
                 <w:lang w:val="en-US" w:eastAsia="zh-CN"/>
               </w:rPr>
               <w:t>0</w:t>
@@ -2578,18 +2652,20 @@
               <w:jc w:val="center"/>
               <w:rPr>
                 <w:rFonts w:hint="default"/>
+                <w:strike w:val="0"/>
+                <w:dstrike w:val="0"/>
                 <w:lang w:val="en-US" w:eastAsia="zh-CN"/>
               </w:rPr>
             </w:pPr>
             <w:r>
               <w:rPr>
                 <w:rFonts w:hint="eastAsia"/>
+                <w:strike w:val="0"/>
+                <w:dstrike w:val="0"/>
                 <w:lang w:val="en-US" w:eastAsia="zh-CN"/>
               </w:rPr>
               <w:t>None</w:t>
             </w:r>
-            <w:bookmarkStart w:id="4" w:name="_GoBack"/>
-            <w:bookmarkEnd w:id="4"/>
           </w:p>
         </w:tc>
         <w:tc>
@@ -2602,11 +2678,15 @@
               <w:jc w:val="center"/>
               <w:rPr>
                 <w:rFonts w:hint="eastAsia"/>
-              </w:rPr>
-            </w:pPr>
-            <w:r>
-              <w:rPr>
-                <w:rFonts w:hint="eastAsia"/>
+                <w:strike w:val="0"/>
+                <w:dstrike w:val="0"/>
+              </w:rPr>
+            </w:pPr>
+            <w:r>
+              <w:rPr>
+                <w:rFonts w:hint="eastAsia"/>
+                <w:strike w:val="0"/>
+                <w:dstrike w:val="0"/>
               </w:rPr>
               <w:t>00 00</w:t>
             </w:r>
@@ -2622,11 +2702,15 @@
               <w:jc w:val="center"/>
               <w:rPr>
                 <w:rFonts w:hint="eastAsia"/>
-              </w:rPr>
-            </w:pPr>
-            <w:r>
-              <w:rPr>
-                <w:rFonts w:hint="eastAsia"/>
+                <w:strike w:val="0"/>
+                <w:dstrike w:val="0"/>
+              </w:rPr>
+            </w:pPr>
+            <w:r>
+              <w:rPr>
+                <w:rFonts w:hint="eastAsia"/>
+                <w:strike w:val="0"/>
+                <w:dstrike w:val="0"/>
               </w:rPr>
               <w:t>AA 55</w:t>
             </w:r>
@@ -2649,6 +2733,8 @@
           <w:lang w:val="en-US" w:eastAsia="zh-CN"/>
         </w:rPr>
       </w:pPr>
+      <w:bookmarkStart w:id="4" w:name="_GoBack"/>
+      <w:bookmarkEnd w:id="4"/>
     </w:p>
     <w:p>
       <w:pPr>

--- a/FlexControlSystem/FlexControlSystem/doc/通信协议.docx
+++ b/FlexControlSystem/FlexControlSystem/doc/通信协议.docx
@@ -376,10 +376,19 @@
     </w:p>
     <w:p>
       <w:pPr>
-        <w:rPr>
-          <w:rFonts w:hint="eastAsia"/>
-        </w:rPr>
-      </w:pPr>
+        <w:pStyle w:val="4"/>
+        <w:bidi w:val="0"/>
+        <w:rPr>
+          <w:rFonts w:hint="eastAsia"/>
+        </w:rPr>
+      </w:pPr>
+      <w:r>
+        <w:rPr>
+          <w:rFonts w:hint="eastAsia"/>
+          <w:lang w:val="en-US" w:eastAsia="zh-CN"/>
+        </w:rPr>
+        <w:t>1.</w:t>
+      </w:r>
       <w:r>
         <w:rPr>
           <w:rFonts w:hint="eastAsia"/>
@@ -1080,10 +1089,19 @@
     </w:p>
     <w:p>
       <w:pPr>
-        <w:rPr>
-          <w:rFonts w:hint="eastAsia"/>
-        </w:rPr>
-      </w:pPr>
+        <w:pStyle w:val="4"/>
+        <w:bidi w:val="0"/>
+        <w:rPr>
+          <w:rFonts w:hint="eastAsia"/>
+        </w:rPr>
+      </w:pPr>
+      <w:r>
+        <w:rPr>
+          <w:rFonts w:hint="eastAsia"/>
+          <w:lang w:val="en-US" w:eastAsia="zh-CN"/>
+        </w:rPr>
+        <w:t>2.</w:t>
+      </w:r>
       <w:r>
         <w:rPr>
           <w:rFonts w:hint="eastAsia"/>
@@ -2733,9 +2751,421 @@
           <w:lang w:val="en-US" w:eastAsia="zh-CN"/>
         </w:rPr>
       </w:pPr>
-      <w:bookmarkStart w:id="4" w:name="_GoBack"/>
-      <w:bookmarkEnd w:id="4"/>
-    </w:p>
+    </w:p>
+    <w:p>
+      <w:pPr>
+        <w:rPr>
+          <w:rFonts w:hint="eastAsia"/>
+          <w:lang w:val="en-US" w:eastAsia="zh-CN"/>
+        </w:rPr>
+      </w:pPr>
+    </w:p>
+    <w:p>
+      <w:pPr>
+        <w:pStyle w:val="4"/>
+        <w:bidi w:val="0"/>
+        <w:rPr>
+          <w:rFonts w:hint="eastAsia"/>
+          <w:lang w:val="en-US" w:eastAsia="zh-CN"/>
+        </w:rPr>
+      </w:pPr>
+      <w:r>
+        <w:rPr>
+          <w:rFonts w:hint="eastAsia"/>
+          <w:lang w:val="en-US" w:eastAsia="zh-CN"/>
+        </w:rPr>
+        <w:t>3.料仓控制</w:t>
+      </w:r>
+    </w:p>
+    <w:p>
+      <w:pPr>
+        <w:rPr>
+          <w:rFonts w:hint="default" w:eastAsiaTheme="minorEastAsia"/>
+          <w:lang w:val="en-US" w:eastAsia="zh-CN"/>
+        </w:rPr>
+      </w:pPr>
+      <w:r>
+        <w:rPr>
+          <w:rFonts w:hint="eastAsia"/>
+          <w:lang w:val="en-US" w:eastAsia="zh-CN"/>
+        </w:rPr>
+        <w:t>开始运动：</w:t>
+      </w:r>
+    </w:p>
+    <w:p>
+      <w:r>
+        <w:rPr>
+          <w:rFonts w:hint="eastAsia"/>
+        </w:rPr>
+        <w:t>上位机下发</w:t>
+      </w:r>
+    </w:p>
+    <w:tbl>
+      <w:tblPr>
+        <w:tblStyle w:val="16"/>
+        <w:tblW w:w="8075" w:type="dxa"/>
+        <w:tblInd w:w="0" w:type="dxa"/>
+        <w:tblBorders>
+          <w:top w:val="single" w:color="auto" w:sz="4" w:space="0"/>
+          <w:left w:val="single" w:color="auto" w:sz="4" w:space="0"/>
+          <w:bottom w:val="single" w:color="auto" w:sz="4" w:space="0"/>
+          <w:right w:val="single" w:color="auto" w:sz="4" w:space="0"/>
+          <w:insideH w:val="single" w:color="auto" w:sz="4" w:space="0"/>
+          <w:insideV w:val="single" w:color="auto" w:sz="4" w:space="0"/>
+        </w:tblBorders>
+        <w:tblLayout w:type="fixed"/>
+        <w:tblCellMar>
+          <w:top w:w="0" w:type="dxa"/>
+          <w:left w:w="108" w:type="dxa"/>
+          <w:bottom w:w="0" w:type="dxa"/>
+          <w:right w:w="108" w:type="dxa"/>
+        </w:tblCellMar>
+      </w:tblPr>
+      <w:tblGrid>
+        <w:gridCol w:w="857"/>
+        <w:gridCol w:w="691"/>
+        <w:gridCol w:w="1134"/>
+        <w:gridCol w:w="3425"/>
+        <w:gridCol w:w="950"/>
+        <w:gridCol w:w="1018"/>
+      </w:tblGrid>
+      <w:tr>
+        <w:tblPrEx>
+          <w:tblBorders>
+            <w:top w:val="single" w:color="auto" w:sz="4" w:space="0"/>
+            <w:left w:val="single" w:color="auto" w:sz="4" w:space="0"/>
+            <w:bottom w:val="single" w:color="auto" w:sz="4" w:space="0"/>
+            <w:right w:val="single" w:color="auto" w:sz="4" w:space="0"/>
+            <w:insideH w:val="single" w:color="auto" w:sz="4" w:space="0"/>
+            <w:insideV w:val="single" w:color="auto" w:sz="4" w:space="0"/>
+          </w:tblBorders>
+          <w:tblCellMar>
+            <w:top w:w="0" w:type="dxa"/>
+            <w:left w:w="108" w:type="dxa"/>
+            <w:bottom w:w="0" w:type="dxa"/>
+            <w:right w:w="108" w:type="dxa"/>
+          </w:tblCellMar>
+        </w:tblPrEx>
+        <w:tc>
+          <w:tcPr>
+            <w:tcW w:w="857" w:type="dxa"/>
+            <w:vAlign w:val="bottom"/>
+          </w:tcPr>
+          <w:p>
+            <w:pPr>
+              <w:jc w:val="center"/>
+              <w:rPr>
+                <w:rFonts w:hint="eastAsia"/>
+              </w:rPr>
+            </w:pPr>
+            <w:r>
+              <w:rPr>
+                <w:rFonts w:hint="eastAsia"/>
+              </w:rPr>
+              <w:t>帧头</w:t>
+            </w:r>
+          </w:p>
+        </w:tc>
+        <w:tc>
+          <w:tcPr>
+            <w:tcW w:w="691" w:type="dxa"/>
+            <w:vAlign w:val="bottom"/>
+          </w:tcPr>
+          <w:p>
+            <w:pPr>
+              <w:jc w:val="center"/>
+              <w:rPr>
+                <w:rFonts w:hint="eastAsia"/>
+              </w:rPr>
+            </w:pPr>
+            <w:r>
+              <w:rPr>
+                <w:rFonts w:hint="eastAsia"/>
+              </w:rPr>
+              <w:t>指令</w:t>
+            </w:r>
+          </w:p>
+        </w:tc>
+        <w:tc>
+          <w:tcPr>
+            <w:tcW w:w="1134" w:type="dxa"/>
+            <w:vAlign w:val="bottom"/>
+          </w:tcPr>
+          <w:p>
+            <w:pPr>
+              <w:jc w:val="center"/>
+              <w:rPr>
+                <w:rFonts w:hint="eastAsia"/>
+              </w:rPr>
+            </w:pPr>
+            <w:r>
+              <w:rPr>
+                <w:rFonts w:hint="eastAsia"/>
+              </w:rPr>
+              <w:t>数据长度</w:t>
+            </w:r>
+          </w:p>
+        </w:tc>
+        <w:tc>
+          <w:tcPr>
+            <w:tcW w:w="3425" w:type="dxa"/>
+          </w:tcPr>
+          <w:p>
+            <w:pPr>
+              <w:jc w:val="center"/>
+              <w:rPr>
+                <w:rFonts w:hint="eastAsia"/>
+              </w:rPr>
+            </w:pPr>
+            <w:r>
+              <w:rPr>
+                <w:rFonts w:hint="eastAsia"/>
+              </w:rPr>
+              <w:t>数据</w:t>
+            </w:r>
+          </w:p>
+        </w:tc>
+        <w:tc>
+          <w:tcPr>
+            <w:tcW w:w="950" w:type="dxa"/>
+          </w:tcPr>
+          <w:p>
+            <w:pPr>
+              <w:jc w:val="center"/>
+              <w:rPr>
+                <w:rFonts w:hint="eastAsia"/>
+              </w:rPr>
+            </w:pPr>
+            <w:r>
+              <w:rPr>
+                <w:rFonts w:hint="eastAsia"/>
+              </w:rPr>
+              <w:t>校验</w:t>
+            </w:r>
+          </w:p>
+        </w:tc>
+        <w:tc>
+          <w:tcPr>
+            <w:tcW w:w="1018" w:type="dxa"/>
+            <w:vAlign w:val="bottom"/>
+          </w:tcPr>
+          <w:p>
+            <w:pPr>
+              <w:jc w:val="center"/>
+              <w:rPr>
+                <w:rFonts w:hint="eastAsia"/>
+              </w:rPr>
+            </w:pPr>
+            <w:r>
+              <w:rPr>
+                <w:rFonts w:hint="eastAsia"/>
+              </w:rPr>
+              <w:t>帧尾</w:t>
+            </w:r>
+          </w:p>
+        </w:tc>
+      </w:tr>
+      <w:tr>
+        <w:tblPrEx>
+          <w:tblBorders>
+            <w:top w:val="single" w:color="auto" w:sz="4" w:space="0"/>
+            <w:left w:val="single" w:color="auto" w:sz="4" w:space="0"/>
+            <w:bottom w:val="single" w:color="auto" w:sz="4" w:space="0"/>
+            <w:right w:val="single" w:color="auto" w:sz="4" w:space="0"/>
+            <w:insideH w:val="single" w:color="auto" w:sz="4" w:space="0"/>
+            <w:insideV w:val="single" w:color="auto" w:sz="4" w:space="0"/>
+          </w:tblBorders>
+          <w:tblCellMar>
+            <w:top w:w="0" w:type="dxa"/>
+            <w:left w:w="108" w:type="dxa"/>
+            <w:bottom w:w="0" w:type="dxa"/>
+            <w:right w:w="108" w:type="dxa"/>
+          </w:tblCellMar>
+        </w:tblPrEx>
+        <w:tc>
+          <w:tcPr>
+            <w:tcW w:w="857" w:type="dxa"/>
+            <w:vAlign w:val="center"/>
+          </w:tcPr>
+          <w:p>
+            <w:pPr>
+              <w:jc w:val="center"/>
+              <w:rPr>
+                <w:rFonts w:hint="eastAsia"/>
+              </w:rPr>
+            </w:pPr>
+            <w:r>
+              <w:rPr>
+                <w:rFonts w:hint="eastAsia"/>
+              </w:rPr>
+              <w:t>55 AA</w:t>
+            </w:r>
+          </w:p>
+        </w:tc>
+        <w:tc>
+          <w:tcPr>
+            <w:tcW w:w="691" w:type="dxa"/>
+            <w:vAlign w:val="center"/>
+          </w:tcPr>
+          <w:p>
+            <w:pPr>
+              <w:jc w:val="center"/>
+              <w:rPr>
+                <w:rFonts w:hint="eastAsia" w:eastAsiaTheme="minorEastAsia"/>
+                <w:lang w:eastAsia="zh-CN"/>
+              </w:rPr>
+            </w:pPr>
+            <w:r>
+              <w:rPr>
+                <w:rFonts w:hint="eastAsia"/>
+              </w:rPr>
+              <w:t>0</w:t>
+            </w:r>
+            <w:r>
+              <w:rPr>
+                <w:rFonts w:hint="eastAsia"/>
+                <w:lang w:val="en-US" w:eastAsia="zh-CN"/>
+              </w:rPr>
+              <w:t>7</w:t>
+            </w:r>
+          </w:p>
+        </w:tc>
+        <w:tc>
+          <w:tcPr>
+            <w:tcW w:w="1134" w:type="dxa"/>
+            <w:vAlign w:val="center"/>
+          </w:tcPr>
+          <w:p>
+            <w:pPr>
+              <w:jc w:val="center"/>
+              <w:rPr>
+                <w:rFonts w:hint="default" w:eastAsiaTheme="minorEastAsia"/>
+                <w:lang w:val="en-US" w:eastAsia="zh-CN"/>
+              </w:rPr>
+            </w:pPr>
+            <w:r>
+              <w:rPr>
+                <w:rFonts w:hint="eastAsia"/>
+                <w:lang w:val="en-US" w:eastAsia="zh-CN"/>
+              </w:rPr>
+              <w:t>7</w:t>
+            </w:r>
+          </w:p>
+        </w:tc>
+        <w:tc>
+          <w:tcPr>
+            <w:tcW w:w="3425" w:type="dxa"/>
+            <w:vAlign w:val="center"/>
+          </w:tcPr>
+          <w:p>
+            <w:pPr>
+              <w:jc w:val="center"/>
+              <w:rPr>
+                <w:rFonts w:hint="eastAsia"/>
+                <w:lang w:val="en-US" w:eastAsia="zh-CN"/>
+              </w:rPr>
+            </w:pPr>
+            <w:r>
+              <w:rPr>
+                <w:rFonts w:hint="eastAsia"/>
+                <w:lang w:val="en-US" w:eastAsia="zh-CN"/>
+              </w:rPr>
+              <w:t>1 byte：运动索引</w:t>
+            </w:r>
+          </w:p>
+          <w:p>
+            <w:pPr>
+              <w:jc w:val="center"/>
+              <w:rPr>
+                <w:rFonts w:hint="eastAsia"/>
+                <w:lang w:val="en-US" w:eastAsia="zh-CN"/>
+              </w:rPr>
+            </w:pPr>
+            <w:r>
+              <w:rPr>
+                <w:rFonts w:hint="eastAsia"/>
+                <w:lang w:val="en-US" w:eastAsia="zh-CN"/>
+              </w:rPr>
+              <w:t>2~3 byte：电压×10</w:t>
+            </w:r>
+          </w:p>
+          <w:p>
+            <w:pPr>
+              <w:jc w:val="center"/>
+              <w:rPr>
+                <w:rFonts w:hint="eastAsia"/>
+                <w:lang w:val="en-US" w:eastAsia="zh-CN"/>
+              </w:rPr>
+            </w:pPr>
+            <w:r>
+              <w:rPr>
+                <w:rFonts w:hint="eastAsia"/>
+                <w:lang w:val="en-US" w:eastAsia="zh-CN"/>
+              </w:rPr>
+              <w:t>4~5 byte：频率×10</w:t>
+            </w:r>
+          </w:p>
+          <w:p>
+            <w:pPr>
+              <w:jc w:val="center"/>
+              <w:rPr>
+                <w:rFonts w:hint="default"/>
+                <w:lang w:val="en-US" w:eastAsia="zh-CN"/>
+              </w:rPr>
+            </w:pPr>
+            <w:r>
+              <w:rPr>
+                <w:rFonts w:hint="eastAsia"/>
+                <w:lang w:val="en-US" w:eastAsia="zh-CN"/>
+              </w:rPr>
+              <w:t>6~7 byte：时间s ×10</w:t>
+            </w:r>
+          </w:p>
+        </w:tc>
+        <w:tc>
+          <w:tcPr>
+            <w:tcW w:w="950" w:type="dxa"/>
+            <w:vAlign w:val="center"/>
+          </w:tcPr>
+          <w:p>
+            <w:pPr>
+              <w:jc w:val="center"/>
+              <w:rPr>
+                <w:rFonts w:hint="default" w:eastAsiaTheme="minorEastAsia"/>
+                <w:lang w:val="en-US" w:eastAsia="zh-CN"/>
+              </w:rPr>
+            </w:pPr>
+            <w:r>
+              <w:rPr>
+                <w:rFonts w:hint="eastAsia"/>
+                <w:lang w:val="en-US" w:eastAsia="zh-CN"/>
+              </w:rPr>
+              <w:t>2 byte</w:t>
+            </w:r>
+          </w:p>
+        </w:tc>
+        <w:tc>
+          <w:tcPr>
+            <w:tcW w:w="1018" w:type="dxa"/>
+            <w:vAlign w:val="center"/>
+          </w:tcPr>
+          <w:p>
+            <w:pPr>
+              <w:jc w:val="center"/>
+              <w:rPr>
+                <w:rFonts w:hint="eastAsia"/>
+              </w:rPr>
+            </w:pPr>
+            <w:r>
+              <w:rPr>
+                <w:rFonts w:hint="eastAsia"/>
+              </w:rPr>
+              <w:t>AA 55</w:t>
+            </w:r>
+          </w:p>
+        </w:tc>
+      </w:tr>
+    </w:tbl>
     <w:p>
       <w:pPr>
         <w:rPr>
@@ -2743,47 +3173,1137 @@
           <w:lang w:val="en-US" w:eastAsia="zh-CN"/>
         </w:rPr>
       </w:pPr>
-    </w:p>
-    <w:p>
-      <w:pPr>
-        <w:rPr>
-          <w:rFonts w:hint="eastAsia"/>
-        </w:rPr>
-      </w:pPr>
-      <w:r>
-        <w:rPr>
-          <w:rFonts w:hint="eastAsia"/>
-        </w:rPr>
-        <w:t>电压：</w:t>
-      </w:r>
-    </w:p>
-    <w:p>
-      <w:pPr>
-        <w:rPr>
-          <w:rFonts w:hint="eastAsia"/>
-        </w:rPr>
-      </w:pPr>
-      <w:r>
-        <w:rPr>
-          <w:rFonts w:hint="eastAsia"/>
-        </w:rPr>
-        <w:t>频率：</w:t>
-      </w:r>
-    </w:p>
-    <w:p>
-      <w:pPr>
-        <w:rPr>
-          <w:rFonts w:hint="eastAsia"/>
-        </w:rPr>
-      </w:pPr>
-      <w:r>
-        <w:rPr>
-          <w:rFonts w:hint="eastAsia"/>
-        </w:rPr>
-        <w:t>时间：</w:t>
-      </w:r>
-    </w:p>
-    <w:p>
+      <w:r>
+        <w:rPr>
+          <w:rFonts w:hint="eastAsia"/>
+          <w:lang w:val="en-US" w:eastAsia="zh-CN"/>
+        </w:rPr>
+        <w:t>运动索引：1</w:t>
+      </w:r>
+    </w:p>
+    <w:p>
+      <w:pPr>
+        <w:rPr>
+          <w:rFonts w:hint="default"/>
+          <w:lang w:val="en-US" w:eastAsia="zh-CN"/>
+        </w:rPr>
+      </w:pPr>
+      <w:r>
+        <w:rPr>
+          <w:rFonts w:hint="eastAsia"/>
+          <w:lang w:val="en-US" w:eastAsia="zh-CN"/>
+        </w:rPr>
+        <w:t>下位机反馈</w:t>
+      </w:r>
+    </w:p>
+    <w:tbl>
+      <w:tblPr>
+        <w:tblStyle w:val="16"/>
+        <w:tblW w:w="8075" w:type="dxa"/>
+        <w:tblInd w:w="0" w:type="dxa"/>
+        <w:tblBorders>
+          <w:top w:val="single" w:color="auto" w:sz="4" w:space="0"/>
+          <w:left w:val="single" w:color="auto" w:sz="4" w:space="0"/>
+          <w:bottom w:val="single" w:color="auto" w:sz="4" w:space="0"/>
+          <w:right w:val="single" w:color="auto" w:sz="4" w:space="0"/>
+          <w:insideH w:val="single" w:color="auto" w:sz="4" w:space="0"/>
+          <w:insideV w:val="single" w:color="auto" w:sz="4" w:space="0"/>
+        </w:tblBorders>
+        <w:tblLayout w:type="fixed"/>
+        <w:tblCellMar>
+          <w:top w:w="0" w:type="dxa"/>
+          <w:left w:w="108" w:type="dxa"/>
+          <w:bottom w:w="0" w:type="dxa"/>
+          <w:right w:w="108" w:type="dxa"/>
+        </w:tblCellMar>
+      </w:tblPr>
+      <w:tblGrid>
+        <w:gridCol w:w="857"/>
+        <w:gridCol w:w="691"/>
+        <w:gridCol w:w="1134"/>
+        <w:gridCol w:w="3425"/>
+        <w:gridCol w:w="950"/>
+        <w:gridCol w:w="1018"/>
+      </w:tblGrid>
+      <w:tr>
+        <w:tblPrEx>
+          <w:tblBorders>
+            <w:top w:val="single" w:color="auto" w:sz="4" w:space="0"/>
+            <w:left w:val="single" w:color="auto" w:sz="4" w:space="0"/>
+            <w:bottom w:val="single" w:color="auto" w:sz="4" w:space="0"/>
+            <w:right w:val="single" w:color="auto" w:sz="4" w:space="0"/>
+            <w:insideH w:val="single" w:color="auto" w:sz="4" w:space="0"/>
+            <w:insideV w:val="single" w:color="auto" w:sz="4" w:space="0"/>
+          </w:tblBorders>
+          <w:tblCellMar>
+            <w:top w:w="0" w:type="dxa"/>
+            <w:left w:w="108" w:type="dxa"/>
+            <w:bottom w:w="0" w:type="dxa"/>
+            <w:right w:w="108" w:type="dxa"/>
+          </w:tblCellMar>
+        </w:tblPrEx>
+        <w:tc>
+          <w:tcPr>
+            <w:tcW w:w="857" w:type="dxa"/>
+            <w:vAlign w:val="bottom"/>
+          </w:tcPr>
+          <w:p>
+            <w:pPr>
+              <w:jc w:val="center"/>
+              <w:rPr>
+                <w:rFonts w:hint="eastAsia"/>
+              </w:rPr>
+            </w:pPr>
+            <w:r>
+              <w:rPr>
+                <w:rFonts w:hint="eastAsia"/>
+              </w:rPr>
+              <w:t>帧头</w:t>
+            </w:r>
+          </w:p>
+        </w:tc>
+        <w:tc>
+          <w:tcPr>
+            <w:tcW w:w="691" w:type="dxa"/>
+            <w:vAlign w:val="bottom"/>
+          </w:tcPr>
+          <w:p>
+            <w:pPr>
+              <w:jc w:val="center"/>
+              <w:rPr>
+                <w:rFonts w:hint="eastAsia"/>
+              </w:rPr>
+            </w:pPr>
+            <w:r>
+              <w:rPr>
+                <w:rFonts w:hint="eastAsia"/>
+              </w:rPr>
+              <w:t>指令</w:t>
+            </w:r>
+          </w:p>
+        </w:tc>
+        <w:tc>
+          <w:tcPr>
+            <w:tcW w:w="1134" w:type="dxa"/>
+            <w:vAlign w:val="bottom"/>
+          </w:tcPr>
+          <w:p>
+            <w:pPr>
+              <w:jc w:val="center"/>
+              <w:rPr>
+                <w:rFonts w:hint="eastAsia"/>
+              </w:rPr>
+            </w:pPr>
+            <w:r>
+              <w:rPr>
+                <w:rFonts w:hint="eastAsia"/>
+              </w:rPr>
+              <w:t>数据长度</w:t>
+            </w:r>
+          </w:p>
+        </w:tc>
+        <w:tc>
+          <w:tcPr>
+            <w:tcW w:w="3425" w:type="dxa"/>
+          </w:tcPr>
+          <w:p>
+            <w:pPr>
+              <w:jc w:val="center"/>
+              <w:rPr>
+                <w:rFonts w:hint="eastAsia"/>
+              </w:rPr>
+            </w:pPr>
+            <w:r>
+              <w:rPr>
+                <w:rFonts w:hint="eastAsia"/>
+              </w:rPr>
+              <w:t>数据</w:t>
+            </w:r>
+          </w:p>
+        </w:tc>
+        <w:tc>
+          <w:tcPr>
+            <w:tcW w:w="950" w:type="dxa"/>
+          </w:tcPr>
+          <w:p>
+            <w:pPr>
+              <w:jc w:val="center"/>
+              <w:rPr>
+                <w:rFonts w:hint="eastAsia"/>
+              </w:rPr>
+            </w:pPr>
+            <w:r>
+              <w:rPr>
+                <w:rFonts w:hint="eastAsia"/>
+              </w:rPr>
+              <w:t>校验</w:t>
+            </w:r>
+          </w:p>
+        </w:tc>
+        <w:tc>
+          <w:tcPr>
+            <w:tcW w:w="1018" w:type="dxa"/>
+            <w:vAlign w:val="bottom"/>
+          </w:tcPr>
+          <w:p>
+            <w:pPr>
+              <w:jc w:val="center"/>
+              <w:rPr>
+                <w:rFonts w:hint="eastAsia"/>
+              </w:rPr>
+            </w:pPr>
+            <w:r>
+              <w:rPr>
+                <w:rFonts w:hint="eastAsia"/>
+              </w:rPr>
+              <w:t>帧尾</w:t>
+            </w:r>
+          </w:p>
+        </w:tc>
+      </w:tr>
+      <w:tr>
+        <w:tblPrEx>
+          <w:tblBorders>
+            <w:top w:val="single" w:color="auto" w:sz="4" w:space="0"/>
+            <w:left w:val="single" w:color="auto" w:sz="4" w:space="0"/>
+            <w:bottom w:val="single" w:color="auto" w:sz="4" w:space="0"/>
+            <w:right w:val="single" w:color="auto" w:sz="4" w:space="0"/>
+            <w:insideH w:val="single" w:color="auto" w:sz="4" w:space="0"/>
+            <w:insideV w:val="single" w:color="auto" w:sz="4" w:space="0"/>
+          </w:tblBorders>
+          <w:tblCellMar>
+            <w:top w:w="0" w:type="dxa"/>
+            <w:left w:w="108" w:type="dxa"/>
+            <w:bottom w:w="0" w:type="dxa"/>
+            <w:right w:w="108" w:type="dxa"/>
+          </w:tblCellMar>
+        </w:tblPrEx>
+        <w:tc>
+          <w:tcPr>
+            <w:tcW w:w="857" w:type="dxa"/>
+            <w:vAlign w:val="center"/>
+          </w:tcPr>
+          <w:p>
+            <w:pPr>
+              <w:jc w:val="center"/>
+              <w:rPr>
+                <w:rFonts w:hint="eastAsia"/>
+              </w:rPr>
+            </w:pPr>
+            <w:r>
+              <w:rPr>
+                <w:rFonts w:hint="eastAsia"/>
+              </w:rPr>
+              <w:t>55 AA</w:t>
+            </w:r>
+          </w:p>
+        </w:tc>
+        <w:tc>
+          <w:tcPr>
+            <w:tcW w:w="691" w:type="dxa"/>
+            <w:vAlign w:val="center"/>
+          </w:tcPr>
+          <w:p>
+            <w:pPr>
+              <w:jc w:val="center"/>
+              <w:rPr>
+                <w:rFonts w:hint="eastAsia" w:eastAsiaTheme="minorEastAsia"/>
+                <w:lang w:eastAsia="zh-CN"/>
+              </w:rPr>
+            </w:pPr>
+            <w:r>
+              <w:rPr>
+                <w:rFonts w:hint="eastAsia"/>
+              </w:rPr>
+              <w:t>0</w:t>
+            </w:r>
+            <w:r>
+              <w:rPr>
+                <w:rFonts w:hint="eastAsia"/>
+                <w:lang w:val="en-US" w:eastAsia="zh-CN"/>
+              </w:rPr>
+              <w:t>8</w:t>
+            </w:r>
+          </w:p>
+        </w:tc>
+        <w:tc>
+          <w:tcPr>
+            <w:tcW w:w="1134" w:type="dxa"/>
+            <w:vAlign w:val="center"/>
+          </w:tcPr>
+          <w:p>
+            <w:pPr>
+              <w:jc w:val="center"/>
+              <w:rPr>
+                <w:rFonts w:hint="default" w:eastAsiaTheme="minorEastAsia"/>
+                <w:lang w:val="en-US" w:eastAsia="zh-CN"/>
+              </w:rPr>
+            </w:pPr>
+            <w:r>
+              <w:rPr>
+                <w:rFonts w:hint="eastAsia"/>
+                <w:lang w:val="en-US" w:eastAsia="zh-CN"/>
+              </w:rPr>
+              <w:t>2</w:t>
+            </w:r>
+          </w:p>
+        </w:tc>
+        <w:tc>
+          <w:tcPr>
+            <w:tcW w:w="3425" w:type="dxa"/>
+            <w:vAlign w:val="center"/>
+          </w:tcPr>
+          <w:p>
+            <w:pPr>
+              <w:jc w:val="center"/>
+              <w:rPr>
+                <w:rFonts w:hint="eastAsia"/>
+                <w:lang w:val="en-US" w:eastAsia="zh-CN"/>
+              </w:rPr>
+            </w:pPr>
+            <w:r>
+              <w:rPr>
+                <w:rFonts w:hint="eastAsia"/>
+                <w:lang w:val="en-US" w:eastAsia="zh-CN"/>
+              </w:rPr>
+              <w:t>1 byte：运动索引</w:t>
+            </w:r>
+          </w:p>
+          <w:p>
+            <w:pPr>
+              <w:jc w:val="center"/>
+              <w:rPr>
+                <w:rFonts w:hint="default"/>
+                <w:lang w:val="en-US" w:eastAsia="zh-CN"/>
+              </w:rPr>
+            </w:pPr>
+            <w:r>
+              <w:rPr>
+                <w:rFonts w:hint="eastAsia"/>
+                <w:lang w:val="en-US" w:eastAsia="zh-CN"/>
+              </w:rPr>
+              <w:t>2 byte：0x1</w:t>
+            </w:r>
+          </w:p>
+        </w:tc>
+        <w:tc>
+          <w:tcPr>
+            <w:tcW w:w="950" w:type="dxa"/>
+            <w:vAlign w:val="center"/>
+          </w:tcPr>
+          <w:p>
+            <w:pPr>
+              <w:jc w:val="center"/>
+              <w:rPr>
+                <w:rFonts w:hint="eastAsia"/>
+              </w:rPr>
+            </w:pPr>
+            <w:r>
+              <w:rPr>
+                <w:rFonts w:hint="eastAsia"/>
+              </w:rPr>
+              <w:t>00 00</w:t>
+            </w:r>
+          </w:p>
+        </w:tc>
+        <w:tc>
+          <w:tcPr>
+            <w:tcW w:w="1018" w:type="dxa"/>
+            <w:vAlign w:val="center"/>
+          </w:tcPr>
+          <w:p>
+            <w:pPr>
+              <w:jc w:val="center"/>
+              <w:rPr>
+                <w:rFonts w:hint="eastAsia"/>
+              </w:rPr>
+            </w:pPr>
+            <w:r>
+              <w:rPr>
+                <w:rFonts w:hint="eastAsia"/>
+              </w:rPr>
+              <w:t>AA 55</w:t>
+            </w:r>
+          </w:p>
+        </w:tc>
+      </w:tr>
+    </w:tbl>
+    <w:p>
+      <w:pPr>
+        <w:rPr>
+          <w:rFonts w:hint="default"/>
+          <w:lang w:val="en-US" w:eastAsia="zh-CN"/>
+        </w:rPr>
+      </w:pPr>
+      <w:r>
+        <w:rPr>
+          <w:rFonts w:hint="eastAsia"/>
+          <w:lang w:val="en-US" w:eastAsia="zh-CN"/>
+        </w:rPr>
+        <w:t>运动索引：1</w:t>
+      </w:r>
+    </w:p>
+    <w:p>
+      <w:pPr>
+        <w:rPr>
+          <w:rFonts w:hint="default"/>
+          <w:lang w:val="en-US" w:eastAsia="zh-CN"/>
+        </w:rPr>
+      </w:pPr>
+    </w:p>
+    <w:p>
+      <w:pPr>
+        <w:rPr>
+          <w:rFonts w:hint="eastAsia"/>
+          <w:lang w:val="en-US" w:eastAsia="zh-CN"/>
+        </w:rPr>
+      </w:pPr>
+      <w:r>
+        <w:rPr>
+          <w:rFonts w:hint="eastAsia"/>
+          <w:lang w:val="en-US" w:eastAsia="zh-CN"/>
+        </w:rPr>
+        <w:t>停止运动：</w:t>
+      </w:r>
+    </w:p>
+    <w:p>
+      <w:r>
+        <w:rPr>
+          <w:rFonts w:hint="eastAsia"/>
+        </w:rPr>
+        <w:t>上位机下发</w:t>
+      </w:r>
+    </w:p>
+    <w:tbl>
+      <w:tblPr>
+        <w:tblStyle w:val="16"/>
+        <w:tblW w:w="8075" w:type="dxa"/>
+        <w:tblInd w:w="0" w:type="dxa"/>
+        <w:tblBorders>
+          <w:top w:val="single" w:color="auto" w:sz="4" w:space="0"/>
+          <w:left w:val="single" w:color="auto" w:sz="4" w:space="0"/>
+          <w:bottom w:val="single" w:color="auto" w:sz="4" w:space="0"/>
+          <w:right w:val="single" w:color="auto" w:sz="4" w:space="0"/>
+          <w:insideH w:val="single" w:color="auto" w:sz="4" w:space="0"/>
+          <w:insideV w:val="single" w:color="auto" w:sz="4" w:space="0"/>
+        </w:tblBorders>
+        <w:tblLayout w:type="fixed"/>
+        <w:tblCellMar>
+          <w:top w:w="0" w:type="dxa"/>
+          <w:left w:w="108" w:type="dxa"/>
+          <w:bottom w:w="0" w:type="dxa"/>
+          <w:right w:w="108" w:type="dxa"/>
+        </w:tblCellMar>
+      </w:tblPr>
+      <w:tblGrid>
+        <w:gridCol w:w="857"/>
+        <w:gridCol w:w="691"/>
+        <w:gridCol w:w="1134"/>
+        <w:gridCol w:w="3425"/>
+        <w:gridCol w:w="950"/>
+        <w:gridCol w:w="1018"/>
+      </w:tblGrid>
+      <w:tr>
+        <w:tblPrEx>
+          <w:tblBorders>
+            <w:top w:val="single" w:color="auto" w:sz="4" w:space="0"/>
+            <w:left w:val="single" w:color="auto" w:sz="4" w:space="0"/>
+            <w:bottom w:val="single" w:color="auto" w:sz="4" w:space="0"/>
+            <w:right w:val="single" w:color="auto" w:sz="4" w:space="0"/>
+            <w:insideH w:val="single" w:color="auto" w:sz="4" w:space="0"/>
+            <w:insideV w:val="single" w:color="auto" w:sz="4" w:space="0"/>
+          </w:tblBorders>
+          <w:tblCellMar>
+            <w:top w:w="0" w:type="dxa"/>
+            <w:left w:w="108" w:type="dxa"/>
+            <w:bottom w:w="0" w:type="dxa"/>
+            <w:right w:w="108" w:type="dxa"/>
+          </w:tblCellMar>
+        </w:tblPrEx>
+        <w:tc>
+          <w:tcPr>
+            <w:tcW w:w="857" w:type="dxa"/>
+            <w:vAlign w:val="bottom"/>
+          </w:tcPr>
+          <w:p>
+            <w:pPr>
+              <w:jc w:val="center"/>
+              <w:rPr>
+                <w:rFonts w:hint="eastAsia"/>
+              </w:rPr>
+            </w:pPr>
+            <w:r>
+              <w:rPr>
+                <w:rFonts w:hint="eastAsia"/>
+              </w:rPr>
+              <w:t>帧头</w:t>
+            </w:r>
+          </w:p>
+        </w:tc>
+        <w:tc>
+          <w:tcPr>
+            <w:tcW w:w="691" w:type="dxa"/>
+            <w:vAlign w:val="bottom"/>
+          </w:tcPr>
+          <w:p>
+            <w:pPr>
+              <w:jc w:val="center"/>
+              <w:rPr>
+                <w:rFonts w:hint="eastAsia"/>
+              </w:rPr>
+            </w:pPr>
+            <w:r>
+              <w:rPr>
+                <w:rFonts w:hint="eastAsia"/>
+              </w:rPr>
+              <w:t>指令</w:t>
+            </w:r>
+          </w:p>
+        </w:tc>
+        <w:tc>
+          <w:tcPr>
+            <w:tcW w:w="1134" w:type="dxa"/>
+            <w:vAlign w:val="bottom"/>
+          </w:tcPr>
+          <w:p>
+            <w:pPr>
+              <w:jc w:val="center"/>
+              <w:rPr>
+                <w:rFonts w:hint="eastAsia"/>
+              </w:rPr>
+            </w:pPr>
+            <w:r>
+              <w:rPr>
+                <w:rFonts w:hint="eastAsia"/>
+              </w:rPr>
+              <w:t>数据长度</w:t>
+            </w:r>
+          </w:p>
+        </w:tc>
+        <w:tc>
+          <w:tcPr>
+            <w:tcW w:w="3425" w:type="dxa"/>
+          </w:tcPr>
+          <w:p>
+            <w:pPr>
+              <w:jc w:val="center"/>
+              <w:rPr>
+                <w:rFonts w:hint="eastAsia"/>
+              </w:rPr>
+            </w:pPr>
+            <w:r>
+              <w:rPr>
+                <w:rFonts w:hint="eastAsia"/>
+              </w:rPr>
+              <w:t>数据</w:t>
+            </w:r>
+          </w:p>
+        </w:tc>
+        <w:tc>
+          <w:tcPr>
+            <w:tcW w:w="950" w:type="dxa"/>
+          </w:tcPr>
+          <w:p>
+            <w:pPr>
+              <w:jc w:val="center"/>
+              <w:rPr>
+                <w:rFonts w:hint="eastAsia"/>
+              </w:rPr>
+            </w:pPr>
+            <w:r>
+              <w:rPr>
+                <w:rFonts w:hint="eastAsia"/>
+              </w:rPr>
+              <w:t>校验</w:t>
+            </w:r>
+          </w:p>
+        </w:tc>
+        <w:tc>
+          <w:tcPr>
+            <w:tcW w:w="1018" w:type="dxa"/>
+            <w:vAlign w:val="bottom"/>
+          </w:tcPr>
+          <w:p>
+            <w:pPr>
+              <w:jc w:val="center"/>
+              <w:rPr>
+                <w:rFonts w:hint="eastAsia"/>
+              </w:rPr>
+            </w:pPr>
+            <w:r>
+              <w:rPr>
+                <w:rFonts w:hint="eastAsia"/>
+              </w:rPr>
+              <w:t>帧尾</w:t>
+            </w:r>
+          </w:p>
+        </w:tc>
+      </w:tr>
+      <w:tr>
+        <w:tblPrEx>
+          <w:tblBorders>
+            <w:top w:val="single" w:color="auto" w:sz="4" w:space="0"/>
+            <w:left w:val="single" w:color="auto" w:sz="4" w:space="0"/>
+            <w:bottom w:val="single" w:color="auto" w:sz="4" w:space="0"/>
+            <w:right w:val="single" w:color="auto" w:sz="4" w:space="0"/>
+            <w:insideH w:val="single" w:color="auto" w:sz="4" w:space="0"/>
+            <w:insideV w:val="single" w:color="auto" w:sz="4" w:space="0"/>
+          </w:tblBorders>
+          <w:tblCellMar>
+            <w:top w:w="0" w:type="dxa"/>
+            <w:left w:w="108" w:type="dxa"/>
+            <w:bottom w:w="0" w:type="dxa"/>
+            <w:right w:w="108" w:type="dxa"/>
+          </w:tblCellMar>
+        </w:tblPrEx>
+        <w:tc>
+          <w:tcPr>
+            <w:tcW w:w="857" w:type="dxa"/>
+            <w:vAlign w:val="center"/>
+          </w:tcPr>
+          <w:p>
+            <w:pPr>
+              <w:jc w:val="center"/>
+              <w:rPr>
+                <w:rFonts w:hint="eastAsia"/>
+              </w:rPr>
+            </w:pPr>
+            <w:r>
+              <w:rPr>
+                <w:rFonts w:hint="eastAsia"/>
+              </w:rPr>
+              <w:t>55 AA</w:t>
+            </w:r>
+          </w:p>
+        </w:tc>
+        <w:tc>
+          <w:tcPr>
+            <w:tcW w:w="691" w:type="dxa"/>
+            <w:vAlign w:val="center"/>
+          </w:tcPr>
+          <w:p>
+            <w:pPr>
+              <w:jc w:val="center"/>
+              <w:rPr>
+                <w:rFonts w:hint="eastAsia" w:eastAsiaTheme="minorEastAsia"/>
+                <w:lang w:eastAsia="zh-CN"/>
+              </w:rPr>
+            </w:pPr>
+            <w:r>
+              <w:rPr>
+                <w:rFonts w:hint="eastAsia"/>
+              </w:rPr>
+              <w:t>0</w:t>
+            </w:r>
+            <w:r>
+              <w:rPr>
+                <w:rFonts w:hint="eastAsia"/>
+                <w:lang w:val="en-US" w:eastAsia="zh-CN"/>
+              </w:rPr>
+              <w:t>9</w:t>
+            </w:r>
+          </w:p>
+        </w:tc>
+        <w:tc>
+          <w:tcPr>
+            <w:tcW w:w="1134" w:type="dxa"/>
+            <w:vAlign w:val="center"/>
+          </w:tcPr>
+          <w:p>
+            <w:pPr>
+              <w:jc w:val="center"/>
+              <w:rPr>
+                <w:rFonts w:hint="default" w:eastAsiaTheme="minorEastAsia"/>
+                <w:lang w:val="en-US" w:eastAsia="zh-CN"/>
+              </w:rPr>
+            </w:pPr>
+            <w:r>
+              <w:rPr>
+                <w:rFonts w:hint="eastAsia"/>
+                <w:lang w:val="en-US" w:eastAsia="zh-CN"/>
+              </w:rPr>
+              <w:t>0</w:t>
+            </w:r>
+          </w:p>
+        </w:tc>
+        <w:tc>
+          <w:tcPr>
+            <w:tcW w:w="3425" w:type="dxa"/>
+            <w:vAlign w:val="center"/>
+          </w:tcPr>
+          <w:p>
+            <w:pPr>
+              <w:jc w:val="center"/>
+              <w:rPr>
+                <w:rFonts w:hint="default"/>
+                <w:lang w:val="en-US" w:eastAsia="zh-CN"/>
+              </w:rPr>
+            </w:pPr>
+            <w:r>
+              <w:rPr>
+                <w:rFonts w:hint="eastAsia"/>
+                <w:lang w:val="en-US" w:eastAsia="zh-CN"/>
+              </w:rPr>
+              <w:t>None</w:t>
+            </w:r>
+          </w:p>
+        </w:tc>
+        <w:tc>
+          <w:tcPr>
+            <w:tcW w:w="950" w:type="dxa"/>
+            <w:vAlign w:val="center"/>
+          </w:tcPr>
+          <w:p>
+            <w:pPr>
+              <w:jc w:val="center"/>
+              <w:rPr>
+                <w:rFonts w:hint="default" w:eastAsiaTheme="minorEastAsia"/>
+                <w:lang w:val="en-US" w:eastAsia="zh-CN"/>
+              </w:rPr>
+            </w:pPr>
+            <w:r>
+              <w:rPr>
+                <w:rFonts w:hint="eastAsia"/>
+                <w:lang w:val="en-US" w:eastAsia="zh-CN"/>
+              </w:rPr>
+              <w:t>2 byte</w:t>
+            </w:r>
+          </w:p>
+        </w:tc>
+        <w:tc>
+          <w:tcPr>
+            <w:tcW w:w="1018" w:type="dxa"/>
+            <w:vAlign w:val="center"/>
+          </w:tcPr>
+          <w:p>
+            <w:pPr>
+              <w:jc w:val="center"/>
+              <w:rPr>
+                <w:rFonts w:hint="eastAsia"/>
+              </w:rPr>
+            </w:pPr>
+            <w:r>
+              <w:rPr>
+                <w:rFonts w:hint="eastAsia"/>
+              </w:rPr>
+              <w:t>AA 55</w:t>
+            </w:r>
+          </w:p>
+        </w:tc>
+      </w:tr>
+    </w:tbl>
+    <w:p>
+      <w:pPr>
+        <w:rPr>
+          <w:rFonts w:hint="default"/>
+          <w:strike w:val="0"/>
+          <w:dstrike w:val="0"/>
+          <w:lang w:val="en-US" w:eastAsia="zh-CN"/>
+        </w:rPr>
+      </w:pPr>
+      <w:r>
+        <w:rPr>
+          <w:rFonts w:hint="eastAsia"/>
+          <w:strike w:val="0"/>
+          <w:dstrike w:val="0"/>
+          <w:lang w:val="en-US" w:eastAsia="zh-CN"/>
+        </w:rPr>
+        <w:t>下位机反馈</w:t>
+      </w:r>
+    </w:p>
+    <w:tbl>
+      <w:tblPr>
+        <w:tblStyle w:val="16"/>
+        <w:tblW w:w="8075" w:type="dxa"/>
+        <w:tblInd w:w="0" w:type="dxa"/>
+        <w:tblBorders>
+          <w:top w:val="single" w:color="auto" w:sz="4" w:space="0"/>
+          <w:left w:val="single" w:color="auto" w:sz="4" w:space="0"/>
+          <w:bottom w:val="single" w:color="auto" w:sz="4" w:space="0"/>
+          <w:right w:val="single" w:color="auto" w:sz="4" w:space="0"/>
+          <w:insideH w:val="single" w:color="auto" w:sz="4" w:space="0"/>
+          <w:insideV w:val="single" w:color="auto" w:sz="4" w:space="0"/>
+        </w:tblBorders>
+        <w:tblLayout w:type="fixed"/>
+        <w:tblCellMar>
+          <w:top w:w="0" w:type="dxa"/>
+          <w:left w:w="108" w:type="dxa"/>
+          <w:bottom w:w="0" w:type="dxa"/>
+          <w:right w:w="108" w:type="dxa"/>
+        </w:tblCellMar>
+      </w:tblPr>
+      <w:tblGrid>
+        <w:gridCol w:w="857"/>
+        <w:gridCol w:w="691"/>
+        <w:gridCol w:w="1134"/>
+        <w:gridCol w:w="3425"/>
+        <w:gridCol w:w="950"/>
+        <w:gridCol w:w="1018"/>
+      </w:tblGrid>
+      <w:tr>
+        <w:tblPrEx>
+          <w:tblBorders>
+            <w:top w:val="single" w:color="auto" w:sz="4" w:space="0"/>
+            <w:left w:val="single" w:color="auto" w:sz="4" w:space="0"/>
+            <w:bottom w:val="single" w:color="auto" w:sz="4" w:space="0"/>
+            <w:right w:val="single" w:color="auto" w:sz="4" w:space="0"/>
+            <w:insideH w:val="single" w:color="auto" w:sz="4" w:space="0"/>
+            <w:insideV w:val="single" w:color="auto" w:sz="4" w:space="0"/>
+          </w:tblBorders>
+          <w:tblCellMar>
+            <w:top w:w="0" w:type="dxa"/>
+            <w:left w:w="108" w:type="dxa"/>
+            <w:bottom w:w="0" w:type="dxa"/>
+            <w:right w:w="108" w:type="dxa"/>
+          </w:tblCellMar>
+        </w:tblPrEx>
+        <w:tc>
+          <w:tcPr>
+            <w:tcW w:w="857" w:type="dxa"/>
+            <w:vAlign w:val="bottom"/>
+          </w:tcPr>
+          <w:p>
+            <w:pPr>
+              <w:jc w:val="center"/>
+              <w:rPr>
+                <w:rFonts w:hint="eastAsia"/>
+                <w:strike w:val="0"/>
+                <w:dstrike w:val="0"/>
+              </w:rPr>
+            </w:pPr>
+            <w:r>
+              <w:rPr>
+                <w:rFonts w:hint="eastAsia"/>
+                <w:strike w:val="0"/>
+                <w:dstrike w:val="0"/>
+              </w:rPr>
+              <w:t>帧头</w:t>
+            </w:r>
+          </w:p>
+        </w:tc>
+        <w:tc>
+          <w:tcPr>
+            <w:tcW w:w="691" w:type="dxa"/>
+            <w:vAlign w:val="bottom"/>
+          </w:tcPr>
+          <w:p>
+            <w:pPr>
+              <w:jc w:val="center"/>
+              <w:rPr>
+                <w:rFonts w:hint="eastAsia"/>
+                <w:strike w:val="0"/>
+                <w:dstrike w:val="0"/>
+              </w:rPr>
+            </w:pPr>
+            <w:r>
+              <w:rPr>
+                <w:rFonts w:hint="eastAsia"/>
+                <w:strike w:val="0"/>
+                <w:dstrike w:val="0"/>
+              </w:rPr>
+              <w:t>指令</w:t>
+            </w:r>
+          </w:p>
+        </w:tc>
+        <w:tc>
+          <w:tcPr>
+            <w:tcW w:w="1134" w:type="dxa"/>
+            <w:vAlign w:val="bottom"/>
+          </w:tcPr>
+          <w:p>
+            <w:pPr>
+              <w:jc w:val="center"/>
+              <w:rPr>
+                <w:rFonts w:hint="eastAsia"/>
+                <w:strike w:val="0"/>
+                <w:dstrike w:val="0"/>
+              </w:rPr>
+            </w:pPr>
+            <w:r>
+              <w:rPr>
+                <w:rFonts w:hint="eastAsia"/>
+                <w:strike w:val="0"/>
+                <w:dstrike w:val="0"/>
+              </w:rPr>
+              <w:t>数据长度</w:t>
+            </w:r>
+          </w:p>
+        </w:tc>
+        <w:tc>
+          <w:tcPr>
+            <w:tcW w:w="3425" w:type="dxa"/>
+          </w:tcPr>
+          <w:p>
+            <w:pPr>
+              <w:jc w:val="center"/>
+              <w:rPr>
+                <w:rFonts w:hint="eastAsia"/>
+                <w:strike w:val="0"/>
+                <w:dstrike w:val="0"/>
+              </w:rPr>
+            </w:pPr>
+            <w:r>
+              <w:rPr>
+                <w:rFonts w:hint="eastAsia"/>
+                <w:strike w:val="0"/>
+                <w:dstrike w:val="0"/>
+              </w:rPr>
+              <w:t>数据</w:t>
+            </w:r>
+          </w:p>
+        </w:tc>
+        <w:tc>
+          <w:tcPr>
+            <w:tcW w:w="950" w:type="dxa"/>
+          </w:tcPr>
+          <w:p>
+            <w:pPr>
+              <w:jc w:val="center"/>
+              <w:rPr>
+                <w:rFonts w:hint="eastAsia"/>
+                <w:strike w:val="0"/>
+                <w:dstrike w:val="0"/>
+              </w:rPr>
+            </w:pPr>
+            <w:r>
+              <w:rPr>
+                <w:rFonts w:hint="eastAsia"/>
+                <w:strike w:val="0"/>
+                <w:dstrike w:val="0"/>
+              </w:rPr>
+              <w:t>校验</w:t>
+            </w:r>
+          </w:p>
+        </w:tc>
+        <w:tc>
+          <w:tcPr>
+            <w:tcW w:w="1018" w:type="dxa"/>
+            <w:vAlign w:val="bottom"/>
+          </w:tcPr>
+          <w:p>
+            <w:pPr>
+              <w:jc w:val="center"/>
+              <w:rPr>
+                <w:rFonts w:hint="eastAsia"/>
+                <w:strike w:val="0"/>
+                <w:dstrike w:val="0"/>
+              </w:rPr>
+            </w:pPr>
+            <w:r>
+              <w:rPr>
+                <w:rFonts w:hint="eastAsia"/>
+                <w:strike w:val="0"/>
+                <w:dstrike w:val="0"/>
+              </w:rPr>
+              <w:t>帧尾</w:t>
+            </w:r>
+          </w:p>
+        </w:tc>
+      </w:tr>
+      <w:tr>
+        <w:tblPrEx>
+          <w:tblBorders>
+            <w:top w:val="single" w:color="auto" w:sz="4" w:space="0"/>
+            <w:left w:val="single" w:color="auto" w:sz="4" w:space="0"/>
+            <w:bottom w:val="single" w:color="auto" w:sz="4" w:space="0"/>
+            <w:right w:val="single" w:color="auto" w:sz="4" w:space="0"/>
+            <w:insideH w:val="single" w:color="auto" w:sz="4" w:space="0"/>
+            <w:insideV w:val="single" w:color="auto" w:sz="4" w:space="0"/>
+          </w:tblBorders>
+          <w:tblCellMar>
+            <w:top w:w="0" w:type="dxa"/>
+            <w:left w:w="108" w:type="dxa"/>
+            <w:bottom w:w="0" w:type="dxa"/>
+            <w:right w:w="108" w:type="dxa"/>
+          </w:tblCellMar>
+        </w:tblPrEx>
+        <w:tc>
+          <w:tcPr>
+            <w:tcW w:w="857" w:type="dxa"/>
+            <w:vAlign w:val="center"/>
+          </w:tcPr>
+          <w:p>
+            <w:pPr>
+              <w:jc w:val="center"/>
+              <w:rPr>
+                <w:rFonts w:hint="eastAsia"/>
+                <w:strike w:val="0"/>
+                <w:dstrike w:val="0"/>
+              </w:rPr>
+            </w:pPr>
+            <w:r>
+              <w:rPr>
+                <w:rFonts w:hint="eastAsia"/>
+                <w:strike w:val="0"/>
+                <w:dstrike w:val="0"/>
+              </w:rPr>
+              <w:t>55 AA</w:t>
+            </w:r>
+          </w:p>
+        </w:tc>
+        <w:tc>
+          <w:tcPr>
+            <w:tcW w:w="691" w:type="dxa"/>
+            <w:vAlign w:val="center"/>
+          </w:tcPr>
+          <w:p>
+            <w:pPr>
+              <w:jc w:val="center"/>
+              <w:rPr>
+                <w:rFonts w:hint="eastAsia" w:eastAsiaTheme="minorEastAsia"/>
+                <w:strike w:val="0"/>
+                <w:dstrike w:val="0"/>
+                <w:lang w:eastAsia="zh-CN"/>
+              </w:rPr>
+            </w:pPr>
+            <w:r>
+              <w:rPr>
+                <w:rFonts w:hint="eastAsia"/>
+                <w:strike w:val="0"/>
+                <w:dstrike w:val="0"/>
+              </w:rPr>
+              <w:t>0</w:t>
+            </w:r>
+            <w:r>
+              <w:rPr>
+                <w:rFonts w:hint="eastAsia"/>
+                <w:strike w:val="0"/>
+                <w:dstrike w:val="0"/>
+                <w:lang w:val="en-US" w:eastAsia="zh-CN"/>
+              </w:rPr>
+              <w:t>A</w:t>
+            </w:r>
+          </w:p>
+        </w:tc>
+        <w:tc>
+          <w:tcPr>
+            <w:tcW w:w="1134" w:type="dxa"/>
+            <w:vAlign w:val="center"/>
+          </w:tcPr>
+          <w:p>
+            <w:pPr>
+              <w:jc w:val="center"/>
+              <w:rPr>
+                <w:rFonts w:hint="default" w:eastAsiaTheme="minorEastAsia"/>
+                <w:strike w:val="0"/>
+                <w:dstrike w:val="0"/>
+                <w:lang w:val="en-US" w:eastAsia="zh-CN"/>
+              </w:rPr>
+            </w:pPr>
+            <w:r>
+              <w:rPr>
+                <w:rFonts w:hint="eastAsia"/>
+                <w:strike w:val="0"/>
+                <w:dstrike w:val="0"/>
+                <w:lang w:val="en-US" w:eastAsia="zh-CN"/>
+              </w:rPr>
+              <w:t>0</w:t>
+            </w:r>
+          </w:p>
+        </w:tc>
+        <w:tc>
+          <w:tcPr>
+            <w:tcW w:w="3425" w:type="dxa"/>
+            <w:vAlign w:val="center"/>
+          </w:tcPr>
+          <w:p>
+            <w:pPr>
+              <w:jc w:val="center"/>
+              <w:rPr>
+                <w:rFonts w:hint="default"/>
+                <w:strike w:val="0"/>
+                <w:dstrike w:val="0"/>
+                <w:lang w:val="en-US" w:eastAsia="zh-CN"/>
+              </w:rPr>
+            </w:pPr>
+            <w:r>
+              <w:rPr>
+                <w:rFonts w:hint="eastAsia"/>
+                <w:strike w:val="0"/>
+                <w:dstrike w:val="0"/>
+                <w:lang w:val="en-US" w:eastAsia="zh-CN"/>
+              </w:rPr>
+              <w:t>None</w:t>
+            </w:r>
+          </w:p>
+        </w:tc>
+        <w:tc>
+          <w:tcPr>
+            <w:tcW w:w="950" w:type="dxa"/>
+            <w:vAlign w:val="center"/>
+          </w:tcPr>
+          <w:p>
+            <w:pPr>
+              <w:jc w:val="center"/>
+              <w:rPr>
+                <w:rFonts w:hint="eastAsia"/>
+                <w:strike w:val="0"/>
+                <w:dstrike w:val="0"/>
+              </w:rPr>
+            </w:pPr>
+            <w:r>
+              <w:rPr>
+                <w:rFonts w:hint="eastAsia"/>
+                <w:strike w:val="0"/>
+                <w:dstrike w:val="0"/>
+              </w:rPr>
+              <w:t>00 00</w:t>
+            </w:r>
+          </w:p>
+        </w:tc>
+        <w:tc>
+          <w:tcPr>
+            <w:tcW w:w="1018" w:type="dxa"/>
+            <w:vAlign w:val="center"/>
+          </w:tcPr>
+          <w:p>
+            <w:pPr>
+              <w:jc w:val="center"/>
+              <w:rPr>
+                <w:rFonts w:hint="eastAsia"/>
+                <w:strike w:val="0"/>
+                <w:dstrike w:val="0"/>
+              </w:rPr>
+            </w:pPr>
+            <w:r>
+              <w:rPr>
+                <w:rFonts w:hint="eastAsia"/>
+                <w:strike w:val="0"/>
+                <w:dstrike w:val="0"/>
+              </w:rPr>
+              <w:t>AA 55</w:t>
+            </w:r>
+          </w:p>
+        </w:tc>
+      </w:tr>
+    </w:tbl>
+    <w:p>
+      <w:pPr>
+        <w:rPr>
+          <w:rFonts w:hint="default"/>
+          <w:lang w:val="en-US" w:eastAsia="zh-CN"/>
+        </w:rPr>
+      </w:pPr>
+    </w:p>
+    <w:p>
+      <w:pPr>
+        <w:rPr>
+          <w:rFonts w:hint="eastAsia"/>
+        </w:rPr>
+      </w:pPr>
+    </w:p>
+    <w:p>
+      <w:pPr>
+        <w:pStyle w:val="4"/>
+        <w:numPr>
+          <w:ilvl w:val="0"/>
+          <w:numId w:val="1"/>
+        </w:numPr>
+        <w:bidi w:val="0"/>
+        <w:rPr>
+          <w:rFonts w:hint="eastAsia"/>
+        </w:rPr>
+      </w:pPr>
       <w:bookmarkStart w:id="1" w:name="OLE_LINK1"/>
       <w:r>
         <w:rPr>
@@ -2794,51 +4314,1571 @@
       <w:bookmarkEnd w:id="1"/>
     </w:p>
     <w:p>
-      <w:r>
-        <w:rPr>
-          <w:rFonts w:hint="eastAsia"/>
-        </w:rPr>
-        <w:t>A光源亮度</w:t>
-      </w:r>
-    </w:p>
-    <w:p>
-      <w:pPr>
-        <w:rPr>
-          <w:rFonts w:hint="eastAsia"/>
-        </w:rPr>
-      </w:pPr>
-      <w:r>
-        <w:rPr>
-          <w:rFonts w:hint="eastAsia"/>
-        </w:rPr>
-        <w:t>B光源亮度</w:t>
-      </w:r>
-    </w:p>
-    <w:p>
-      <w:pPr>
-        <w:rPr>
-          <w:rFonts w:hint="eastAsia"/>
-        </w:rPr>
-      </w:pPr>
-      <w:r>
-        <w:rPr>
-          <w:rFonts w:hint="eastAsia"/>
-        </w:rPr>
-        <w:t>A光源保持时间</w:t>
-      </w:r>
-    </w:p>
-    <w:p>
-      <w:pPr>
-        <w:rPr>
-          <w:rFonts w:hint="eastAsia"/>
-        </w:rPr>
-      </w:pPr>
-      <w:r>
-        <w:rPr>
-          <w:rFonts w:hint="eastAsia"/>
-        </w:rPr>
-        <w:t>B光源保持时间</w:t>
-      </w:r>
+      <w:pPr>
+        <w:rPr>
+          <w:rFonts w:hint="eastAsia"/>
+        </w:rPr>
+      </w:pPr>
+      <w:r>
+        <w:rPr>
+          <w:rFonts w:hint="eastAsia"/>
+          <w:lang w:val="en-US" w:eastAsia="zh-CN"/>
+        </w:rPr>
+        <w:t>打开光源：</w:t>
+      </w:r>
+    </w:p>
+    <w:p>
+      <w:r>
+        <w:rPr>
+          <w:rFonts w:hint="eastAsia"/>
+        </w:rPr>
+        <w:t>上位机下发</w:t>
+      </w:r>
+    </w:p>
+    <w:tbl>
+      <w:tblPr>
+        <w:tblStyle w:val="16"/>
+        <w:tblW w:w="8075" w:type="dxa"/>
+        <w:tblInd w:w="0" w:type="dxa"/>
+        <w:tblBorders>
+          <w:top w:val="single" w:color="auto" w:sz="4" w:space="0"/>
+          <w:left w:val="single" w:color="auto" w:sz="4" w:space="0"/>
+          <w:bottom w:val="single" w:color="auto" w:sz="4" w:space="0"/>
+          <w:right w:val="single" w:color="auto" w:sz="4" w:space="0"/>
+          <w:insideH w:val="single" w:color="auto" w:sz="4" w:space="0"/>
+          <w:insideV w:val="single" w:color="auto" w:sz="4" w:space="0"/>
+        </w:tblBorders>
+        <w:tblLayout w:type="fixed"/>
+        <w:tblCellMar>
+          <w:top w:w="0" w:type="dxa"/>
+          <w:left w:w="108" w:type="dxa"/>
+          <w:bottom w:w="0" w:type="dxa"/>
+          <w:right w:w="108" w:type="dxa"/>
+        </w:tblCellMar>
+      </w:tblPr>
+      <w:tblGrid>
+        <w:gridCol w:w="857"/>
+        <w:gridCol w:w="691"/>
+        <w:gridCol w:w="1134"/>
+        <w:gridCol w:w="3425"/>
+        <w:gridCol w:w="950"/>
+        <w:gridCol w:w="1018"/>
+      </w:tblGrid>
+      <w:tr>
+        <w:tblPrEx>
+          <w:tblBorders>
+            <w:top w:val="single" w:color="auto" w:sz="4" w:space="0"/>
+            <w:left w:val="single" w:color="auto" w:sz="4" w:space="0"/>
+            <w:bottom w:val="single" w:color="auto" w:sz="4" w:space="0"/>
+            <w:right w:val="single" w:color="auto" w:sz="4" w:space="0"/>
+            <w:insideH w:val="single" w:color="auto" w:sz="4" w:space="0"/>
+            <w:insideV w:val="single" w:color="auto" w:sz="4" w:space="0"/>
+          </w:tblBorders>
+          <w:tblCellMar>
+            <w:top w:w="0" w:type="dxa"/>
+            <w:left w:w="108" w:type="dxa"/>
+            <w:bottom w:w="0" w:type="dxa"/>
+            <w:right w:w="108" w:type="dxa"/>
+          </w:tblCellMar>
+        </w:tblPrEx>
+        <w:tc>
+          <w:tcPr>
+            <w:tcW w:w="857" w:type="dxa"/>
+            <w:vAlign w:val="bottom"/>
+          </w:tcPr>
+          <w:p>
+            <w:pPr>
+              <w:jc w:val="center"/>
+              <w:rPr>
+                <w:rFonts w:hint="eastAsia"/>
+              </w:rPr>
+            </w:pPr>
+            <w:r>
+              <w:rPr>
+                <w:rFonts w:hint="eastAsia"/>
+              </w:rPr>
+              <w:t>帧头</w:t>
+            </w:r>
+          </w:p>
+        </w:tc>
+        <w:tc>
+          <w:tcPr>
+            <w:tcW w:w="691" w:type="dxa"/>
+            <w:vAlign w:val="bottom"/>
+          </w:tcPr>
+          <w:p>
+            <w:pPr>
+              <w:jc w:val="center"/>
+              <w:rPr>
+                <w:rFonts w:hint="eastAsia"/>
+              </w:rPr>
+            </w:pPr>
+            <w:r>
+              <w:rPr>
+                <w:rFonts w:hint="eastAsia"/>
+              </w:rPr>
+              <w:t>指令</w:t>
+            </w:r>
+          </w:p>
+        </w:tc>
+        <w:tc>
+          <w:tcPr>
+            <w:tcW w:w="1134" w:type="dxa"/>
+            <w:vAlign w:val="bottom"/>
+          </w:tcPr>
+          <w:p>
+            <w:pPr>
+              <w:jc w:val="center"/>
+              <w:rPr>
+                <w:rFonts w:hint="eastAsia"/>
+              </w:rPr>
+            </w:pPr>
+            <w:r>
+              <w:rPr>
+                <w:rFonts w:hint="eastAsia"/>
+              </w:rPr>
+              <w:t>数据长度</w:t>
+            </w:r>
+          </w:p>
+        </w:tc>
+        <w:tc>
+          <w:tcPr>
+            <w:tcW w:w="3425" w:type="dxa"/>
+          </w:tcPr>
+          <w:p>
+            <w:pPr>
+              <w:jc w:val="center"/>
+              <w:rPr>
+                <w:rFonts w:hint="eastAsia"/>
+              </w:rPr>
+            </w:pPr>
+            <w:r>
+              <w:rPr>
+                <w:rFonts w:hint="eastAsia"/>
+              </w:rPr>
+              <w:t>数据</w:t>
+            </w:r>
+          </w:p>
+        </w:tc>
+        <w:tc>
+          <w:tcPr>
+            <w:tcW w:w="950" w:type="dxa"/>
+          </w:tcPr>
+          <w:p>
+            <w:pPr>
+              <w:jc w:val="center"/>
+              <w:rPr>
+                <w:rFonts w:hint="eastAsia"/>
+              </w:rPr>
+            </w:pPr>
+            <w:r>
+              <w:rPr>
+                <w:rFonts w:hint="eastAsia"/>
+              </w:rPr>
+              <w:t>校验</w:t>
+            </w:r>
+          </w:p>
+        </w:tc>
+        <w:tc>
+          <w:tcPr>
+            <w:tcW w:w="1018" w:type="dxa"/>
+            <w:vAlign w:val="bottom"/>
+          </w:tcPr>
+          <w:p>
+            <w:pPr>
+              <w:jc w:val="center"/>
+              <w:rPr>
+                <w:rFonts w:hint="eastAsia"/>
+              </w:rPr>
+            </w:pPr>
+            <w:r>
+              <w:rPr>
+                <w:rFonts w:hint="eastAsia"/>
+              </w:rPr>
+              <w:t>帧尾</w:t>
+            </w:r>
+          </w:p>
+        </w:tc>
+      </w:tr>
+      <w:tr>
+        <w:tblPrEx>
+          <w:tblBorders>
+            <w:top w:val="single" w:color="auto" w:sz="4" w:space="0"/>
+            <w:left w:val="single" w:color="auto" w:sz="4" w:space="0"/>
+            <w:bottom w:val="single" w:color="auto" w:sz="4" w:space="0"/>
+            <w:right w:val="single" w:color="auto" w:sz="4" w:space="0"/>
+            <w:insideH w:val="single" w:color="auto" w:sz="4" w:space="0"/>
+            <w:insideV w:val="single" w:color="auto" w:sz="4" w:space="0"/>
+          </w:tblBorders>
+          <w:tblCellMar>
+            <w:top w:w="0" w:type="dxa"/>
+            <w:left w:w="108" w:type="dxa"/>
+            <w:bottom w:w="0" w:type="dxa"/>
+            <w:right w:w="108" w:type="dxa"/>
+          </w:tblCellMar>
+        </w:tblPrEx>
+        <w:tc>
+          <w:tcPr>
+            <w:tcW w:w="857" w:type="dxa"/>
+            <w:vAlign w:val="center"/>
+          </w:tcPr>
+          <w:p>
+            <w:pPr>
+              <w:jc w:val="center"/>
+              <w:rPr>
+                <w:rFonts w:hint="eastAsia"/>
+              </w:rPr>
+            </w:pPr>
+            <w:r>
+              <w:rPr>
+                <w:rFonts w:hint="eastAsia"/>
+              </w:rPr>
+              <w:t>55 AA</w:t>
+            </w:r>
+          </w:p>
+        </w:tc>
+        <w:tc>
+          <w:tcPr>
+            <w:tcW w:w="691" w:type="dxa"/>
+            <w:vAlign w:val="center"/>
+          </w:tcPr>
+          <w:p>
+            <w:pPr>
+              <w:jc w:val="center"/>
+              <w:rPr>
+                <w:rFonts w:hint="eastAsia" w:eastAsiaTheme="minorEastAsia"/>
+                <w:lang w:eastAsia="zh-CN"/>
+              </w:rPr>
+            </w:pPr>
+            <w:r>
+              <w:rPr>
+                <w:rFonts w:hint="eastAsia"/>
+              </w:rPr>
+              <w:t>0</w:t>
+            </w:r>
+            <w:r>
+              <w:rPr>
+                <w:rFonts w:hint="eastAsia"/>
+                <w:lang w:val="en-US" w:eastAsia="zh-CN"/>
+              </w:rPr>
+              <w:t>B</w:t>
+            </w:r>
+          </w:p>
+        </w:tc>
+        <w:tc>
+          <w:tcPr>
+            <w:tcW w:w="1134" w:type="dxa"/>
+            <w:vAlign w:val="center"/>
+          </w:tcPr>
+          <w:p>
+            <w:pPr>
+              <w:jc w:val="center"/>
+              <w:rPr>
+                <w:rFonts w:hint="default" w:eastAsiaTheme="minorEastAsia"/>
+                <w:lang w:val="en-US" w:eastAsia="zh-CN"/>
+              </w:rPr>
+            </w:pPr>
+            <w:r>
+              <w:rPr>
+                <w:rFonts w:hint="eastAsia"/>
+                <w:lang w:val="en-US" w:eastAsia="zh-CN"/>
+              </w:rPr>
+              <w:t>4</w:t>
+            </w:r>
+          </w:p>
+        </w:tc>
+        <w:tc>
+          <w:tcPr>
+            <w:tcW w:w="3425" w:type="dxa"/>
+            <w:vAlign w:val="center"/>
+          </w:tcPr>
+          <w:p>
+            <w:pPr>
+              <w:jc w:val="center"/>
+              <w:rPr>
+                <w:rFonts w:hint="eastAsia"/>
+                <w:lang w:val="en-US" w:eastAsia="zh-CN"/>
+              </w:rPr>
+            </w:pPr>
+            <w:r>
+              <w:rPr>
+                <w:rFonts w:hint="eastAsia"/>
+                <w:lang w:val="en-US" w:eastAsia="zh-CN"/>
+              </w:rPr>
+              <w:t>1 byte：光源索引</w:t>
+            </w:r>
+          </w:p>
+          <w:p>
+            <w:pPr>
+              <w:jc w:val="center"/>
+              <w:rPr>
+                <w:rFonts w:hint="default"/>
+                <w:lang w:val="en-US" w:eastAsia="zh-CN"/>
+              </w:rPr>
+            </w:pPr>
+            <w:r>
+              <w:rPr>
+                <w:rFonts w:hint="eastAsia"/>
+                <w:lang w:val="en-US" w:eastAsia="zh-CN"/>
+              </w:rPr>
+              <w:t>2 byte：光源亮度</w:t>
+            </w:r>
+          </w:p>
+          <w:p>
+            <w:pPr>
+              <w:jc w:val="center"/>
+              <w:rPr>
+                <w:rFonts w:hint="default"/>
+                <w:lang w:val="en-US" w:eastAsia="zh-CN"/>
+              </w:rPr>
+            </w:pPr>
+            <w:r>
+              <w:rPr>
+                <w:rFonts w:hint="eastAsia"/>
+                <w:lang w:val="en-US" w:eastAsia="zh-CN"/>
+              </w:rPr>
+              <w:t>3 ~ 4 byte：保持时间s×10</w:t>
+            </w:r>
+          </w:p>
+        </w:tc>
+        <w:tc>
+          <w:tcPr>
+            <w:tcW w:w="950" w:type="dxa"/>
+            <w:vAlign w:val="center"/>
+          </w:tcPr>
+          <w:p>
+            <w:pPr>
+              <w:jc w:val="center"/>
+              <w:rPr>
+                <w:rFonts w:hint="default" w:eastAsiaTheme="minorEastAsia"/>
+                <w:lang w:val="en-US" w:eastAsia="zh-CN"/>
+              </w:rPr>
+            </w:pPr>
+            <w:r>
+              <w:rPr>
+                <w:rFonts w:hint="eastAsia"/>
+                <w:lang w:val="en-US" w:eastAsia="zh-CN"/>
+              </w:rPr>
+              <w:t>2 byte</w:t>
+            </w:r>
+          </w:p>
+        </w:tc>
+        <w:tc>
+          <w:tcPr>
+            <w:tcW w:w="1018" w:type="dxa"/>
+            <w:vAlign w:val="center"/>
+          </w:tcPr>
+          <w:p>
+            <w:pPr>
+              <w:jc w:val="center"/>
+              <w:rPr>
+                <w:rFonts w:hint="eastAsia"/>
+              </w:rPr>
+            </w:pPr>
+            <w:r>
+              <w:rPr>
+                <w:rFonts w:hint="eastAsia"/>
+              </w:rPr>
+              <w:t>AA 55</w:t>
+            </w:r>
+          </w:p>
+        </w:tc>
+      </w:tr>
+    </w:tbl>
+    <w:p>
+      <w:pPr>
+        <w:rPr>
+          <w:rFonts w:hint="eastAsia"/>
+          <w:lang w:val="en-US" w:eastAsia="zh-CN"/>
+        </w:rPr>
+      </w:pPr>
+      <w:r>
+        <w:rPr>
+          <w:rFonts w:hint="eastAsia"/>
+          <w:lang w:val="en-US" w:eastAsia="zh-CN"/>
+        </w:rPr>
+        <w:t>光源索引：1~A光源，2~B光源</w:t>
+      </w:r>
+    </w:p>
+    <w:p>
+      <w:pPr>
+        <w:rPr>
+          <w:rFonts w:hint="eastAsia"/>
+          <w:lang w:val="en-US" w:eastAsia="zh-CN"/>
+        </w:rPr>
+      </w:pPr>
+      <w:r>
+        <w:rPr>
+          <w:rFonts w:hint="eastAsia"/>
+          <w:lang w:val="en-US" w:eastAsia="zh-CN"/>
+        </w:rPr>
+        <w:t>光源亮度：0~100</w:t>
+      </w:r>
+    </w:p>
+    <w:p>
+      <w:pPr>
+        <w:rPr>
+          <w:rFonts w:hint="eastAsia"/>
+          <w:strike w:val="0"/>
+          <w:dstrike w:val="0"/>
+          <w:lang w:val="en-US" w:eastAsia="zh-CN"/>
+        </w:rPr>
+      </w:pPr>
+      <w:r>
+        <w:rPr>
+          <w:rFonts w:hint="eastAsia"/>
+          <w:lang w:val="en-US" w:eastAsia="zh-CN"/>
+        </w:rPr>
+        <w:t>保持时间：秒数×10</w:t>
+      </w:r>
+    </w:p>
+    <w:p>
+      <w:pPr>
+        <w:rPr>
+          <w:rFonts w:hint="default"/>
+          <w:strike w:val="0"/>
+          <w:dstrike w:val="0"/>
+          <w:lang w:val="en-US" w:eastAsia="zh-CN"/>
+        </w:rPr>
+      </w:pPr>
+      <w:r>
+        <w:rPr>
+          <w:rFonts w:hint="eastAsia"/>
+          <w:strike w:val="0"/>
+          <w:dstrike w:val="0"/>
+          <w:lang w:val="en-US" w:eastAsia="zh-CN"/>
+        </w:rPr>
+        <w:t>下位机反馈</w:t>
+      </w:r>
+    </w:p>
+    <w:tbl>
+      <w:tblPr>
+        <w:tblStyle w:val="16"/>
+        <w:tblW w:w="8075" w:type="dxa"/>
+        <w:tblInd w:w="0" w:type="dxa"/>
+        <w:tblBorders>
+          <w:top w:val="single" w:color="auto" w:sz="4" w:space="0"/>
+          <w:left w:val="single" w:color="auto" w:sz="4" w:space="0"/>
+          <w:bottom w:val="single" w:color="auto" w:sz="4" w:space="0"/>
+          <w:right w:val="single" w:color="auto" w:sz="4" w:space="0"/>
+          <w:insideH w:val="single" w:color="auto" w:sz="4" w:space="0"/>
+          <w:insideV w:val="single" w:color="auto" w:sz="4" w:space="0"/>
+        </w:tblBorders>
+        <w:tblLayout w:type="fixed"/>
+        <w:tblCellMar>
+          <w:top w:w="0" w:type="dxa"/>
+          <w:left w:w="108" w:type="dxa"/>
+          <w:bottom w:w="0" w:type="dxa"/>
+          <w:right w:w="108" w:type="dxa"/>
+        </w:tblCellMar>
+      </w:tblPr>
+      <w:tblGrid>
+        <w:gridCol w:w="857"/>
+        <w:gridCol w:w="691"/>
+        <w:gridCol w:w="1134"/>
+        <w:gridCol w:w="3425"/>
+        <w:gridCol w:w="950"/>
+        <w:gridCol w:w="1018"/>
+      </w:tblGrid>
+      <w:tr>
+        <w:tblPrEx>
+          <w:tblBorders>
+            <w:top w:val="single" w:color="auto" w:sz="4" w:space="0"/>
+            <w:left w:val="single" w:color="auto" w:sz="4" w:space="0"/>
+            <w:bottom w:val="single" w:color="auto" w:sz="4" w:space="0"/>
+            <w:right w:val="single" w:color="auto" w:sz="4" w:space="0"/>
+            <w:insideH w:val="single" w:color="auto" w:sz="4" w:space="0"/>
+            <w:insideV w:val="single" w:color="auto" w:sz="4" w:space="0"/>
+          </w:tblBorders>
+          <w:tblCellMar>
+            <w:top w:w="0" w:type="dxa"/>
+            <w:left w:w="108" w:type="dxa"/>
+            <w:bottom w:w="0" w:type="dxa"/>
+            <w:right w:w="108" w:type="dxa"/>
+          </w:tblCellMar>
+        </w:tblPrEx>
+        <w:tc>
+          <w:tcPr>
+            <w:tcW w:w="857" w:type="dxa"/>
+            <w:vAlign w:val="bottom"/>
+          </w:tcPr>
+          <w:p>
+            <w:pPr>
+              <w:jc w:val="center"/>
+              <w:rPr>
+                <w:rFonts w:hint="eastAsia"/>
+                <w:strike w:val="0"/>
+                <w:dstrike w:val="0"/>
+              </w:rPr>
+            </w:pPr>
+            <w:r>
+              <w:rPr>
+                <w:rFonts w:hint="eastAsia"/>
+                <w:strike w:val="0"/>
+                <w:dstrike w:val="0"/>
+              </w:rPr>
+              <w:t>帧头</w:t>
+            </w:r>
+          </w:p>
+        </w:tc>
+        <w:tc>
+          <w:tcPr>
+            <w:tcW w:w="691" w:type="dxa"/>
+            <w:vAlign w:val="bottom"/>
+          </w:tcPr>
+          <w:p>
+            <w:pPr>
+              <w:jc w:val="center"/>
+              <w:rPr>
+                <w:rFonts w:hint="eastAsia"/>
+                <w:strike w:val="0"/>
+                <w:dstrike w:val="0"/>
+              </w:rPr>
+            </w:pPr>
+            <w:r>
+              <w:rPr>
+                <w:rFonts w:hint="eastAsia"/>
+                <w:strike w:val="0"/>
+                <w:dstrike w:val="0"/>
+              </w:rPr>
+              <w:t>指令</w:t>
+            </w:r>
+          </w:p>
+        </w:tc>
+        <w:tc>
+          <w:tcPr>
+            <w:tcW w:w="1134" w:type="dxa"/>
+            <w:vAlign w:val="bottom"/>
+          </w:tcPr>
+          <w:p>
+            <w:pPr>
+              <w:jc w:val="center"/>
+              <w:rPr>
+                <w:rFonts w:hint="eastAsia"/>
+                <w:strike w:val="0"/>
+                <w:dstrike w:val="0"/>
+              </w:rPr>
+            </w:pPr>
+            <w:r>
+              <w:rPr>
+                <w:rFonts w:hint="eastAsia"/>
+                <w:strike w:val="0"/>
+                <w:dstrike w:val="0"/>
+              </w:rPr>
+              <w:t>数据长度</w:t>
+            </w:r>
+          </w:p>
+        </w:tc>
+        <w:tc>
+          <w:tcPr>
+            <w:tcW w:w="3425" w:type="dxa"/>
+          </w:tcPr>
+          <w:p>
+            <w:pPr>
+              <w:jc w:val="center"/>
+              <w:rPr>
+                <w:rFonts w:hint="eastAsia"/>
+                <w:strike w:val="0"/>
+                <w:dstrike w:val="0"/>
+              </w:rPr>
+            </w:pPr>
+            <w:r>
+              <w:rPr>
+                <w:rFonts w:hint="eastAsia"/>
+                <w:strike w:val="0"/>
+                <w:dstrike w:val="0"/>
+              </w:rPr>
+              <w:t>数据</w:t>
+            </w:r>
+          </w:p>
+        </w:tc>
+        <w:tc>
+          <w:tcPr>
+            <w:tcW w:w="950" w:type="dxa"/>
+          </w:tcPr>
+          <w:p>
+            <w:pPr>
+              <w:jc w:val="center"/>
+              <w:rPr>
+                <w:rFonts w:hint="eastAsia"/>
+                <w:strike w:val="0"/>
+                <w:dstrike w:val="0"/>
+              </w:rPr>
+            </w:pPr>
+            <w:r>
+              <w:rPr>
+                <w:rFonts w:hint="eastAsia"/>
+                <w:strike w:val="0"/>
+                <w:dstrike w:val="0"/>
+              </w:rPr>
+              <w:t>校验</w:t>
+            </w:r>
+          </w:p>
+        </w:tc>
+        <w:tc>
+          <w:tcPr>
+            <w:tcW w:w="1018" w:type="dxa"/>
+            <w:vAlign w:val="bottom"/>
+          </w:tcPr>
+          <w:p>
+            <w:pPr>
+              <w:jc w:val="center"/>
+              <w:rPr>
+                <w:rFonts w:hint="eastAsia"/>
+                <w:strike w:val="0"/>
+                <w:dstrike w:val="0"/>
+              </w:rPr>
+            </w:pPr>
+            <w:r>
+              <w:rPr>
+                <w:rFonts w:hint="eastAsia"/>
+                <w:strike w:val="0"/>
+                <w:dstrike w:val="0"/>
+              </w:rPr>
+              <w:t>帧尾</w:t>
+            </w:r>
+          </w:p>
+        </w:tc>
+      </w:tr>
+      <w:tr>
+        <w:tblPrEx>
+          <w:tblBorders>
+            <w:top w:val="single" w:color="auto" w:sz="4" w:space="0"/>
+            <w:left w:val="single" w:color="auto" w:sz="4" w:space="0"/>
+            <w:bottom w:val="single" w:color="auto" w:sz="4" w:space="0"/>
+            <w:right w:val="single" w:color="auto" w:sz="4" w:space="0"/>
+            <w:insideH w:val="single" w:color="auto" w:sz="4" w:space="0"/>
+            <w:insideV w:val="single" w:color="auto" w:sz="4" w:space="0"/>
+          </w:tblBorders>
+          <w:tblCellMar>
+            <w:top w:w="0" w:type="dxa"/>
+            <w:left w:w="108" w:type="dxa"/>
+            <w:bottom w:w="0" w:type="dxa"/>
+            <w:right w:w="108" w:type="dxa"/>
+          </w:tblCellMar>
+        </w:tblPrEx>
+        <w:tc>
+          <w:tcPr>
+            <w:tcW w:w="857" w:type="dxa"/>
+            <w:vAlign w:val="center"/>
+          </w:tcPr>
+          <w:p>
+            <w:pPr>
+              <w:jc w:val="center"/>
+              <w:rPr>
+                <w:rFonts w:hint="eastAsia"/>
+                <w:strike w:val="0"/>
+                <w:dstrike w:val="0"/>
+              </w:rPr>
+            </w:pPr>
+            <w:r>
+              <w:rPr>
+                <w:rFonts w:hint="eastAsia"/>
+                <w:strike w:val="0"/>
+                <w:dstrike w:val="0"/>
+              </w:rPr>
+              <w:t>55 AA</w:t>
+            </w:r>
+          </w:p>
+        </w:tc>
+        <w:tc>
+          <w:tcPr>
+            <w:tcW w:w="691" w:type="dxa"/>
+            <w:vAlign w:val="center"/>
+          </w:tcPr>
+          <w:p>
+            <w:pPr>
+              <w:jc w:val="center"/>
+              <w:rPr>
+                <w:rFonts w:hint="eastAsia" w:eastAsiaTheme="minorEastAsia"/>
+                <w:strike w:val="0"/>
+                <w:dstrike w:val="0"/>
+                <w:lang w:val="en-US" w:eastAsia="zh-CN"/>
+              </w:rPr>
+            </w:pPr>
+            <w:r>
+              <w:rPr>
+                <w:rFonts w:hint="eastAsia"/>
+                <w:strike w:val="0"/>
+                <w:dstrike w:val="0"/>
+              </w:rPr>
+              <w:t>0</w:t>
+            </w:r>
+            <w:r>
+              <w:rPr>
+                <w:rFonts w:hint="eastAsia"/>
+                <w:strike w:val="0"/>
+                <w:dstrike w:val="0"/>
+                <w:lang w:val="en-US" w:eastAsia="zh-CN"/>
+              </w:rPr>
+              <w:t>C</w:t>
+            </w:r>
+          </w:p>
+        </w:tc>
+        <w:tc>
+          <w:tcPr>
+            <w:tcW w:w="1134" w:type="dxa"/>
+            <w:vAlign w:val="center"/>
+          </w:tcPr>
+          <w:p>
+            <w:pPr>
+              <w:jc w:val="center"/>
+              <w:rPr>
+                <w:rFonts w:hint="default" w:eastAsiaTheme="minorEastAsia"/>
+                <w:strike w:val="0"/>
+                <w:dstrike w:val="0"/>
+                <w:lang w:val="en-US" w:eastAsia="zh-CN"/>
+              </w:rPr>
+            </w:pPr>
+            <w:r>
+              <w:rPr>
+                <w:rFonts w:hint="eastAsia"/>
+                <w:strike w:val="0"/>
+                <w:dstrike w:val="0"/>
+                <w:lang w:val="en-US" w:eastAsia="zh-CN"/>
+              </w:rPr>
+              <w:t>1</w:t>
+            </w:r>
+          </w:p>
+        </w:tc>
+        <w:tc>
+          <w:tcPr>
+            <w:tcW w:w="3425" w:type="dxa"/>
+            <w:vAlign w:val="center"/>
+          </w:tcPr>
+          <w:p>
+            <w:pPr>
+              <w:jc w:val="center"/>
+              <w:rPr>
+                <w:rFonts w:hint="default"/>
+                <w:strike w:val="0"/>
+                <w:dstrike w:val="0"/>
+                <w:lang w:val="en-US" w:eastAsia="zh-CN"/>
+              </w:rPr>
+            </w:pPr>
+            <w:r>
+              <w:rPr>
+                <w:rFonts w:hint="eastAsia"/>
+                <w:lang w:val="en-US" w:eastAsia="zh-CN"/>
+              </w:rPr>
+              <w:t>1 byte：光源索引</w:t>
+            </w:r>
+          </w:p>
+        </w:tc>
+        <w:tc>
+          <w:tcPr>
+            <w:tcW w:w="950" w:type="dxa"/>
+            <w:vAlign w:val="center"/>
+          </w:tcPr>
+          <w:p>
+            <w:pPr>
+              <w:jc w:val="center"/>
+              <w:rPr>
+                <w:rFonts w:hint="eastAsia"/>
+                <w:strike w:val="0"/>
+                <w:dstrike w:val="0"/>
+              </w:rPr>
+            </w:pPr>
+            <w:r>
+              <w:rPr>
+                <w:rFonts w:hint="eastAsia"/>
+                <w:lang w:val="en-US" w:eastAsia="zh-CN"/>
+              </w:rPr>
+              <w:t>2 byte</w:t>
+            </w:r>
+          </w:p>
+        </w:tc>
+        <w:tc>
+          <w:tcPr>
+            <w:tcW w:w="1018" w:type="dxa"/>
+            <w:vAlign w:val="center"/>
+          </w:tcPr>
+          <w:p>
+            <w:pPr>
+              <w:jc w:val="center"/>
+              <w:rPr>
+                <w:rFonts w:hint="eastAsia"/>
+                <w:strike w:val="0"/>
+                <w:dstrike w:val="0"/>
+              </w:rPr>
+            </w:pPr>
+            <w:r>
+              <w:rPr>
+                <w:rFonts w:hint="eastAsia"/>
+                <w:strike w:val="0"/>
+                <w:dstrike w:val="0"/>
+              </w:rPr>
+              <w:t>AA 55</w:t>
+            </w:r>
+          </w:p>
+        </w:tc>
+      </w:tr>
+    </w:tbl>
+    <w:p>
+      <w:pPr>
+        <w:rPr>
+          <w:rFonts w:hint="eastAsia"/>
+          <w:lang w:val="en-US" w:eastAsia="zh-CN"/>
+        </w:rPr>
+      </w:pPr>
+    </w:p>
+    <w:p>
+      <w:pPr>
+        <w:rPr>
+          <w:rFonts w:hint="eastAsia"/>
+          <w:lang w:val="en-US" w:eastAsia="zh-CN"/>
+        </w:rPr>
+      </w:pPr>
+    </w:p>
+    <w:p>
+      <w:pPr>
+        <w:rPr>
+          <w:rFonts w:hint="eastAsia"/>
+          <w:lang w:val="en-US" w:eastAsia="zh-CN"/>
+        </w:rPr>
+      </w:pPr>
+      <w:r>
+        <w:rPr>
+          <w:rFonts w:hint="eastAsia"/>
+          <w:lang w:val="en-US" w:eastAsia="zh-CN"/>
+        </w:rPr>
+        <w:t>关闭光源：</w:t>
+      </w:r>
+    </w:p>
+    <w:p>
+      <w:r>
+        <w:rPr>
+          <w:rFonts w:hint="eastAsia"/>
+        </w:rPr>
+        <w:t>上位机下发</w:t>
+      </w:r>
+    </w:p>
+    <w:tbl>
+      <w:tblPr>
+        <w:tblStyle w:val="16"/>
+        <w:tblW w:w="8075" w:type="dxa"/>
+        <w:tblInd w:w="0" w:type="dxa"/>
+        <w:tblBorders>
+          <w:top w:val="single" w:color="auto" w:sz="4" w:space="0"/>
+          <w:left w:val="single" w:color="auto" w:sz="4" w:space="0"/>
+          <w:bottom w:val="single" w:color="auto" w:sz="4" w:space="0"/>
+          <w:right w:val="single" w:color="auto" w:sz="4" w:space="0"/>
+          <w:insideH w:val="single" w:color="auto" w:sz="4" w:space="0"/>
+          <w:insideV w:val="single" w:color="auto" w:sz="4" w:space="0"/>
+        </w:tblBorders>
+        <w:tblLayout w:type="fixed"/>
+        <w:tblCellMar>
+          <w:top w:w="0" w:type="dxa"/>
+          <w:left w:w="108" w:type="dxa"/>
+          <w:bottom w:w="0" w:type="dxa"/>
+          <w:right w:w="108" w:type="dxa"/>
+        </w:tblCellMar>
+      </w:tblPr>
+      <w:tblGrid>
+        <w:gridCol w:w="857"/>
+        <w:gridCol w:w="691"/>
+        <w:gridCol w:w="1134"/>
+        <w:gridCol w:w="3425"/>
+        <w:gridCol w:w="950"/>
+        <w:gridCol w:w="1018"/>
+      </w:tblGrid>
+      <w:tr>
+        <w:tblPrEx>
+          <w:tblBorders>
+            <w:top w:val="single" w:color="auto" w:sz="4" w:space="0"/>
+            <w:left w:val="single" w:color="auto" w:sz="4" w:space="0"/>
+            <w:bottom w:val="single" w:color="auto" w:sz="4" w:space="0"/>
+            <w:right w:val="single" w:color="auto" w:sz="4" w:space="0"/>
+            <w:insideH w:val="single" w:color="auto" w:sz="4" w:space="0"/>
+            <w:insideV w:val="single" w:color="auto" w:sz="4" w:space="0"/>
+          </w:tblBorders>
+          <w:tblCellMar>
+            <w:top w:w="0" w:type="dxa"/>
+            <w:left w:w="108" w:type="dxa"/>
+            <w:bottom w:w="0" w:type="dxa"/>
+            <w:right w:w="108" w:type="dxa"/>
+          </w:tblCellMar>
+        </w:tblPrEx>
+        <w:tc>
+          <w:tcPr>
+            <w:tcW w:w="857" w:type="dxa"/>
+            <w:vAlign w:val="bottom"/>
+          </w:tcPr>
+          <w:p>
+            <w:pPr>
+              <w:jc w:val="center"/>
+              <w:rPr>
+                <w:rFonts w:hint="eastAsia"/>
+              </w:rPr>
+            </w:pPr>
+            <w:r>
+              <w:rPr>
+                <w:rFonts w:hint="eastAsia"/>
+              </w:rPr>
+              <w:t>帧头</w:t>
+            </w:r>
+          </w:p>
+        </w:tc>
+        <w:tc>
+          <w:tcPr>
+            <w:tcW w:w="691" w:type="dxa"/>
+            <w:vAlign w:val="bottom"/>
+          </w:tcPr>
+          <w:p>
+            <w:pPr>
+              <w:jc w:val="center"/>
+              <w:rPr>
+                <w:rFonts w:hint="eastAsia"/>
+              </w:rPr>
+            </w:pPr>
+            <w:r>
+              <w:rPr>
+                <w:rFonts w:hint="eastAsia"/>
+              </w:rPr>
+              <w:t>指令</w:t>
+            </w:r>
+          </w:p>
+        </w:tc>
+        <w:tc>
+          <w:tcPr>
+            <w:tcW w:w="1134" w:type="dxa"/>
+            <w:vAlign w:val="bottom"/>
+          </w:tcPr>
+          <w:p>
+            <w:pPr>
+              <w:jc w:val="center"/>
+              <w:rPr>
+                <w:rFonts w:hint="eastAsia"/>
+              </w:rPr>
+            </w:pPr>
+            <w:r>
+              <w:rPr>
+                <w:rFonts w:hint="eastAsia"/>
+              </w:rPr>
+              <w:t>数据长度</w:t>
+            </w:r>
+          </w:p>
+        </w:tc>
+        <w:tc>
+          <w:tcPr>
+            <w:tcW w:w="3425" w:type="dxa"/>
+          </w:tcPr>
+          <w:p>
+            <w:pPr>
+              <w:jc w:val="center"/>
+              <w:rPr>
+                <w:rFonts w:hint="eastAsia"/>
+              </w:rPr>
+            </w:pPr>
+            <w:r>
+              <w:rPr>
+                <w:rFonts w:hint="eastAsia"/>
+              </w:rPr>
+              <w:t>数据</w:t>
+            </w:r>
+          </w:p>
+        </w:tc>
+        <w:tc>
+          <w:tcPr>
+            <w:tcW w:w="950" w:type="dxa"/>
+          </w:tcPr>
+          <w:p>
+            <w:pPr>
+              <w:jc w:val="center"/>
+              <w:rPr>
+                <w:rFonts w:hint="eastAsia"/>
+              </w:rPr>
+            </w:pPr>
+            <w:r>
+              <w:rPr>
+                <w:rFonts w:hint="eastAsia"/>
+              </w:rPr>
+              <w:t>校验</w:t>
+            </w:r>
+          </w:p>
+        </w:tc>
+        <w:tc>
+          <w:tcPr>
+            <w:tcW w:w="1018" w:type="dxa"/>
+            <w:vAlign w:val="bottom"/>
+          </w:tcPr>
+          <w:p>
+            <w:pPr>
+              <w:jc w:val="center"/>
+              <w:rPr>
+                <w:rFonts w:hint="eastAsia"/>
+              </w:rPr>
+            </w:pPr>
+            <w:r>
+              <w:rPr>
+                <w:rFonts w:hint="eastAsia"/>
+              </w:rPr>
+              <w:t>帧尾</w:t>
+            </w:r>
+          </w:p>
+        </w:tc>
+      </w:tr>
+      <w:tr>
+        <w:tblPrEx>
+          <w:tblBorders>
+            <w:top w:val="single" w:color="auto" w:sz="4" w:space="0"/>
+            <w:left w:val="single" w:color="auto" w:sz="4" w:space="0"/>
+            <w:bottom w:val="single" w:color="auto" w:sz="4" w:space="0"/>
+            <w:right w:val="single" w:color="auto" w:sz="4" w:space="0"/>
+            <w:insideH w:val="single" w:color="auto" w:sz="4" w:space="0"/>
+            <w:insideV w:val="single" w:color="auto" w:sz="4" w:space="0"/>
+          </w:tblBorders>
+          <w:tblCellMar>
+            <w:top w:w="0" w:type="dxa"/>
+            <w:left w:w="108" w:type="dxa"/>
+            <w:bottom w:w="0" w:type="dxa"/>
+            <w:right w:w="108" w:type="dxa"/>
+          </w:tblCellMar>
+        </w:tblPrEx>
+        <w:tc>
+          <w:tcPr>
+            <w:tcW w:w="857" w:type="dxa"/>
+            <w:vAlign w:val="center"/>
+          </w:tcPr>
+          <w:p>
+            <w:pPr>
+              <w:jc w:val="center"/>
+              <w:rPr>
+                <w:rFonts w:hint="eastAsia"/>
+              </w:rPr>
+            </w:pPr>
+            <w:r>
+              <w:rPr>
+                <w:rFonts w:hint="eastAsia"/>
+              </w:rPr>
+              <w:t>55 AA</w:t>
+            </w:r>
+          </w:p>
+        </w:tc>
+        <w:tc>
+          <w:tcPr>
+            <w:tcW w:w="691" w:type="dxa"/>
+            <w:vAlign w:val="center"/>
+          </w:tcPr>
+          <w:p>
+            <w:pPr>
+              <w:jc w:val="center"/>
+              <w:rPr>
+                <w:rFonts w:hint="eastAsia" w:eastAsiaTheme="minorEastAsia"/>
+                <w:lang w:eastAsia="zh-CN"/>
+              </w:rPr>
+            </w:pPr>
+            <w:r>
+              <w:rPr>
+                <w:rFonts w:hint="eastAsia"/>
+              </w:rPr>
+              <w:t>0</w:t>
+            </w:r>
+            <w:r>
+              <w:rPr>
+                <w:rFonts w:hint="eastAsia"/>
+                <w:lang w:val="en-US" w:eastAsia="zh-CN"/>
+              </w:rPr>
+              <w:t>D</w:t>
+            </w:r>
+          </w:p>
+        </w:tc>
+        <w:tc>
+          <w:tcPr>
+            <w:tcW w:w="1134" w:type="dxa"/>
+            <w:vAlign w:val="center"/>
+          </w:tcPr>
+          <w:p>
+            <w:pPr>
+              <w:jc w:val="center"/>
+              <w:rPr>
+                <w:rFonts w:hint="default" w:eastAsiaTheme="minorEastAsia"/>
+                <w:lang w:val="en-US" w:eastAsia="zh-CN"/>
+              </w:rPr>
+            </w:pPr>
+            <w:r>
+              <w:rPr>
+                <w:rFonts w:hint="eastAsia"/>
+                <w:lang w:val="en-US" w:eastAsia="zh-CN"/>
+              </w:rPr>
+              <w:t>0</w:t>
+            </w:r>
+          </w:p>
+        </w:tc>
+        <w:tc>
+          <w:tcPr>
+            <w:tcW w:w="3425" w:type="dxa"/>
+            <w:vAlign w:val="center"/>
+          </w:tcPr>
+          <w:p>
+            <w:pPr>
+              <w:jc w:val="center"/>
+              <w:rPr>
+                <w:rFonts w:hint="default"/>
+                <w:lang w:val="en-US" w:eastAsia="zh-CN"/>
+              </w:rPr>
+            </w:pPr>
+            <w:r>
+              <w:rPr>
+                <w:rFonts w:hint="eastAsia"/>
+                <w:lang w:val="en-US" w:eastAsia="zh-CN"/>
+              </w:rPr>
+              <w:t>None</w:t>
+            </w:r>
+          </w:p>
+        </w:tc>
+        <w:tc>
+          <w:tcPr>
+            <w:tcW w:w="950" w:type="dxa"/>
+            <w:vAlign w:val="center"/>
+          </w:tcPr>
+          <w:p>
+            <w:pPr>
+              <w:jc w:val="center"/>
+              <w:rPr>
+                <w:rFonts w:hint="default" w:eastAsiaTheme="minorEastAsia"/>
+                <w:lang w:val="en-US" w:eastAsia="zh-CN"/>
+              </w:rPr>
+            </w:pPr>
+            <w:r>
+              <w:rPr>
+                <w:rFonts w:hint="eastAsia"/>
+                <w:lang w:val="en-US" w:eastAsia="zh-CN"/>
+              </w:rPr>
+              <w:t>2 byte</w:t>
+            </w:r>
+          </w:p>
+        </w:tc>
+        <w:tc>
+          <w:tcPr>
+            <w:tcW w:w="1018" w:type="dxa"/>
+            <w:vAlign w:val="center"/>
+          </w:tcPr>
+          <w:p>
+            <w:pPr>
+              <w:jc w:val="center"/>
+              <w:rPr>
+                <w:rFonts w:hint="eastAsia"/>
+              </w:rPr>
+            </w:pPr>
+            <w:r>
+              <w:rPr>
+                <w:rFonts w:hint="eastAsia"/>
+              </w:rPr>
+              <w:t>AA 55</w:t>
+            </w:r>
+          </w:p>
+        </w:tc>
+      </w:tr>
+    </w:tbl>
+    <w:p>
+      <w:pPr>
+        <w:rPr>
+          <w:rFonts w:hint="default"/>
+          <w:strike w:val="0"/>
+          <w:dstrike w:val="0"/>
+          <w:lang w:val="en-US" w:eastAsia="zh-CN"/>
+        </w:rPr>
+      </w:pPr>
+      <w:r>
+        <w:rPr>
+          <w:rFonts w:hint="eastAsia"/>
+          <w:strike w:val="0"/>
+          <w:dstrike w:val="0"/>
+          <w:lang w:val="en-US" w:eastAsia="zh-CN"/>
+        </w:rPr>
+        <w:t>下位机反馈</w:t>
+      </w:r>
+    </w:p>
+    <w:tbl>
+      <w:tblPr>
+        <w:tblStyle w:val="16"/>
+        <w:tblW w:w="8075" w:type="dxa"/>
+        <w:tblInd w:w="0" w:type="dxa"/>
+        <w:tblBorders>
+          <w:top w:val="single" w:color="auto" w:sz="4" w:space="0"/>
+          <w:left w:val="single" w:color="auto" w:sz="4" w:space="0"/>
+          <w:bottom w:val="single" w:color="auto" w:sz="4" w:space="0"/>
+          <w:right w:val="single" w:color="auto" w:sz="4" w:space="0"/>
+          <w:insideH w:val="single" w:color="auto" w:sz="4" w:space="0"/>
+          <w:insideV w:val="single" w:color="auto" w:sz="4" w:space="0"/>
+        </w:tblBorders>
+        <w:tblLayout w:type="fixed"/>
+        <w:tblCellMar>
+          <w:top w:w="0" w:type="dxa"/>
+          <w:left w:w="108" w:type="dxa"/>
+          <w:bottom w:w="0" w:type="dxa"/>
+          <w:right w:w="108" w:type="dxa"/>
+        </w:tblCellMar>
+      </w:tblPr>
+      <w:tblGrid>
+        <w:gridCol w:w="857"/>
+        <w:gridCol w:w="691"/>
+        <w:gridCol w:w="1134"/>
+        <w:gridCol w:w="3425"/>
+        <w:gridCol w:w="950"/>
+        <w:gridCol w:w="1018"/>
+      </w:tblGrid>
+      <w:tr>
+        <w:tblPrEx>
+          <w:tblBorders>
+            <w:top w:val="single" w:color="auto" w:sz="4" w:space="0"/>
+            <w:left w:val="single" w:color="auto" w:sz="4" w:space="0"/>
+            <w:bottom w:val="single" w:color="auto" w:sz="4" w:space="0"/>
+            <w:right w:val="single" w:color="auto" w:sz="4" w:space="0"/>
+            <w:insideH w:val="single" w:color="auto" w:sz="4" w:space="0"/>
+            <w:insideV w:val="single" w:color="auto" w:sz="4" w:space="0"/>
+          </w:tblBorders>
+          <w:tblCellMar>
+            <w:top w:w="0" w:type="dxa"/>
+            <w:left w:w="108" w:type="dxa"/>
+            <w:bottom w:w="0" w:type="dxa"/>
+            <w:right w:w="108" w:type="dxa"/>
+          </w:tblCellMar>
+        </w:tblPrEx>
+        <w:tc>
+          <w:tcPr>
+            <w:tcW w:w="857" w:type="dxa"/>
+            <w:vAlign w:val="bottom"/>
+          </w:tcPr>
+          <w:p>
+            <w:pPr>
+              <w:jc w:val="center"/>
+              <w:rPr>
+                <w:rFonts w:hint="eastAsia"/>
+                <w:strike w:val="0"/>
+                <w:dstrike w:val="0"/>
+              </w:rPr>
+            </w:pPr>
+            <w:r>
+              <w:rPr>
+                <w:rFonts w:hint="eastAsia"/>
+                <w:strike w:val="0"/>
+                <w:dstrike w:val="0"/>
+              </w:rPr>
+              <w:t>帧头</w:t>
+            </w:r>
+          </w:p>
+        </w:tc>
+        <w:tc>
+          <w:tcPr>
+            <w:tcW w:w="691" w:type="dxa"/>
+            <w:vAlign w:val="bottom"/>
+          </w:tcPr>
+          <w:p>
+            <w:pPr>
+              <w:jc w:val="center"/>
+              <w:rPr>
+                <w:rFonts w:hint="eastAsia"/>
+                <w:strike w:val="0"/>
+                <w:dstrike w:val="0"/>
+              </w:rPr>
+            </w:pPr>
+            <w:r>
+              <w:rPr>
+                <w:rFonts w:hint="eastAsia"/>
+                <w:strike w:val="0"/>
+                <w:dstrike w:val="0"/>
+              </w:rPr>
+              <w:t>指令</w:t>
+            </w:r>
+          </w:p>
+        </w:tc>
+        <w:tc>
+          <w:tcPr>
+            <w:tcW w:w="1134" w:type="dxa"/>
+            <w:vAlign w:val="bottom"/>
+          </w:tcPr>
+          <w:p>
+            <w:pPr>
+              <w:jc w:val="center"/>
+              <w:rPr>
+                <w:rFonts w:hint="eastAsia"/>
+                <w:strike w:val="0"/>
+                <w:dstrike w:val="0"/>
+              </w:rPr>
+            </w:pPr>
+            <w:r>
+              <w:rPr>
+                <w:rFonts w:hint="eastAsia"/>
+                <w:strike w:val="0"/>
+                <w:dstrike w:val="0"/>
+              </w:rPr>
+              <w:t>数据长度</w:t>
+            </w:r>
+          </w:p>
+        </w:tc>
+        <w:tc>
+          <w:tcPr>
+            <w:tcW w:w="3425" w:type="dxa"/>
+          </w:tcPr>
+          <w:p>
+            <w:pPr>
+              <w:jc w:val="center"/>
+              <w:rPr>
+                <w:rFonts w:hint="eastAsia"/>
+                <w:strike w:val="0"/>
+                <w:dstrike w:val="0"/>
+              </w:rPr>
+            </w:pPr>
+            <w:r>
+              <w:rPr>
+                <w:rFonts w:hint="eastAsia"/>
+                <w:strike w:val="0"/>
+                <w:dstrike w:val="0"/>
+              </w:rPr>
+              <w:t>数据</w:t>
+            </w:r>
+          </w:p>
+        </w:tc>
+        <w:tc>
+          <w:tcPr>
+            <w:tcW w:w="950" w:type="dxa"/>
+          </w:tcPr>
+          <w:p>
+            <w:pPr>
+              <w:jc w:val="center"/>
+              <w:rPr>
+                <w:rFonts w:hint="eastAsia"/>
+                <w:strike w:val="0"/>
+                <w:dstrike w:val="0"/>
+              </w:rPr>
+            </w:pPr>
+            <w:r>
+              <w:rPr>
+                <w:rFonts w:hint="eastAsia"/>
+                <w:strike w:val="0"/>
+                <w:dstrike w:val="0"/>
+              </w:rPr>
+              <w:t>校验</w:t>
+            </w:r>
+          </w:p>
+        </w:tc>
+        <w:tc>
+          <w:tcPr>
+            <w:tcW w:w="1018" w:type="dxa"/>
+            <w:vAlign w:val="bottom"/>
+          </w:tcPr>
+          <w:p>
+            <w:pPr>
+              <w:jc w:val="center"/>
+              <w:rPr>
+                <w:rFonts w:hint="eastAsia"/>
+                <w:strike w:val="0"/>
+                <w:dstrike w:val="0"/>
+              </w:rPr>
+            </w:pPr>
+            <w:r>
+              <w:rPr>
+                <w:rFonts w:hint="eastAsia"/>
+                <w:strike w:val="0"/>
+                <w:dstrike w:val="0"/>
+              </w:rPr>
+              <w:t>帧尾</w:t>
+            </w:r>
+          </w:p>
+        </w:tc>
+      </w:tr>
+      <w:tr>
+        <w:tblPrEx>
+          <w:tblBorders>
+            <w:top w:val="single" w:color="auto" w:sz="4" w:space="0"/>
+            <w:left w:val="single" w:color="auto" w:sz="4" w:space="0"/>
+            <w:bottom w:val="single" w:color="auto" w:sz="4" w:space="0"/>
+            <w:right w:val="single" w:color="auto" w:sz="4" w:space="0"/>
+            <w:insideH w:val="single" w:color="auto" w:sz="4" w:space="0"/>
+            <w:insideV w:val="single" w:color="auto" w:sz="4" w:space="0"/>
+          </w:tblBorders>
+          <w:tblCellMar>
+            <w:top w:w="0" w:type="dxa"/>
+            <w:left w:w="108" w:type="dxa"/>
+            <w:bottom w:w="0" w:type="dxa"/>
+            <w:right w:w="108" w:type="dxa"/>
+          </w:tblCellMar>
+        </w:tblPrEx>
+        <w:tc>
+          <w:tcPr>
+            <w:tcW w:w="857" w:type="dxa"/>
+            <w:vAlign w:val="center"/>
+          </w:tcPr>
+          <w:p>
+            <w:pPr>
+              <w:jc w:val="center"/>
+              <w:rPr>
+                <w:rFonts w:hint="eastAsia"/>
+                <w:strike w:val="0"/>
+                <w:dstrike w:val="0"/>
+              </w:rPr>
+            </w:pPr>
+            <w:r>
+              <w:rPr>
+                <w:rFonts w:hint="eastAsia"/>
+                <w:strike w:val="0"/>
+                <w:dstrike w:val="0"/>
+              </w:rPr>
+              <w:t>55 AA</w:t>
+            </w:r>
+          </w:p>
+        </w:tc>
+        <w:tc>
+          <w:tcPr>
+            <w:tcW w:w="691" w:type="dxa"/>
+            <w:vAlign w:val="center"/>
+          </w:tcPr>
+          <w:p>
+            <w:pPr>
+              <w:jc w:val="center"/>
+              <w:rPr>
+                <w:rFonts w:hint="eastAsia" w:eastAsiaTheme="minorEastAsia"/>
+                <w:strike w:val="0"/>
+                <w:dstrike w:val="0"/>
+                <w:lang w:eastAsia="zh-CN"/>
+              </w:rPr>
+            </w:pPr>
+            <w:r>
+              <w:rPr>
+                <w:rFonts w:hint="eastAsia"/>
+                <w:strike w:val="0"/>
+                <w:dstrike w:val="0"/>
+              </w:rPr>
+              <w:t>0</w:t>
+            </w:r>
+            <w:r>
+              <w:rPr>
+                <w:rFonts w:hint="eastAsia"/>
+                <w:strike w:val="0"/>
+                <w:dstrike w:val="0"/>
+                <w:lang w:val="en-US" w:eastAsia="zh-CN"/>
+              </w:rPr>
+              <w:t>E</w:t>
+            </w:r>
+          </w:p>
+        </w:tc>
+        <w:tc>
+          <w:tcPr>
+            <w:tcW w:w="1134" w:type="dxa"/>
+            <w:vAlign w:val="center"/>
+          </w:tcPr>
+          <w:p>
+            <w:pPr>
+              <w:jc w:val="center"/>
+              <w:rPr>
+                <w:rFonts w:hint="default" w:eastAsiaTheme="minorEastAsia"/>
+                <w:strike w:val="0"/>
+                <w:dstrike w:val="0"/>
+                <w:lang w:val="en-US" w:eastAsia="zh-CN"/>
+              </w:rPr>
+            </w:pPr>
+            <w:r>
+              <w:rPr>
+                <w:rFonts w:hint="eastAsia"/>
+                <w:strike w:val="0"/>
+                <w:dstrike w:val="0"/>
+                <w:lang w:val="en-US" w:eastAsia="zh-CN"/>
+              </w:rPr>
+              <w:t>0</w:t>
+            </w:r>
+          </w:p>
+        </w:tc>
+        <w:tc>
+          <w:tcPr>
+            <w:tcW w:w="3425" w:type="dxa"/>
+            <w:vAlign w:val="center"/>
+          </w:tcPr>
+          <w:p>
+            <w:pPr>
+              <w:jc w:val="center"/>
+              <w:rPr>
+                <w:rFonts w:hint="default"/>
+                <w:strike w:val="0"/>
+                <w:dstrike w:val="0"/>
+                <w:lang w:val="en-US" w:eastAsia="zh-CN"/>
+              </w:rPr>
+            </w:pPr>
+            <w:r>
+              <w:rPr>
+                <w:rFonts w:hint="eastAsia"/>
+                <w:strike w:val="0"/>
+                <w:dstrike w:val="0"/>
+                <w:lang w:val="en-US" w:eastAsia="zh-CN"/>
+              </w:rPr>
+              <w:t>None</w:t>
+            </w:r>
+          </w:p>
+        </w:tc>
+        <w:tc>
+          <w:tcPr>
+            <w:tcW w:w="950" w:type="dxa"/>
+            <w:vAlign w:val="center"/>
+          </w:tcPr>
+          <w:p>
+            <w:pPr>
+              <w:jc w:val="center"/>
+              <w:rPr>
+                <w:rFonts w:hint="eastAsia"/>
+                <w:strike w:val="0"/>
+                <w:dstrike w:val="0"/>
+              </w:rPr>
+            </w:pPr>
+            <w:r>
+              <w:rPr>
+                <w:rFonts w:hint="eastAsia"/>
+                <w:lang w:val="en-US" w:eastAsia="zh-CN"/>
+              </w:rPr>
+              <w:t>2 byte</w:t>
+            </w:r>
+            <w:bookmarkStart w:id="4" w:name="_GoBack"/>
+            <w:bookmarkEnd w:id="4"/>
+          </w:p>
+        </w:tc>
+        <w:tc>
+          <w:tcPr>
+            <w:tcW w:w="1018" w:type="dxa"/>
+            <w:vAlign w:val="center"/>
+          </w:tcPr>
+          <w:p>
+            <w:pPr>
+              <w:jc w:val="center"/>
+              <w:rPr>
+                <w:rFonts w:hint="eastAsia"/>
+                <w:strike w:val="0"/>
+                <w:dstrike w:val="0"/>
+              </w:rPr>
+            </w:pPr>
+            <w:r>
+              <w:rPr>
+                <w:rFonts w:hint="eastAsia"/>
+                <w:strike w:val="0"/>
+                <w:dstrike w:val="0"/>
+              </w:rPr>
+              <w:t>AA 55</w:t>
+            </w:r>
+          </w:p>
+        </w:tc>
+      </w:tr>
+    </w:tbl>
+    <w:p>
+      <w:pPr>
+        <w:rPr>
+          <w:rFonts w:hint="eastAsia"/>
+          <w:lang w:val="en-US" w:eastAsia="zh-CN"/>
+        </w:rPr>
+      </w:pPr>
+    </w:p>
+    <w:p>
+      <w:pPr>
+        <w:rPr>
+          <w:rFonts w:hint="eastAsia"/>
+          <w:lang w:val="en-US" w:eastAsia="zh-CN"/>
+        </w:rPr>
+      </w:pPr>
+    </w:p>
+    <w:p>
+      <w:pPr>
+        <w:rPr>
+          <w:rFonts w:hint="eastAsia"/>
+        </w:rPr>
+      </w:pPr>
     </w:p>
     <w:p>
       <w:pPr>
@@ -3293,6 +6333,30 @@
     </w:p>
   </w:footnote>
 </w:footnotes>
+</file>
+
+<file path=word/numbering.xml><?xml version="1.0" encoding="utf-8"?>
+<w:numbering xmlns:wpc="http://schemas.microsoft.com/office/word/2010/wordprocessingCanvas" xmlns:mc="http://schemas.openxmlformats.org/markup-compatibility/2006" xmlns:o="urn:schemas-microsoft-com:office:office" xmlns:r="http://schemas.openxmlformats.org/officeDocument/2006/relationships" xmlns:m="http://schemas.openxmlformats.org/officeDocument/2006/math" xmlns:v="urn:schemas-microsoft-com:vml" xmlns:wp14="http://schemas.microsoft.com/office/word/2010/wordprocessingDrawing" xmlns:wp="http://schemas.openxmlformats.org/drawingml/2006/wordprocessingDrawing" xmlns:w10="urn:schemas-microsoft-com:office:word" xmlns:w="http://schemas.openxmlformats.org/wordprocessingml/2006/main" xmlns:w14="http://schemas.microsoft.com/office/word/2010/wordml" xmlns:wpg="http://schemas.microsoft.com/office/word/2010/wordprocessingGroup" xmlns:wpi="http://schemas.microsoft.com/office/word/2010/wordprocessingInk" xmlns:wne="http://schemas.microsoft.com/office/word/2006/wordml" xmlns:wps="http://schemas.microsoft.com/office/word/2010/wordprocessingShape" xmlns:wpsCustomData="http://www.wps.cn/officeDocument/2013/wpsCustomData" mc:Ignorable="w14 wp14">
+  <w:abstractNum w:abstractNumId="0">
+    <w:nsid w:val="20B5DF59"/>
+    <w:multiLevelType w:val="singleLevel"/>
+    <w:tmpl w:val="20B5DF59"/>
+    <w:lvl w:ilvl="0" w:tentative="0">
+      <w:start w:val="4"/>
+      <w:numFmt w:val="decimal"/>
+      <w:lvlText w:val="%1."/>
+      <w:lvlJc w:val="left"/>
+      <w:pPr>
+        <w:tabs>
+          <w:tab w:val="left" w:pos="312"/>
+        </w:tabs>
+      </w:pPr>
+    </w:lvl>
+  </w:abstractNum>
+  <w:num w:numId="1">
+    <w:abstractNumId w:val="0"/>
+  </w:num>
+</w:numbering>
 </file>
 
 <file path=word/styles.xml><?xml version="1.0" encoding="utf-8"?>
@@ -3309,7 +6373,7 @@
     <w:lsdException w:qFormat="1" w:unhideWhenUsed="0" w:uiPriority="0" w:semiHidden="0" w:name="Normal"/>
     <w:lsdException w:qFormat="1" w:unhideWhenUsed="0" w:uiPriority="9" w:semiHidden="0" w:name="heading 1"/>
     <w:lsdException w:qFormat="1" w:uiPriority="9" w:name="heading 2"/>
-    <w:lsdException w:qFormat="1" w:uiPriority="9" w:name="heading 3"/>
+    <w:lsdException w:qFormat="1" w:uiPriority="9" w:semiHidden="0" w:name="heading 3"/>
     <w:lsdException w:qFormat="1" w:uiPriority="9" w:name="heading 4"/>
     <w:lsdException w:qFormat="1" w:uiPriority="9" w:name="heading 5"/>
     <w:lsdException w:qFormat="1" w:uiPriority="9" w:name="heading 6"/>
@@ -3622,7 +6686,6 @@
     <w:basedOn w:val="1"/>
     <w:next w:val="1"/>
     <w:link w:val="21"/>
-    <w:semiHidden/>
     <w:unhideWhenUsed/>
     <w:qFormat/>
     <w:uiPriority w:val="9"/>
